--- a/paper/EcoInf_information_value_manuscript.docx
+++ b/paper/EcoInf_information_value_manuscript.docx
@@ -156,7 +156,7 @@
           <w:i w:val="0"/>
           <w:sz w:val="22"/>
         </w:rPr>
-        <w:t>• Verde LSTM loses to linear routing (NSE 0.39 versus 0.61).</w:t>
+        <w:t>• Verde: XGB beats routing at 1 d; LSTM and 3–7 d XGB do not.</w:t>
       </w:r>
     </w:p>
     <w:p>
@@ -170,7 +170,7 @@
           <w:i w:val="0"/>
           <w:sz w:val="22"/>
         </w:rPr>
-        <w:t>• Oracle rain adds ~0 NSE at 1 day but +0.20 at 7 days.</w:t>
+        <w:t>• OLS rain ceiling is ~0 on snowmelt (Animas and Bow).</w:t>
       </w:r>
     </w:p>
     <w:p>
@@ -224,7 +224,7 @@
           <w:i w:val="0"/>
           <w:sz w:val="22"/>
         </w:rPr>
-        <w:t>Learned environmental forecasts are often reported as a new network beating persistence on one basin or shelf. We instead ask a transferable question: relative to a simple domain baseline, where does a learned model add decision skill, and which missing information caps that skill? One evaluation grammar is applied to two media. On five USGS rivers spanning humid, snowmelt and semi-arid climates, lagged-upstream linear routing already captures most next-day Nash–Sutcliffe efficiency. Upstream gauges add substantial information only on the James (ΔNSE +0.13) and almost none on the Willamette. Perfect future precipitation raises 3- and 7-day NSE by +0.12 and +0.20 and adds nothing at 1 day, so the weekly bottleneck is foresight rather than architecture. P90 flood critical success index of the learned model is 0.75 / 0.29 / 0.26 at 1 / 3 / 7 days, while routing CSI falls to 0.04 at 7 days. On an East China Sea shelf oxygen cube, a spatiotemporal Transformer beats climatology at 1 month (RMSE 3.876 versus 5.30 µmol kg⁻¹) but a climatology–Transformer hybrid is required at 2 months, and Argo-like history raises lead-1 RMSE by about 35%. Residuals concentrate in the coastal tercile. The contribution is the protocol—simple baseline, event score, information ceiling, failure locus—not a universal sequence model.</w:t>
+        <w:t>Learned environmental forecasts are often reported as a new network beating persistence on one basin or shelf. We instead ask a transferable question: relative to a simple domain baseline, where does a learned model add decision skill, and which missing information caps that skill? One evaluation grammar is applied to two media. On five USGS rivers spanning humid, snowmelt and semi-arid climates, lagged-upstream linear routing already captures most next-day Nash–Sutcliffe efficiency. Upstream gauges add substantial information only on the James (ΔNSE +0.13) and almost none on the Willamette. Model class is not a uniform upgrade: on the semi-arid Verde, XGBoost beats routing at 1 day (NSE 0.66 versus 0.61) while LSTM-Attention loses (0.38), and XGBoost NSE turns negative at 3–7 days. A nested Bow River transfer in Alberta reproduces next-day routing saturation outside the USGS network. An ordinary-least-squares precipitation ceiling is near zero at 3 days on snowmelt (Animas, Bow) and +0.07 on the Potomac. Perfect future precipitation raises Potomac 3- and 7-day LSTM NSE by +0.12 and +0.20, but operational GFS quantitative precipitation forecasts are negative at 3 days (−0.03). P90 flood CSI of LSTM-Attention is 0.75 / 0.29 / 0.26 at 1 / 3 / 7 days on the Potomac, while routing CSI falls to 0.04 at 7 days. On a WOA-informed East China Sea shelf oxygen cube, a spatiotemporal Transformer beats climatology at 1 month (RMSE 3.88 versus 5.30 µmol kg⁻¹) but a climatology–Transformer hybrid is required at 2 months, and Argo-like history raises lead-1 RMSE by about 35%. Residuals concentrate in the coastal tercile. Low-oxygen scores use the training 10th percentile, not hypoxia &lt;60 µmol kg⁻¹. The contribution is the protocol—simple baseline, event score, information ceiling, failure locus—not a universal sequence model.</w:t>
       </w:r>
     </w:p>
     <w:p>
@@ -249,7 +249,7 @@
           <w:i w:val="0"/>
           <w:sz w:val="22"/>
         </w:rPr>
-        <w:t>environmental forecasting; information value; streamflow; dissolved oxygen; hypoxia; critical success index; climatology; sparse observations</w:t>
+        <w:t>environmental forecasting; information value; streamflow; dissolved oxygen; critical success index; climatology; quantitative precipitation forecast; sparse observations</w:t>
       </w:r>
     </w:p>
     <w:p>
@@ -293,7 +293,7 @@
           <w:i w:val="0"/>
           <w:sz w:val="22"/>
         </w:rPr>
-        <w:t>The gap is not another encoder. It is a grammar for information value that a reader in another basin or another ocean can falsify. We require four ingredients on every figure: (i) persistence; (ii) a domain-simple baseline—lagged-upstream linear routing for rivers [4] and month-of-year climatology for oxygen; (iii) a decision metric—P90 flood critical success index (CSI) [5] and hypoxia-style F1/CSI; (iv) an explicit bottleneck test—oracle precipitation, dense versus Argo-like oxygen history, and coastal residual maps. Learned models are instruments, not the claim.</w:t>
+        <w:t>The gap is not another encoder. It is a grammar for information value that a reader in another basin or another ocean can falsify. We require four ingredients on every figure: (i) persistence; (ii) a domain-simple baseline—lagged-upstream linear routing in the Muskingum transfer-function family [4] and month-of-year climatology for oxygen; (iii) a decision metric—P90 flood critical success index (CSI) [5] and low-tail oxygen F1/CSI at the training 10th percentile; (iv) an explicit bottleneck test—oracle precipitation versus operational GFS QPF, dense versus Argo-like oxygen history, and coastal residual maps. Learned models are instruments, not the claim.</w:t>
       </w:r>
     </w:p>
     <w:p>
@@ -308,7 +308,7 @@
           <w:i w:val="0"/>
           <w:sz w:val="22"/>
         </w:rPr>
-        <w:t>Rivers use public USGS discharge with Open-Meteo / GFS precipitation on the Potomac, James, Willamette, Animas and Verde. The ocean experiments use a WOA-informed East China Sea shelf oxygen cube with temperature, salinity, OISST and ERA5-backed wind at 1–3 month leads. The oxygen target is a development cube, not GOBAI-O2 [6]; that limitation bounds process claims, not the protocol. Daily estuary hypoxia AI [7] is a related but shorter-range task.</w:t>
+        <w:t>Rivers use public USGS discharge and Open-Meteo meteorology on the Potomac, James, Willamette, Animas and Verde, operational GFS QPF on the Potomac only, and a nested Water Survey of Canada transfer on the Bow River at Calgary (Cochrane and Banff upstream; native m³ s⁻¹). The ocean experiments use a WOA-informed East China Sea shelf oxygen cube with temperature, salinity, OISST and ERA5-backed wind at 1–3 month leads. The oxygen target is a development cube (climatological structure plus synthetic autoregressive anomalies), not GOBAI-O2 [6]; that limitation bounds process claims, not the protocol. Daily estuary hypoxia AI [7] is a related but shorter-range task.</w:t>
       </w:r>
     </w:p>
     <w:p>
@@ -351,7 +351,7 @@
           <w:i w:val="0"/>
           <w:sz w:val="22"/>
         </w:rPr>
-        <w:t>For each lead time we (1) apply persistence and the domain-simple baseline; (2) fit one learned model on the same predictors (LSTM-Attention / XGBoost on rivers; spatiotemporal Transformer and a validation-tuned hybrid with climatology on oxygen); (3) report continuous skill and an event score; (4) remove or replace one information source and record the delta; (5) map residuals onto a physical axis (climate class, coastal proximity, 50 dbar). If a panel cannot be read as “relative to what, for which decision, capped by what,” it is omitted.</w:t>
+        <w:t>For each lead time we (1) apply persistence and the domain-simple baseline; (2) fit learned instruments on the same predictors (LSTM-Attention and XGBoost on rivers; spatiotemporal Transformer and a validation-tuned hybrid with climatology on oxygen); (3) report continuous skill and an event score; (4) remove or replace one information source and record the delta; (5) map residuals onto a physical axis (climate class, coastal proximity, 50 dbar). Ranking flips with lead time are retained; they are part of the protocol, not noise.</w:t>
       </w:r>
     </w:p>
     <w:p>
@@ -380,7 +380,7 @@
           <w:i w:val="0"/>
           <w:sz w:val="22"/>
         </w:rPr>
-        <w:t>The routing baseline is a linear map from lagged upstream discharge to the target gauge. Ablation ΔNSE is full-network learned NSE minus local-only learned NSE at 1 day. Flood events exceed the training-period 90th percentile. Oracle precipitation replaces observed catchment rain with perfect future rain. SHAP on Potomac 1-day XGBoost ranks target discharge ahead of upstream flow and precipitation [8].</w:t>
+        <w:t>The routing baseline is ordinary least squares on lagged target and upstream discharge [4]. Ablation ΔNSE is full-network LSTM NSE minus local-only LSTM NSE. Flood events exceed the training-period 90th percentile. LSTM CSI and LSTM oracle precipitation are reported for the Potomac; XGBoost CSI and oracle precipitation complete the same grammar across the climate ladder when those tables are frozen. Operational QPF uses Open-Meteo GFS previous-run precipitation on Potomac 2024. SHAP on Potomac 1-day XGBoost ranks target discharge ahead of upstream flow and precipitation [8]. Climate-band CSI and oracle tables are a locked XGBoost re-fit (same chronological split). One-day NSE matches Table 1 within 0.02; Verde 3- and 7-day NSE from that re-fit is not used to overwrite Table 1b. The Bow transfer uses the same split on WSC HYDAT daily means (2006–2023 after the Cochrane inner join); winter values are often ice-flagged. Ablation ΔNSE on Bow is XGBoost full-network minus local-only. The precipitation ceiling used for transfer claims is ordinary least squares with perfect future rain; XGBoost oracle skill is reported as a sensitivity and is not used where it degrades relative to the observed-rain model.</w:t>
       </w:r>
     </w:p>
     <w:p>
@@ -409,7 +409,7 @@
           <w:i w:val="0"/>
           <w:sz w:val="22"/>
         </w:rPr>
-        <w:t>History length is 12 months; leads are 1, 2 and 3 months with year-block splits. The event threshold is the 10th percentile of oxygen. Sparse tests hide oxygen history while keeping physical drivers visible (point, block, sensor, station, mixed, Argo columns). Hybrid blend weights are tuned on validation and shrink toward climatology at longer leads.</w:t>
+        <w:t>History length is 12 months; leads are 1, 2 and 3 months with year-block splits. The event threshold is the 10th percentile of oxygen on the training cube (195 µmol kg⁻¹). Absolute hypoxia (&lt;60 µmol kg⁻¹) occupies &lt;1% of cells, so scores are low-tail F1/CSI, not hypoxia prevalence [10]. Sparse tests hide oxygen history while keeping physical drivers visible (point, block, sensor, station, mixed, Argo columns); they are information-ceiling tests, not a rank-reversal study [9]. Hybrid blend weights are tuned on validation and shrink toward climatology at longer leads (w = 1.0, 0.35, 0.05).</w:t>
       </w:r>
     </w:p>
     <w:p>
@@ -437,7 +437,7 @@
           <w:i w:val="0"/>
           <w:sz w:val="22"/>
         </w:rPr>
-        <w:t>3.1 Gauge information is climate-conditional</w:t>
+        <w:t>3.1 Gauge information and model class are climate-conditional</w:t>
       </w:r>
     </w:p>
     <w:p>
@@ -452,7 +452,764 @@
           <w:i w:val="0"/>
           <w:sz w:val="22"/>
         </w:rPr>
-        <w:t>At 1-day lead, routing NSE already exceeds 0.86 on humid and snowmelt basins (Table 1). Upstream ablation ΔNSE is +0.13 on James, +0.02 on Potomac, ≈0 on Willamette, +0.01 on Animas, and +0.06 on Verde, where the learned model (NSE 0.39) loses to routing (0.61). Architectures are therefore not uniformly safer than a linear hydrologic reference.</w:t>
+        <w:t>At 1-day lead, routing NSE already exceeds 0.86 on humid and snowmelt basins (Table 1). Upstream ablation ΔNSE is +0.13 on James, +0.02 on Potomac, ≈0 on Willamette, +0.01 on Animas, and +0.06 on Verde. The Verde result is a model-class × climate interaction, not a blanket failure of learning: 1-day NSE is XGBoost 0.664 &gt; routing 0.605 &gt; LSTM-Attention 0.385. At 3 and 7 days Verde XGBoost NSE is negative (-0.123 / -0.111) while routing remains positive (0.245 / 0.188). Willamette 7-day LSTM-Attention is 0.15 NSE below routing. Animas 7-day routing NSE is still 0.85: seasonal memory, not architecture, carries the week. Rankings therefore flip with lead time.</w:t>
+      </w:r>
+    </w:p>
+    <w:tbl>
+      <w:tblPr>
+        <w:tblStyle w:val="TableGrid"/>
+        <w:tblW w:type="auto" w:w="0"/>
+        <w:tblLook w:firstColumn="1" w:firstRow="1" w:lastColumn="0" w:lastRow="0" w:noHBand="0" w:noVBand="1" w:val="04A0"/>
+      </w:tblPr>
+      <w:tblGrid>
+        <w:gridCol w:w="1234"/>
+        <w:gridCol w:w="1234"/>
+        <w:gridCol w:w="1234"/>
+        <w:gridCol w:w="1234"/>
+        <w:gridCol w:w="1234"/>
+        <w:gridCol w:w="1234"/>
+        <w:gridCol w:w="1234"/>
+      </w:tblGrid>
+      <w:tr>
+        <w:tc>
+          <w:tcPr>
+            <w:tcW w:type="dxa" w:w="1234"/>
+          </w:tcPr>
+          <w:p>
+            <w:r/>
+            <w:r>
+              <w:rPr>
+                <w:rFonts w:ascii="Times New Roman" w:hAnsi="Times New Roman" w:eastAsia="Times New Roman"/>
+                <w:b/>
+                <w:i w:val="0"/>
+                <w:sz w:val="18"/>
+              </w:rPr>
+              <w:t>Basin</w:t>
+            </w:r>
+          </w:p>
+        </w:tc>
+        <w:tc>
+          <w:tcPr>
+            <w:tcW w:type="dxa" w:w="1234"/>
+          </w:tcPr>
+          <w:p>
+            <w:r/>
+            <w:r>
+              <w:rPr>
+                <w:rFonts w:ascii="Times New Roman" w:hAnsi="Times New Roman" w:eastAsia="Times New Roman"/>
+                <w:b/>
+                <w:i w:val="0"/>
+                <w:sz w:val="18"/>
+              </w:rPr>
+              <w:t>Climate</w:t>
+            </w:r>
+          </w:p>
+        </w:tc>
+        <w:tc>
+          <w:tcPr>
+            <w:tcW w:type="dxa" w:w="1234"/>
+          </w:tcPr>
+          <w:p>
+            <w:r/>
+            <w:r>
+              <w:rPr>
+                <w:rFonts w:ascii="Times New Roman" w:hAnsi="Times New Roman" w:eastAsia="Times New Roman"/>
+                <w:b/>
+                <w:i w:val="0"/>
+                <w:sz w:val="18"/>
+              </w:rPr>
+              <w:t>Routing</w:t>
+            </w:r>
+          </w:p>
+        </w:tc>
+        <w:tc>
+          <w:tcPr>
+            <w:tcW w:type="dxa" w:w="1234"/>
+          </w:tcPr>
+          <w:p>
+            <w:r/>
+            <w:r>
+              <w:rPr>
+                <w:rFonts w:ascii="Times New Roman" w:hAnsi="Times New Roman" w:eastAsia="Times New Roman"/>
+                <w:b/>
+                <w:i w:val="0"/>
+                <w:sz w:val="18"/>
+              </w:rPr>
+              <w:t>XGBoost</w:t>
+            </w:r>
+          </w:p>
+        </w:tc>
+        <w:tc>
+          <w:tcPr>
+            <w:tcW w:type="dxa" w:w="1234"/>
+          </w:tcPr>
+          <w:p>
+            <w:r/>
+            <w:r>
+              <w:rPr>
+                <w:rFonts w:ascii="Times New Roman" w:hAnsi="Times New Roman" w:eastAsia="Times New Roman"/>
+                <w:b/>
+                <w:i w:val="0"/>
+                <w:sz w:val="18"/>
+              </w:rPr>
+              <w:t>LSTM-Attn</w:t>
+            </w:r>
+          </w:p>
+        </w:tc>
+        <w:tc>
+          <w:tcPr>
+            <w:tcW w:type="dxa" w:w="1234"/>
+          </w:tcPr>
+          <w:p>
+            <w:r/>
+            <w:r>
+              <w:rPr>
+                <w:rFonts w:ascii="Times New Roman" w:hAnsi="Times New Roman" w:eastAsia="Times New Roman"/>
+                <w:b/>
+                <w:i w:val="0"/>
+                <w:sz w:val="18"/>
+              </w:rPr>
+              <w:t>Upstream ΔNSE</w:t>
+            </w:r>
+          </w:p>
+        </w:tc>
+        <w:tc>
+          <w:tcPr>
+            <w:tcW w:type="dxa" w:w="1234"/>
+          </w:tcPr>
+          <w:p>
+            <w:r/>
+            <w:r>
+              <w:rPr>
+                <w:rFonts w:ascii="Times New Roman" w:hAnsi="Times New Roman" w:eastAsia="Times New Roman"/>
+                <w:b/>
+                <w:i w:val="0"/>
+                <w:sz w:val="18"/>
+              </w:rPr>
+              <w:t>LSTM−routing</w:t>
+            </w:r>
+          </w:p>
+        </w:tc>
+      </w:tr>
+      <w:tr>
+        <w:tc>
+          <w:tcPr>
+            <w:tcW w:type="dxa" w:w="1234"/>
+          </w:tcPr>
+          <w:p>
+            <w:r/>
+            <w:r>
+              <w:rPr>
+                <w:rFonts w:ascii="Times New Roman" w:hAnsi="Times New Roman" w:eastAsia="Times New Roman"/>
+                <w:b w:val="0"/>
+                <w:i w:val="0"/>
+                <w:sz w:val="18"/>
+              </w:rPr>
+              <w:t>potomac</w:t>
+            </w:r>
+          </w:p>
+        </w:tc>
+        <w:tc>
+          <w:tcPr>
+            <w:tcW w:type="dxa" w:w="1234"/>
+          </w:tcPr>
+          <w:p>
+            <w:r/>
+            <w:r>
+              <w:rPr>
+                <w:rFonts w:ascii="Times New Roman" w:hAnsi="Times New Roman" w:eastAsia="Times New Roman"/>
+                <w:b w:val="0"/>
+                <w:i w:val="0"/>
+                <w:sz w:val="18"/>
+              </w:rPr>
+              <w:t>humid_mid_atlantic</w:t>
+            </w:r>
+          </w:p>
+        </w:tc>
+        <w:tc>
+          <w:tcPr>
+            <w:tcW w:type="dxa" w:w="1234"/>
+          </w:tcPr>
+          <w:p>
+            <w:r/>
+            <w:r>
+              <w:rPr>
+                <w:rFonts w:ascii="Times New Roman" w:hAnsi="Times New Roman" w:eastAsia="Times New Roman"/>
+                <w:b w:val="0"/>
+                <w:i w:val="0"/>
+                <w:sz w:val="18"/>
+              </w:rPr>
+              <w:t>0.861</w:t>
+            </w:r>
+          </w:p>
+        </w:tc>
+        <w:tc>
+          <w:tcPr>
+            <w:tcW w:type="dxa" w:w="1234"/>
+          </w:tcPr>
+          <w:p>
+            <w:r/>
+            <w:r>
+              <w:rPr>
+                <w:rFonts w:ascii="Times New Roman" w:hAnsi="Times New Roman" w:eastAsia="Times New Roman"/>
+                <w:b w:val="0"/>
+                <w:i w:val="0"/>
+                <w:sz w:val="18"/>
+              </w:rPr>
+              <w:t>0.911</w:t>
+            </w:r>
+          </w:p>
+        </w:tc>
+        <w:tc>
+          <w:tcPr>
+            <w:tcW w:type="dxa" w:w="1234"/>
+          </w:tcPr>
+          <w:p>
+            <w:r/>
+            <w:r>
+              <w:rPr>
+                <w:rFonts w:ascii="Times New Roman" w:hAnsi="Times New Roman" w:eastAsia="Times New Roman"/>
+                <w:b w:val="0"/>
+                <w:i w:val="0"/>
+                <w:sz w:val="18"/>
+              </w:rPr>
+              <w:t>0.930</w:t>
+            </w:r>
+          </w:p>
+        </w:tc>
+        <w:tc>
+          <w:tcPr>
+            <w:tcW w:type="dxa" w:w="1234"/>
+          </w:tcPr>
+          <w:p>
+            <w:r/>
+            <w:r>
+              <w:rPr>
+                <w:rFonts w:ascii="Times New Roman" w:hAnsi="Times New Roman" w:eastAsia="Times New Roman"/>
+                <w:b w:val="0"/>
+                <w:i w:val="0"/>
+                <w:sz w:val="18"/>
+              </w:rPr>
+              <w:t>0.020</w:t>
+            </w:r>
+          </w:p>
+        </w:tc>
+        <w:tc>
+          <w:tcPr>
+            <w:tcW w:type="dxa" w:w="1234"/>
+          </w:tcPr>
+          <w:p>
+            <w:r/>
+            <w:r>
+              <w:rPr>
+                <w:rFonts w:ascii="Times New Roman" w:hAnsi="Times New Roman" w:eastAsia="Times New Roman"/>
+                <w:b w:val="0"/>
+                <w:i w:val="0"/>
+                <w:sz w:val="18"/>
+              </w:rPr>
+              <w:t>0.070</w:t>
+            </w:r>
+          </w:p>
+        </w:tc>
+      </w:tr>
+      <w:tr>
+        <w:tc>
+          <w:tcPr>
+            <w:tcW w:type="dxa" w:w="1234"/>
+          </w:tcPr>
+          <w:p>
+            <w:r/>
+            <w:r>
+              <w:rPr>
+                <w:rFonts w:ascii="Times New Roman" w:hAnsi="Times New Roman" w:eastAsia="Times New Roman"/>
+                <w:b w:val="0"/>
+                <w:i w:val="0"/>
+                <w:sz w:val="18"/>
+              </w:rPr>
+              <w:t>james</w:t>
+            </w:r>
+          </w:p>
+        </w:tc>
+        <w:tc>
+          <w:tcPr>
+            <w:tcW w:type="dxa" w:w="1234"/>
+          </w:tcPr>
+          <w:p>
+            <w:r/>
+            <w:r>
+              <w:rPr>
+                <w:rFonts w:ascii="Times New Roman" w:hAnsi="Times New Roman" w:eastAsia="Times New Roman"/>
+                <w:b w:val="0"/>
+                <w:i w:val="0"/>
+                <w:sz w:val="18"/>
+              </w:rPr>
+              <w:t>humid_mid_atlantic</w:t>
+            </w:r>
+          </w:p>
+        </w:tc>
+        <w:tc>
+          <w:tcPr>
+            <w:tcW w:type="dxa" w:w="1234"/>
+          </w:tcPr>
+          <w:p>
+            <w:r/>
+            <w:r>
+              <w:rPr>
+                <w:rFonts w:ascii="Times New Roman" w:hAnsi="Times New Roman" w:eastAsia="Times New Roman"/>
+                <w:b w:val="0"/>
+                <w:i w:val="0"/>
+                <w:sz w:val="18"/>
+              </w:rPr>
+              <w:t>0.920</w:t>
+            </w:r>
+          </w:p>
+        </w:tc>
+        <w:tc>
+          <w:tcPr>
+            <w:tcW w:type="dxa" w:w="1234"/>
+          </w:tcPr>
+          <w:p>
+            <w:r/>
+            <w:r>
+              <w:rPr>
+                <w:rFonts w:ascii="Times New Roman" w:hAnsi="Times New Roman" w:eastAsia="Times New Roman"/>
+                <w:b w:val="0"/>
+                <w:i w:val="0"/>
+                <w:sz w:val="18"/>
+              </w:rPr>
+              <w:t>0.939</w:t>
+            </w:r>
+          </w:p>
+        </w:tc>
+        <w:tc>
+          <w:tcPr>
+            <w:tcW w:type="dxa" w:w="1234"/>
+          </w:tcPr>
+          <w:p>
+            <w:r/>
+            <w:r>
+              <w:rPr>
+                <w:rFonts w:ascii="Times New Roman" w:hAnsi="Times New Roman" w:eastAsia="Times New Roman"/>
+                <w:b w:val="0"/>
+                <w:i w:val="0"/>
+                <w:sz w:val="18"/>
+              </w:rPr>
+              <w:t>0.933</w:t>
+            </w:r>
+          </w:p>
+        </w:tc>
+        <w:tc>
+          <w:tcPr>
+            <w:tcW w:type="dxa" w:w="1234"/>
+          </w:tcPr>
+          <w:p>
+            <w:r/>
+            <w:r>
+              <w:rPr>
+                <w:rFonts w:ascii="Times New Roman" w:hAnsi="Times New Roman" w:eastAsia="Times New Roman"/>
+                <w:b w:val="0"/>
+                <w:i w:val="0"/>
+                <w:sz w:val="18"/>
+              </w:rPr>
+              <w:t>0.129</w:t>
+            </w:r>
+          </w:p>
+        </w:tc>
+        <w:tc>
+          <w:tcPr>
+            <w:tcW w:type="dxa" w:w="1234"/>
+          </w:tcPr>
+          <w:p>
+            <w:r/>
+            <w:r>
+              <w:rPr>
+                <w:rFonts w:ascii="Times New Roman" w:hAnsi="Times New Roman" w:eastAsia="Times New Roman"/>
+                <w:b w:val="0"/>
+                <w:i w:val="0"/>
+                <w:sz w:val="18"/>
+              </w:rPr>
+              <w:t>0.013</w:t>
+            </w:r>
+          </w:p>
+        </w:tc>
+      </w:tr>
+      <w:tr>
+        <w:tc>
+          <w:tcPr>
+            <w:tcW w:type="dxa" w:w="1234"/>
+          </w:tcPr>
+          <w:p>
+            <w:r/>
+            <w:r>
+              <w:rPr>
+                <w:rFonts w:ascii="Times New Roman" w:hAnsi="Times New Roman" w:eastAsia="Times New Roman"/>
+                <w:b w:val="0"/>
+                <w:i w:val="0"/>
+                <w:sz w:val="18"/>
+              </w:rPr>
+              <w:t>willamette</w:t>
+            </w:r>
+          </w:p>
+        </w:tc>
+        <w:tc>
+          <w:tcPr>
+            <w:tcW w:type="dxa" w:w="1234"/>
+          </w:tcPr>
+          <w:p>
+            <w:r/>
+            <w:r>
+              <w:rPr>
+                <w:rFonts w:ascii="Times New Roman" w:hAnsi="Times New Roman" w:eastAsia="Times New Roman"/>
+                <w:b w:val="0"/>
+                <w:i w:val="0"/>
+                <w:sz w:val="18"/>
+              </w:rPr>
+              <w:t>humid_pacific_nw</w:t>
+            </w:r>
+          </w:p>
+        </w:tc>
+        <w:tc>
+          <w:tcPr>
+            <w:tcW w:type="dxa" w:w="1234"/>
+          </w:tcPr>
+          <w:p>
+            <w:r/>
+            <w:r>
+              <w:rPr>
+                <w:rFonts w:ascii="Times New Roman" w:hAnsi="Times New Roman" w:eastAsia="Times New Roman"/>
+                <w:b w:val="0"/>
+                <w:i w:val="0"/>
+                <w:sz w:val="18"/>
+              </w:rPr>
+              <w:t>0.970</w:t>
+            </w:r>
+          </w:p>
+        </w:tc>
+        <w:tc>
+          <w:tcPr>
+            <w:tcW w:type="dxa" w:w="1234"/>
+          </w:tcPr>
+          <w:p>
+            <w:r/>
+            <w:r>
+              <w:rPr>
+                <w:rFonts w:ascii="Times New Roman" w:hAnsi="Times New Roman" w:eastAsia="Times New Roman"/>
+                <w:b w:val="0"/>
+                <w:i w:val="0"/>
+                <w:sz w:val="18"/>
+              </w:rPr>
+              <w:t>0.986</w:t>
+            </w:r>
+          </w:p>
+        </w:tc>
+        <w:tc>
+          <w:tcPr>
+            <w:tcW w:type="dxa" w:w="1234"/>
+          </w:tcPr>
+          <w:p>
+            <w:r/>
+            <w:r>
+              <w:rPr>
+                <w:rFonts w:ascii="Times New Roman" w:hAnsi="Times New Roman" w:eastAsia="Times New Roman"/>
+                <w:b w:val="0"/>
+                <w:i w:val="0"/>
+                <w:sz w:val="18"/>
+              </w:rPr>
+              <w:t>0.990</w:t>
+            </w:r>
+          </w:p>
+        </w:tc>
+        <w:tc>
+          <w:tcPr>
+            <w:tcW w:type="dxa" w:w="1234"/>
+          </w:tcPr>
+          <w:p>
+            <w:r/>
+            <w:r>
+              <w:rPr>
+                <w:rFonts w:ascii="Times New Roman" w:hAnsi="Times New Roman" w:eastAsia="Times New Roman"/>
+                <w:b w:val="0"/>
+                <w:i w:val="0"/>
+                <w:sz w:val="18"/>
+              </w:rPr>
+              <w:t>0.003</w:t>
+            </w:r>
+          </w:p>
+        </w:tc>
+        <w:tc>
+          <w:tcPr>
+            <w:tcW w:type="dxa" w:w="1234"/>
+          </w:tcPr>
+          <w:p>
+            <w:r/>
+            <w:r>
+              <w:rPr>
+                <w:rFonts w:ascii="Times New Roman" w:hAnsi="Times New Roman" w:eastAsia="Times New Roman"/>
+                <w:b w:val="0"/>
+                <w:i w:val="0"/>
+                <w:sz w:val="18"/>
+              </w:rPr>
+              <w:t>0.020</w:t>
+            </w:r>
+          </w:p>
+        </w:tc>
+      </w:tr>
+      <w:tr>
+        <w:tc>
+          <w:tcPr>
+            <w:tcW w:type="dxa" w:w="1234"/>
+          </w:tcPr>
+          <w:p>
+            <w:r/>
+            <w:r>
+              <w:rPr>
+                <w:rFonts w:ascii="Times New Roman" w:hAnsi="Times New Roman" w:eastAsia="Times New Roman"/>
+                <w:b w:val="0"/>
+                <w:i w:val="0"/>
+                <w:sz w:val="18"/>
+              </w:rPr>
+              <w:t>animas</w:t>
+            </w:r>
+          </w:p>
+        </w:tc>
+        <w:tc>
+          <w:tcPr>
+            <w:tcW w:type="dxa" w:w="1234"/>
+          </w:tcPr>
+          <w:p>
+            <w:r/>
+            <w:r>
+              <w:rPr>
+                <w:rFonts w:ascii="Times New Roman" w:hAnsi="Times New Roman" w:eastAsia="Times New Roman"/>
+                <w:b w:val="0"/>
+                <w:i w:val="0"/>
+                <w:sz w:val="18"/>
+              </w:rPr>
+              <w:t>snowmelt_rockies</w:t>
+            </w:r>
+          </w:p>
+        </w:tc>
+        <w:tc>
+          <w:tcPr>
+            <w:tcW w:type="dxa" w:w="1234"/>
+          </w:tcPr>
+          <w:p>
+            <w:r/>
+            <w:r>
+              <w:rPr>
+                <w:rFonts w:ascii="Times New Roman" w:hAnsi="Times New Roman" w:eastAsia="Times New Roman"/>
+                <w:b w:val="0"/>
+                <w:i w:val="0"/>
+                <w:sz w:val="18"/>
+              </w:rPr>
+              <w:t>0.980</w:t>
+            </w:r>
+          </w:p>
+        </w:tc>
+        <w:tc>
+          <w:tcPr>
+            <w:tcW w:type="dxa" w:w="1234"/>
+          </w:tcPr>
+          <w:p>
+            <w:r/>
+            <w:r>
+              <w:rPr>
+                <w:rFonts w:ascii="Times New Roman" w:hAnsi="Times New Roman" w:eastAsia="Times New Roman"/>
+                <w:b w:val="0"/>
+                <w:i w:val="0"/>
+                <w:sz w:val="18"/>
+              </w:rPr>
+              <w:t>0.985</w:t>
+            </w:r>
+          </w:p>
+        </w:tc>
+        <w:tc>
+          <w:tcPr>
+            <w:tcW w:type="dxa" w:w="1234"/>
+          </w:tcPr>
+          <w:p>
+            <w:r/>
+            <w:r>
+              <w:rPr>
+                <w:rFonts w:ascii="Times New Roman" w:hAnsi="Times New Roman" w:eastAsia="Times New Roman"/>
+                <w:b w:val="0"/>
+                <w:i w:val="0"/>
+                <w:sz w:val="18"/>
+              </w:rPr>
+              <w:t>0.988</w:t>
+            </w:r>
+          </w:p>
+        </w:tc>
+        <w:tc>
+          <w:tcPr>
+            <w:tcW w:type="dxa" w:w="1234"/>
+          </w:tcPr>
+          <w:p>
+            <w:r/>
+            <w:r>
+              <w:rPr>
+                <w:rFonts w:ascii="Times New Roman" w:hAnsi="Times New Roman" w:eastAsia="Times New Roman"/>
+                <w:b w:val="0"/>
+                <w:i w:val="0"/>
+                <w:sz w:val="18"/>
+              </w:rPr>
+              <w:t>0.010</w:t>
+            </w:r>
+          </w:p>
+        </w:tc>
+        <w:tc>
+          <w:tcPr>
+            <w:tcW w:type="dxa" w:w="1234"/>
+          </w:tcPr>
+          <w:p>
+            <w:r/>
+            <w:r>
+              <w:rPr>
+                <w:rFonts w:ascii="Times New Roman" w:hAnsi="Times New Roman" w:eastAsia="Times New Roman"/>
+                <w:b w:val="0"/>
+                <w:i w:val="0"/>
+                <w:sz w:val="18"/>
+              </w:rPr>
+              <w:t>0.008</w:t>
+            </w:r>
+          </w:p>
+        </w:tc>
+      </w:tr>
+      <w:tr>
+        <w:tc>
+          <w:tcPr>
+            <w:tcW w:type="dxa" w:w="1234"/>
+          </w:tcPr>
+          <w:p>
+            <w:r/>
+            <w:r>
+              <w:rPr>
+                <w:rFonts w:ascii="Times New Roman" w:hAnsi="Times New Roman" w:eastAsia="Times New Roman"/>
+                <w:b w:val="0"/>
+                <w:i w:val="0"/>
+                <w:sz w:val="18"/>
+              </w:rPr>
+              <w:t>verde</w:t>
+            </w:r>
+          </w:p>
+        </w:tc>
+        <w:tc>
+          <w:tcPr>
+            <w:tcW w:type="dxa" w:w="1234"/>
+          </w:tcPr>
+          <w:p>
+            <w:r/>
+            <w:r>
+              <w:rPr>
+                <w:rFonts w:ascii="Times New Roman" w:hAnsi="Times New Roman" w:eastAsia="Times New Roman"/>
+                <w:b w:val="0"/>
+                <w:i w:val="0"/>
+                <w:sz w:val="18"/>
+              </w:rPr>
+              <w:t>semiarid_southwest</w:t>
+            </w:r>
+          </w:p>
+        </w:tc>
+        <w:tc>
+          <w:tcPr>
+            <w:tcW w:type="dxa" w:w="1234"/>
+          </w:tcPr>
+          <w:p>
+            <w:r/>
+            <w:r>
+              <w:rPr>
+                <w:rFonts w:ascii="Times New Roman" w:hAnsi="Times New Roman" w:eastAsia="Times New Roman"/>
+                <w:b w:val="0"/>
+                <w:i w:val="0"/>
+                <w:sz w:val="18"/>
+              </w:rPr>
+              <w:t>0.605</w:t>
+            </w:r>
+          </w:p>
+        </w:tc>
+        <w:tc>
+          <w:tcPr>
+            <w:tcW w:type="dxa" w:w="1234"/>
+          </w:tcPr>
+          <w:p>
+            <w:r/>
+            <w:r>
+              <w:rPr>
+                <w:rFonts w:ascii="Times New Roman" w:hAnsi="Times New Roman" w:eastAsia="Times New Roman"/>
+                <w:b w:val="0"/>
+                <w:i w:val="0"/>
+                <w:sz w:val="18"/>
+              </w:rPr>
+              <w:t>0.664</w:t>
+            </w:r>
+          </w:p>
+        </w:tc>
+        <w:tc>
+          <w:tcPr>
+            <w:tcW w:type="dxa" w:w="1234"/>
+          </w:tcPr>
+          <w:p>
+            <w:r/>
+            <w:r>
+              <w:rPr>
+                <w:rFonts w:ascii="Times New Roman" w:hAnsi="Times New Roman" w:eastAsia="Times New Roman"/>
+                <w:b w:val="0"/>
+                <w:i w:val="0"/>
+                <w:sz w:val="18"/>
+              </w:rPr>
+              <w:t>0.385</w:t>
+            </w:r>
+          </w:p>
+        </w:tc>
+        <w:tc>
+          <w:tcPr>
+            <w:tcW w:type="dxa" w:w="1234"/>
+          </w:tcPr>
+          <w:p>
+            <w:r/>
+            <w:r>
+              <w:rPr>
+                <w:rFonts w:ascii="Times New Roman" w:hAnsi="Times New Roman" w:eastAsia="Times New Roman"/>
+                <w:b w:val="0"/>
+                <w:i w:val="0"/>
+                <w:sz w:val="18"/>
+              </w:rPr>
+              <w:t>0.061</w:t>
+            </w:r>
+          </w:p>
+        </w:tc>
+        <w:tc>
+          <w:tcPr>
+            <w:tcW w:type="dxa" w:w="1234"/>
+          </w:tcPr>
+          <w:p>
+            <w:r/>
+            <w:r>
+              <w:rPr>
+                <w:rFonts w:ascii="Times New Roman" w:hAnsi="Times New Roman" w:eastAsia="Times New Roman"/>
+                <w:b w:val="0"/>
+                <w:i w:val="0"/>
+                <w:sz w:val="18"/>
+              </w:rPr>
+              <w:t>-0.221</w:t>
+            </w:r>
+          </w:p>
+        </w:tc>
+      </w:tr>
+    </w:tbl>
+    <w:p>
+      <w:pPr>
+        <w:spacing w:before="80" w:after="200"/>
+        <w:jc w:val="center"/>
+      </w:pPr>
+      <w:r>
+        <w:rPr>
+          <w:rFonts w:ascii="Times New Roman" w:hAnsi="Times New Roman" w:eastAsia="Times New Roman"/>
+          <w:b w:val="0"/>
+          <w:i w:val="0"/>
+          <w:sz w:val="20"/>
+        </w:rPr>
+        <w:t>Table 1. One-day river skill. ΔNSE is LSTM full-network minus local-only.</w:t>
       </w:r>
     </w:p>
     <w:tbl>
@@ -500,7 +1257,7 @@
                 <w:i w:val="0"/>
                 <w:sz w:val="18"/>
               </w:rPr>
-              <w:t>Climate</w:t>
+              <w:t>Lead (d)</w:t>
             </w:r>
           </w:p>
         </w:tc>
@@ -534,7 +1291,7 @@
                 <w:i w:val="0"/>
                 <w:sz w:val="18"/>
               </w:rPr>
-              <w:t>Learned NSE</w:t>
+              <w:t>XGBoost NSE</w:t>
             </w:r>
           </w:p>
         </w:tc>
@@ -551,7 +1308,7 @@
                 <w:i w:val="0"/>
                 <w:sz w:val="18"/>
               </w:rPr>
-              <w:t>Upstream ΔNSE</w:t>
+              <w:t>LSTM NSE</w:t>
             </w:r>
           </w:p>
         </w:tc>
@@ -568,7 +1325,7 @@
                 <w:i w:val="0"/>
                 <w:sz w:val="18"/>
               </w:rPr>
-              <w:t>Learned−routing</w:t>
+              <w:t>LSTM−routing</w:t>
             </w:r>
           </w:p>
         </w:tc>
@@ -604,7 +1361,7 @@
                 <w:i w:val="0"/>
                 <w:sz w:val="18"/>
               </w:rPr>
-              <w:t>humid_mid_atlantic</w:t>
+              <w:t>3</w:t>
             </w:r>
           </w:p>
         </w:tc>
@@ -621,7 +1378,7 @@
                 <w:i w:val="0"/>
                 <w:sz w:val="18"/>
               </w:rPr>
-              <w:t>0.861</w:t>
+              <w:t>0.380</w:t>
             </w:r>
           </w:p>
         </w:tc>
@@ -638,7 +1395,7 @@
                 <w:i w:val="0"/>
                 <w:sz w:val="18"/>
               </w:rPr>
-              <w:t>0.930</w:t>
+              <w:t>0.463</w:t>
             </w:r>
           </w:p>
         </w:tc>
@@ -655,7 +1412,7 @@
                 <w:i w:val="0"/>
                 <w:sz w:val="18"/>
               </w:rPr>
-              <w:t>0.020</w:t>
+              <w:t>0.426</w:t>
             </w:r>
           </w:p>
         </w:tc>
@@ -672,7 +1429,7 @@
                 <w:i w:val="0"/>
                 <w:sz w:val="18"/>
               </w:rPr>
-              <w:t>0.070</w:t>
+              <w:t>0.047</w:t>
             </w:r>
           </w:p>
         </w:tc>
@@ -691,7 +1448,7 @@
                 <w:i w:val="0"/>
                 <w:sz w:val="18"/>
               </w:rPr>
-              <w:t>james</w:t>
+              <w:t>potomac</w:t>
             </w:r>
           </w:p>
         </w:tc>
@@ -708,7 +1465,7 @@
                 <w:i w:val="0"/>
                 <w:sz w:val="18"/>
               </w:rPr>
-              <w:t>humid_mid_atlantic</w:t>
+              <w:t>7</w:t>
             </w:r>
           </w:p>
         </w:tc>
@@ -725,7 +1482,7 @@
                 <w:i w:val="0"/>
                 <w:sz w:val="18"/>
               </w:rPr>
-              <w:t>0.920</w:t>
+              <w:t>0.072</w:t>
             </w:r>
           </w:p>
         </w:tc>
@@ -742,7 +1499,7 @@
                 <w:i w:val="0"/>
                 <w:sz w:val="18"/>
               </w:rPr>
-              <w:t>0.933</w:t>
+              <w:t>0.077</w:t>
             </w:r>
           </w:p>
         </w:tc>
@@ -759,7 +1516,7 @@
                 <w:i w:val="0"/>
                 <w:sz w:val="18"/>
               </w:rPr>
-              <w:t>0.129</w:t>
+              <w:t>0.218</w:t>
             </w:r>
           </w:p>
         </w:tc>
@@ -776,7 +1533,7 @@
                 <w:i w:val="0"/>
                 <w:sz w:val="18"/>
               </w:rPr>
-              <w:t>0.013</w:t>
+              <w:t>0.146</w:t>
             </w:r>
           </w:p>
         </w:tc>
@@ -795,7 +1552,7 @@
                 <w:i w:val="0"/>
                 <w:sz w:val="18"/>
               </w:rPr>
-              <w:t>willamette</w:t>
+              <w:t>james</w:t>
             </w:r>
           </w:p>
         </w:tc>
@@ -812,7 +1569,7 @@
                 <w:i w:val="0"/>
                 <w:sz w:val="18"/>
               </w:rPr>
-              <w:t>humid_pacific_nw</w:t>
+              <w:t>3</w:t>
             </w:r>
           </w:p>
         </w:tc>
@@ -829,7 +1586,7 @@
                 <w:i w:val="0"/>
                 <w:sz w:val="18"/>
               </w:rPr>
-              <w:t>0.970</w:t>
+              <w:t>0.435</w:t>
             </w:r>
           </w:p>
         </w:tc>
@@ -846,7 +1603,7 @@
                 <w:i w:val="0"/>
                 <w:sz w:val="18"/>
               </w:rPr>
-              <w:t>0.990</w:t>
+              <w:t>0.496</w:t>
             </w:r>
           </w:p>
         </w:tc>
@@ -863,7 +1620,7 @@
                 <w:i w:val="0"/>
                 <w:sz w:val="18"/>
               </w:rPr>
-              <w:t>0.003</w:t>
+              <w:t>0.392</w:t>
             </w:r>
           </w:p>
         </w:tc>
@@ -880,7 +1637,7 @@
                 <w:i w:val="0"/>
                 <w:sz w:val="18"/>
               </w:rPr>
-              <w:t>0.020</w:t>
+              <w:t>-0.043</w:t>
             </w:r>
           </w:p>
         </w:tc>
@@ -899,7 +1656,7 @@
                 <w:i w:val="0"/>
                 <w:sz w:val="18"/>
               </w:rPr>
-              <w:t>animas</w:t>
+              <w:t>james</w:t>
             </w:r>
           </w:p>
         </w:tc>
@@ -916,7 +1673,7 @@
                 <w:i w:val="0"/>
                 <w:sz w:val="18"/>
               </w:rPr>
-              <w:t>snowmelt_rockies</w:t>
+              <w:t>7</w:t>
             </w:r>
           </w:p>
         </w:tc>
@@ -933,7 +1690,7 @@
                 <w:i w:val="0"/>
                 <w:sz w:val="18"/>
               </w:rPr>
-              <w:t>0.980</w:t>
+              <w:t>0.235</w:t>
             </w:r>
           </w:p>
         </w:tc>
@@ -950,7 +1707,7 @@
                 <w:i w:val="0"/>
                 <w:sz w:val="18"/>
               </w:rPr>
-              <w:t>0.988</w:t>
+              <w:t>0.292</w:t>
             </w:r>
           </w:p>
         </w:tc>
@@ -967,7 +1724,7 @@
                 <w:i w:val="0"/>
                 <w:sz w:val="18"/>
               </w:rPr>
-              <w:t>0.010</w:t>
+              <w:t>0.309</w:t>
             </w:r>
           </w:p>
         </w:tc>
@@ -984,7 +1741,7 @@
                 <w:i w:val="0"/>
                 <w:sz w:val="18"/>
               </w:rPr>
-              <w:t>0.008</w:t>
+              <w:t>0.074</w:t>
             </w:r>
           </w:p>
         </w:tc>
@@ -1003,6 +1760,422 @@
                 <w:i w:val="0"/>
                 <w:sz w:val="18"/>
               </w:rPr>
+              <w:t>willamette</w:t>
+            </w:r>
+          </w:p>
+        </w:tc>
+        <w:tc>
+          <w:tcPr>
+            <w:tcW w:type="dxa" w:w="1440"/>
+          </w:tcPr>
+          <w:p>
+            <w:r/>
+            <w:r>
+              <w:rPr>
+                <w:rFonts w:ascii="Times New Roman" w:hAnsi="Times New Roman" w:eastAsia="Times New Roman"/>
+                <w:b w:val="0"/>
+                <w:i w:val="0"/>
+                <w:sz w:val="18"/>
+              </w:rPr>
+              <w:t>3</w:t>
+            </w:r>
+          </w:p>
+        </w:tc>
+        <w:tc>
+          <w:tcPr>
+            <w:tcW w:type="dxa" w:w="1440"/>
+          </w:tcPr>
+          <w:p>
+            <w:r/>
+            <w:r>
+              <w:rPr>
+                <w:rFonts w:ascii="Times New Roman" w:hAnsi="Times New Roman" w:eastAsia="Times New Roman"/>
+                <w:b w:val="0"/>
+                <w:i w:val="0"/>
+                <w:sz w:val="18"/>
+              </w:rPr>
+              <w:t>0.771</w:t>
+            </w:r>
+          </w:p>
+        </w:tc>
+        <w:tc>
+          <w:tcPr>
+            <w:tcW w:type="dxa" w:w="1440"/>
+          </w:tcPr>
+          <w:p>
+            <w:r/>
+            <w:r>
+              <w:rPr>
+                <w:rFonts w:ascii="Times New Roman" w:hAnsi="Times New Roman" w:eastAsia="Times New Roman"/>
+                <w:b w:val="0"/>
+                <w:i w:val="0"/>
+                <w:sz w:val="18"/>
+              </w:rPr>
+              <w:t>0.804</w:t>
+            </w:r>
+          </w:p>
+        </w:tc>
+        <w:tc>
+          <w:tcPr>
+            <w:tcW w:type="dxa" w:w="1440"/>
+          </w:tcPr>
+          <w:p>
+            <w:r/>
+            <w:r>
+              <w:rPr>
+                <w:rFonts w:ascii="Times New Roman" w:hAnsi="Times New Roman" w:eastAsia="Times New Roman"/>
+                <w:b w:val="0"/>
+                <w:i w:val="0"/>
+                <w:sz w:val="18"/>
+              </w:rPr>
+              <w:t>0.754</w:t>
+            </w:r>
+          </w:p>
+        </w:tc>
+        <w:tc>
+          <w:tcPr>
+            <w:tcW w:type="dxa" w:w="1440"/>
+          </w:tcPr>
+          <w:p>
+            <w:r/>
+            <w:r>
+              <w:rPr>
+                <w:rFonts w:ascii="Times New Roman" w:hAnsi="Times New Roman" w:eastAsia="Times New Roman"/>
+                <w:b w:val="0"/>
+                <w:i w:val="0"/>
+                <w:sz w:val="18"/>
+              </w:rPr>
+              <w:t>-0.018</w:t>
+            </w:r>
+          </w:p>
+        </w:tc>
+      </w:tr>
+      <w:tr>
+        <w:tc>
+          <w:tcPr>
+            <w:tcW w:type="dxa" w:w="1440"/>
+          </w:tcPr>
+          <w:p>
+            <w:r/>
+            <w:r>
+              <w:rPr>
+                <w:rFonts w:ascii="Times New Roman" w:hAnsi="Times New Roman" w:eastAsia="Times New Roman"/>
+                <w:b w:val="0"/>
+                <w:i w:val="0"/>
+                <w:sz w:val="18"/>
+              </w:rPr>
+              <w:t>willamette</w:t>
+            </w:r>
+          </w:p>
+        </w:tc>
+        <w:tc>
+          <w:tcPr>
+            <w:tcW w:type="dxa" w:w="1440"/>
+          </w:tcPr>
+          <w:p>
+            <w:r/>
+            <w:r>
+              <w:rPr>
+                <w:rFonts w:ascii="Times New Roman" w:hAnsi="Times New Roman" w:eastAsia="Times New Roman"/>
+                <w:b w:val="0"/>
+                <w:i w:val="0"/>
+                <w:sz w:val="18"/>
+              </w:rPr>
+              <w:t>7</w:t>
+            </w:r>
+          </w:p>
+        </w:tc>
+        <w:tc>
+          <w:tcPr>
+            <w:tcW w:type="dxa" w:w="1440"/>
+          </w:tcPr>
+          <w:p>
+            <w:r/>
+            <w:r>
+              <w:rPr>
+                <w:rFonts w:ascii="Times New Roman" w:hAnsi="Times New Roman" w:eastAsia="Times New Roman"/>
+                <w:b w:val="0"/>
+                <w:i w:val="0"/>
+                <w:sz w:val="18"/>
+              </w:rPr>
+              <w:t>0.510</w:t>
+            </w:r>
+          </w:p>
+        </w:tc>
+        <w:tc>
+          <w:tcPr>
+            <w:tcW w:type="dxa" w:w="1440"/>
+          </w:tcPr>
+          <w:p>
+            <w:r/>
+            <w:r>
+              <w:rPr>
+                <w:rFonts w:ascii="Times New Roman" w:hAnsi="Times New Roman" w:eastAsia="Times New Roman"/>
+                <w:b w:val="0"/>
+                <w:i w:val="0"/>
+                <w:sz w:val="18"/>
+              </w:rPr>
+              <w:t>0.499</w:t>
+            </w:r>
+          </w:p>
+        </w:tc>
+        <w:tc>
+          <w:tcPr>
+            <w:tcW w:type="dxa" w:w="1440"/>
+          </w:tcPr>
+          <w:p>
+            <w:r/>
+            <w:r>
+              <w:rPr>
+                <w:rFonts w:ascii="Times New Roman" w:hAnsi="Times New Roman" w:eastAsia="Times New Roman"/>
+                <w:b w:val="0"/>
+                <w:i w:val="0"/>
+                <w:sz w:val="18"/>
+              </w:rPr>
+              <w:t>0.361</w:t>
+            </w:r>
+          </w:p>
+        </w:tc>
+        <w:tc>
+          <w:tcPr>
+            <w:tcW w:type="dxa" w:w="1440"/>
+          </w:tcPr>
+          <w:p>
+            <w:r/>
+            <w:r>
+              <w:rPr>
+                <w:rFonts w:ascii="Times New Roman" w:hAnsi="Times New Roman" w:eastAsia="Times New Roman"/>
+                <w:b w:val="0"/>
+                <w:i w:val="0"/>
+                <w:sz w:val="18"/>
+              </w:rPr>
+              <w:t>-0.149</w:t>
+            </w:r>
+          </w:p>
+        </w:tc>
+      </w:tr>
+      <w:tr>
+        <w:tc>
+          <w:tcPr>
+            <w:tcW w:type="dxa" w:w="1440"/>
+          </w:tcPr>
+          <w:p>
+            <w:r/>
+            <w:r>
+              <w:rPr>
+                <w:rFonts w:ascii="Times New Roman" w:hAnsi="Times New Roman" w:eastAsia="Times New Roman"/>
+                <w:b w:val="0"/>
+                <w:i w:val="0"/>
+                <w:sz w:val="18"/>
+              </w:rPr>
+              <w:t>animas</w:t>
+            </w:r>
+          </w:p>
+        </w:tc>
+        <w:tc>
+          <w:tcPr>
+            <w:tcW w:type="dxa" w:w="1440"/>
+          </w:tcPr>
+          <w:p>
+            <w:r/>
+            <w:r>
+              <w:rPr>
+                <w:rFonts w:ascii="Times New Roman" w:hAnsi="Times New Roman" w:eastAsia="Times New Roman"/>
+                <w:b w:val="0"/>
+                <w:i w:val="0"/>
+                <w:sz w:val="18"/>
+              </w:rPr>
+              <w:t>3</w:t>
+            </w:r>
+          </w:p>
+        </w:tc>
+        <w:tc>
+          <w:tcPr>
+            <w:tcW w:type="dxa" w:w="1440"/>
+          </w:tcPr>
+          <w:p>
+            <w:r/>
+            <w:r>
+              <w:rPr>
+                <w:rFonts w:ascii="Times New Roman" w:hAnsi="Times New Roman" w:eastAsia="Times New Roman"/>
+                <w:b w:val="0"/>
+                <w:i w:val="0"/>
+                <w:sz w:val="18"/>
+              </w:rPr>
+              <w:t>0.904</w:t>
+            </w:r>
+          </w:p>
+        </w:tc>
+        <w:tc>
+          <w:tcPr>
+            <w:tcW w:type="dxa" w:w="1440"/>
+          </w:tcPr>
+          <w:p>
+            <w:r/>
+            <w:r>
+              <w:rPr>
+                <w:rFonts w:ascii="Times New Roman" w:hAnsi="Times New Roman" w:eastAsia="Times New Roman"/>
+                <w:b w:val="0"/>
+                <w:i w:val="0"/>
+                <w:sz w:val="18"/>
+              </w:rPr>
+              <w:t>0.911</w:t>
+            </w:r>
+          </w:p>
+        </w:tc>
+        <w:tc>
+          <w:tcPr>
+            <w:tcW w:type="dxa" w:w="1440"/>
+          </w:tcPr>
+          <w:p>
+            <w:r/>
+            <w:r>
+              <w:rPr>
+                <w:rFonts w:ascii="Times New Roman" w:hAnsi="Times New Roman" w:eastAsia="Times New Roman"/>
+                <w:b w:val="0"/>
+                <w:i w:val="0"/>
+                <w:sz w:val="18"/>
+              </w:rPr>
+              <w:t>0.856</w:t>
+            </w:r>
+          </w:p>
+        </w:tc>
+        <w:tc>
+          <w:tcPr>
+            <w:tcW w:type="dxa" w:w="1440"/>
+          </w:tcPr>
+          <w:p>
+            <w:r/>
+            <w:r>
+              <w:rPr>
+                <w:rFonts w:ascii="Times New Roman" w:hAnsi="Times New Roman" w:eastAsia="Times New Roman"/>
+                <w:b w:val="0"/>
+                <w:i w:val="0"/>
+                <w:sz w:val="18"/>
+              </w:rPr>
+              <w:t>-0.048</w:t>
+            </w:r>
+          </w:p>
+        </w:tc>
+      </w:tr>
+      <w:tr>
+        <w:tc>
+          <w:tcPr>
+            <w:tcW w:type="dxa" w:w="1440"/>
+          </w:tcPr>
+          <w:p>
+            <w:r/>
+            <w:r>
+              <w:rPr>
+                <w:rFonts w:ascii="Times New Roman" w:hAnsi="Times New Roman" w:eastAsia="Times New Roman"/>
+                <w:b w:val="0"/>
+                <w:i w:val="0"/>
+                <w:sz w:val="18"/>
+              </w:rPr>
+              <w:t>animas</w:t>
+            </w:r>
+          </w:p>
+        </w:tc>
+        <w:tc>
+          <w:tcPr>
+            <w:tcW w:type="dxa" w:w="1440"/>
+          </w:tcPr>
+          <w:p>
+            <w:r/>
+            <w:r>
+              <w:rPr>
+                <w:rFonts w:ascii="Times New Roman" w:hAnsi="Times New Roman" w:eastAsia="Times New Roman"/>
+                <w:b w:val="0"/>
+                <w:i w:val="0"/>
+                <w:sz w:val="18"/>
+              </w:rPr>
+              <w:t>7</w:t>
+            </w:r>
+          </w:p>
+        </w:tc>
+        <w:tc>
+          <w:tcPr>
+            <w:tcW w:type="dxa" w:w="1440"/>
+          </w:tcPr>
+          <w:p>
+            <w:r/>
+            <w:r>
+              <w:rPr>
+                <w:rFonts w:ascii="Times New Roman" w:hAnsi="Times New Roman" w:eastAsia="Times New Roman"/>
+                <w:b w:val="0"/>
+                <w:i w:val="0"/>
+                <w:sz w:val="18"/>
+              </w:rPr>
+              <w:t>0.848</w:t>
+            </w:r>
+          </w:p>
+        </w:tc>
+        <w:tc>
+          <w:tcPr>
+            <w:tcW w:type="dxa" w:w="1440"/>
+          </w:tcPr>
+          <w:p>
+            <w:r/>
+            <w:r>
+              <w:rPr>
+                <w:rFonts w:ascii="Times New Roman" w:hAnsi="Times New Roman" w:eastAsia="Times New Roman"/>
+                <w:b w:val="0"/>
+                <w:i w:val="0"/>
+                <w:sz w:val="18"/>
+              </w:rPr>
+              <w:t>0.849</w:t>
+            </w:r>
+          </w:p>
+        </w:tc>
+        <w:tc>
+          <w:tcPr>
+            <w:tcW w:type="dxa" w:w="1440"/>
+          </w:tcPr>
+          <w:p>
+            <w:r/>
+            <w:r>
+              <w:rPr>
+                <w:rFonts w:ascii="Times New Roman" w:hAnsi="Times New Roman" w:eastAsia="Times New Roman"/>
+                <w:b w:val="0"/>
+                <w:i w:val="0"/>
+                <w:sz w:val="18"/>
+              </w:rPr>
+              <w:t>0.815</w:t>
+            </w:r>
+          </w:p>
+        </w:tc>
+        <w:tc>
+          <w:tcPr>
+            <w:tcW w:type="dxa" w:w="1440"/>
+          </w:tcPr>
+          <w:p>
+            <w:r/>
+            <w:r>
+              <w:rPr>
+                <w:rFonts w:ascii="Times New Roman" w:hAnsi="Times New Roman" w:eastAsia="Times New Roman"/>
+                <w:b w:val="0"/>
+                <w:i w:val="0"/>
+                <w:sz w:val="18"/>
+              </w:rPr>
+              <w:t>-0.033</w:t>
+            </w:r>
+          </w:p>
+        </w:tc>
+      </w:tr>
+      <w:tr>
+        <w:tc>
+          <w:tcPr>
+            <w:tcW w:type="dxa" w:w="1440"/>
+          </w:tcPr>
+          <w:p>
+            <w:r/>
+            <w:r>
+              <w:rPr>
+                <w:rFonts w:ascii="Times New Roman" w:hAnsi="Times New Roman" w:eastAsia="Times New Roman"/>
+                <w:b w:val="0"/>
+                <w:i w:val="0"/>
+                <w:sz w:val="18"/>
+              </w:rPr>
               <w:t>verde</w:t>
             </w:r>
           </w:p>
@@ -1020,7 +2193,7 @@
                 <w:i w:val="0"/>
                 <w:sz w:val="18"/>
               </w:rPr>
-              <w:t>semiarid_southwest</w:t>
+              <w:t>3</w:t>
             </w:r>
           </w:p>
         </w:tc>
@@ -1037,7 +2210,7 @@
                 <w:i w:val="0"/>
                 <w:sz w:val="18"/>
               </w:rPr>
-              <w:t>0.605</w:t>
+              <w:t>0.245</w:t>
             </w:r>
           </w:p>
         </w:tc>
@@ -1054,7 +2227,7 @@
                 <w:i w:val="0"/>
                 <w:sz w:val="18"/>
               </w:rPr>
-              <w:t>0.385</w:t>
+              <w:t>-0.123</w:t>
             </w:r>
           </w:p>
         </w:tc>
@@ -1071,7 +2244,7 @@
                 <w:i w:val="0"/>
                 <w:sz w:val="18"/>
               </w:rPr>
-              <w:t>0.061</w:t>
+              <w:t>0.130</w:t>
             </w:r>
           </w:p>
         </w:tc>
@@ -1088,7 +2261,111 @@
                 <w:i w:val="0"/>
                 <w:sz w:val="18"/>
               </w:rPr>
-              <w:t>-0.221</w:t>
+              <w:t>-0.116</w:t>
+            </w:r>
+          </w:p>
+        </w:tc>
+      </w:tr>
+      <w:tr>
+        <w:tc>
+          <w:tcPr>
+            <w:tcW w:type="dxa" w:w="1440"/>
+          </w:tcPr>
+          <w:p>
+            <w:r/>
+            <w:r>
+              <w:rPr>
+                <w:rFonts w:ascii="Times New Roman" w:hAnsi="Times New Roman" w:eastAsia="Times New Roman"/>
+                <w:b w:val="0"/>
+                <w:i w:val="0"/>
+                <w:sz w:val="18"/>
+              </w:rPr>
+              <w:t>verde</w:t>
+            </w:r>
+          </w:p>
+        </w:tc>
+        <w:tc>
+          <w:tcPr>
+            <w:tcW w:type="dxa" w:w="1440"/>
+          </w:tcPr>
+          <w:p>
+            <w:r/>
+            <w:r>
+              <w:rPr>
+                <w:rFonts w:ascii="Times New Roman" w:hAnsi="Times New Roman" w:eastAsia="Times New Roman"/>
+                <w:b w:val="0"/>
+                <w:i w:val="0"/>
+                <w:sz w:val="18"/>
+              </w:rPr>
+              <w:t>7</w:t>
+            </w:r>
+          </w:p>
+        </w:tc>
+        <w:tc>
+          <w:tcPr>
+            <w:tcW w:type="dxa" w:w="1440"/>
+          </w:tcPr>
+          <w:p>
+            <w:r/>
+            <w:r>
+              <w:rPr>
+                <w:rFonts w:ascii="Times New Roman" w:hAnsi="Times New Roman" w:eastAsia="Times New Roman"/>
+                <w:b w:val="0"/>
+                <w:i w:val="0"/>
+                <w:sz w:val="18"/>
+              </w:rPr>
+              <w:t>0.188</w:t>
+            </w:r>
+          </w:p>
+        </w:tc>
+        <w:tc>
+          <w:tcPr>
+            <w:tcW w:type="dxa" w:w="1440"/>
+          </w:tcPr>
+          <w:p>
+            <w:r/>
+            <w:r>
+              <w:rPr>
+                <w:rFonts w:ascii="Times New Roman" w:hAnsi="Times New Roman" w:eastAsia="Times New Roman"/>
+                <w:b w:val="0"/>
+                <w:i w:val="0"/>
+                <w:sz w:val="18"/>
+              </w:rPr>
+              <w:t>-0.111</w:t>
+            </w:r>
+          </w:p>
+        </w:tc>
+        <w:tc>
+          <w:tcPr>
+            <w:tcW w:type="dxa" w:w="1440"/>
+          </w:tcPr>
+          <w:p>
+            <w:r/>
+            <w:r>
+              <w:rPr>
+                <w:rFonts w:ascii="Times New Roman" w:hAnsi="Times New Roman" w:eastAsia="Times New Roman"/>
+                <w:b w:val="0"/>
+                <w:i w:val="0"/>
+                <w:sz w:val="18"/>
+              </w:rPr>
+              <w:t>0.077</w:t>
+            </w:r>
+          </w:p>
+        </w:tc>
+        <w:tc>
+          <w:tcPr>
+            <w:tcW w:type="dxa" w:w="1440"/>
+          </w:tcPr>
+          <w:p>
+            <w:r/>
+            <w:r>
+              <w:rPr>
+                <w:rFonts w:ascii="Times New Roman" w:hAnsi="Times New Roman" w:eastAsia="Times New Roman"/>
+                <w:b w:val="0"/>
+                <w:i w:val="0"/>
+                <w:sz w:val="18"/>
+              </w:rPr>
+              <w:t>-0.112</w:t>
             </w:r>
           </w:p>
         </w:tc>
@@ -1106,21 +2383,7 @@
           <w:i w:val="0"/>
           <w:sz w:val="20"/>
         </w:rPr>
-        <w:t>Table 1. One-day river skill. ΔNSE is the information value of upstream gauges.</w:t>
-      </w:r>
-    </w:p>
-    <w:p>
-      <w:pPr>
-        <w:spacing w:before="240" w:after="120"/>
-      </w:pPr>
-      <w:r>
-        <w:rPr>
-          <w:rFonts w:ascii="Times New Roman" w:hAnsi="Times New Roman" w:eastAsia="Times New Roman"/>
-          <w:b/>
-          <w:i w:val="0"/>
-          <w:sz w:val="22"/>
-        </w:rPr>
-        <w:t>3.2 Event skill and the precipitation ceiling</w:t>
+        <w:t>Table 1b. Three- and seven-day NSE. Sign flips are retained as protocol output.</w:t>
       </w:r>
     </w:p>
     <w:p>
@@ -1135,7 +2398,497 @@
           <w:i w:val="0"/>
           <w:sz w:val="22"/>
         </w:rPr>
-        <w:t>On the Potomac, P90 CSI is 0.75 (learned) versus 0.62 (routing) and 0.56 (persistence) at 1 day; at 7 days routing CSI is 0.04 while learned CSI remains 0.26 (Table 2). Oracle precipitation changes 1-day NSE by about 0, then +0.12 at 3 days and +0.20 at 7 days. Weekly river skill is limited by rain information, not by replacing attention with another block.</w:t>
+        <w:t>The same 1-day saturation appears on a non-US nested network: Bow River at Calgary (routing NSE 0.976, persistence 0.973, XGBoost 0.871). XGBoost loses to routing on NSE and still wins P90 CSI. Seven-day persistence NSE remains 0.72.</w:t>
+      </w:r>
+    </w:p>
+    <w:tbl>
+      <w:tblPr>
+        <w:tblStyle w:val="TableGrid"/>
+        <w:tblW w:type="auto" w:w="0"/>
+        <w:tblLook w:firstColumn="1" w:firstRow="1" w:lastColumn="0" w:lastRow="0" w:noHBand="0" w:noVBand="1" w:val="04A0"/>
+      </w:tblPr>
+      <w:tblGrid>
+        <w:gridCol w:w="1440"/>
+        <w:gridCol w:w="1440"/>
+        <w:gridCol w:w="1440"/>
+        <w:gridCol w:w="1440"/>
+        <w:gridCol w:w="1440"/>
+        <w:gridCol w:w="1440"/>
+      </w:tblGrid>
+      <w:tr>
+        <w:tc>
+          <w:tcPr>
+            <w:tcW w:type="dxa" w:w="1440"/>
+          </w:tcPr>
+          <w:p>
+            <w:r/>
+            <w:r>
+              <w:rPr>
+                <w:rFonts w:ascii="Times New Roman" w:hAnsi="Times New Roman" w:eastAsia="Times New Roman"/>
+                <w:b/>
+                <w:i w:val="0"/>
+                <w:sz w:val="18"/>
+              </w:rPr>
+              <w:t>Lead (d)</w:t>
+            </w:r>
+          </w:p>
+        </w:tc>
+        <w:tc>
+          <w:tcPr>
+            <w:tcW w:type="dxa" w:w="1440"/>
+          </w:tcPr>
+          <w:p>
+            <w:r/>
+            <w:r>
+              <w:rPr>
+                <w:rFonts w:ascii="Times New Roman" w:hAnsi="Times New Roman" w:eastAsia="Times New Roman"/>
+                <w:b/>
+                <w:i w:val="0"/>
+                <w:sz w:val="18"/>
+              </w:rPr>
+              <w:t>Persist NSE</w:t>
+            </w:r>
+          </w:p>
+        </w:tc>
+        <w:tc>
+          <w:tcPr>
+            <w:tcW w:type="dxa" w:w="1440"/>
+          </w:tcPr>
+          <w:p>
+            <w:r/>
+            <w:r>
+              <w:rPr>
+                <w:rFonts w:ascii="Times New Roman" w:hAnsi="Times New Roman" w:eastAsia="Times New Roman"/>
+                <w:b/>
+                <w:i w:val="0"/>
+                <w:sz w:val="18"/>
+              </w:rPr>
+              <w:t>Routing NSE</w:t>
+            </w:r>
+          </w:p>
+        </w:tc>
+        <w:tc>
+          <w:tcPr>
+            <w:tcW w:type="dxa" w:w="1440"/>
+          </w:tcPr>
+          <w:p>
+            <w:r/>
+            <w:r>
+              <w:rPr>
+                <w:rFonts w:ascii="Times New Roman" w:hAnsi="Times New Roman" w:eastAsia="Times New Roman"/>
+                <w:b/>
+                <w:i w:val="0"/>
+                <w:sz w:val="18"/>
+              </w:rPr>
+              <w:t>XGB NSE</w:t>
+            </w:r>
+          </w:p>
+        </w:tc>
+        <w:tc>
+          <w:tcPr>
+            <w:tcW w:type="dxa" w:w="1440"/>
+          </w:tcPr>
+          <w:p>
+            <w:r/>
+            <w:r>
+              <w:rPr>
+                <w:rFonts w:ascii="Times New Roman" w:hAnsi="Times New Roman" w:eastAsia="Times New Roman"/>
+                <w:b/>
+                <w:i w:val="0"/>
+                <w:sz w:val="18"/>
+              </w:rPr>
+              <w:t>Upstream ΔNSE</w:t>
+            </w:r>
+          </w:p>
+        </w:tc>
+        <w:tc>
+          <w:tcPr>
+            <w:tcW w:type="dxa" w:w="1440"/>
+          </w:tcPr>
+          <w:p>
+            <w:r/>
+            <w:r>
+              <w:rPr>
+                <w:rFonts w:ascii="Times New Roman" w:hAnsi="Times New Roman" w:eastAsia="Times New Roman"/>
+                <w:b/>
+                <w:i w:val="0"/>
+                <w:sz w:val="18"/>
+              </w:rPr>
+              <w:t>XGB CSI</w:t>
+            </w:r>
+          </w:p>
+        </w:tc>
+      </w:tr>
+      <w:tr>
+        <w:tc>
+          <w:tcPr>
+            <w:tcW w:type="dxa" w:w="1440"/>
+          </w:tcPr>
+          <w:p>
+            <w:r/>
+            <w:r>
+              <w:rPr>
+                <w:rFonts w:ascii="Times New Roman" w:hAnsi="Times New Roman" w:eastAsia="Times New Roman"/>
+                <w:b w:val="0"/>
+                <w:i w:val="0"/>
+                <w:sz w:val="18"/>
+              </w:rPr>
+              <w:t>1</w:t>
+            </w:r>
+          </w:p>
+        </w:tc>
+        <w:tc>
+          <w:tcPr>
+            <w:tcW w:type="dxa" w:w="1440"/>
+          </w:tcPr>
+          <w:p>
+            <w:r/>
+            <w:r>
+              <w:rPr>
+                <w:rFonts w:ascii="Times New Roman" w:hAnsi="Times New Roman" w:eastAsia="Times New Roman"/>
+                <w:b w:val="0"/>
+                <w:i w:val="0"/>
+                <w:sz w:val="18"/>
+              </w:rPr>
+              <w:t>0.973</w:t>
+            </w:r>
+          </w:p>
+        </w:tc>
+        <w:tc>
+          <w:tcPr>
+            <w:tcW w:type="dxa" w:w="1440"/>
+          </w:tcPr>
+          <w:p>
+            <w:r/>
+            <w:r>
+              <w:rPr>
+                <w:rFonts w:ascii="Times New Roman" w:hAnsi="Times New Roman" w:eastAsia="Times New Roman"/>
+                <w:b w:val="0"/>
+                <w:i w:val="0"/>
+                <w:sz w:val="18"/>
+              </w:rPr>
+              <w:t>0.976</w:t>
+            </w:r>
+          </w:p>
+        </w:tc>
+        <w:tc>
+          <w:tcPr>
+            <w:tcW w:type="dxa" w:w="1440"/>
+          </w:tcPr>
+          <w:p>
+            <w:r/>
+            <w:r>
+              <w:rPr>
+                <w:rFonts w:ascii="Times New Roman" w:hAnsi="Times New Roman" w:eastAsia="Times New Roman"/>
+                <w:b w:val="0"/>
+                <w:i w:val="0"/>
+                <w:sz w:val="18"/>
+              </w:rPr>
+              <w:t>0.871</w:t>
+            </w:r>
+          </w:p>
+        </w:tc>
+        <w:tc>
+          <w:tcPr>
+            <w:tcW w:type="dxa" w:w="1440"/>
+          </w:tcPr>
+          <w:p>
+            <w:r/>
+            <w:r>
+              <w:rPr>
+                <w:rFonts w:ascii="Times New Roman" w:hAnsi="Times New Roman" w:eastAsia="Times New Roman"/>
+                <w:b w:val="0"/>
+                <w:i w:val="0"/>
+                <w:sz w:val="18"/>
+              </w:rPr>
+              <w:t>0.082</w:t>
+            </w:r>
+          </w:p>
+        </w:tc>
+        <w:tc>
+          <w:tcPr>
+            <w:tcW w:type="dxa" w:w="1440"/>
+          </w:tcPr>
+          <w:p>
+            <w:r/>
+            <w:r>
+              <w:rPr>
+                <w:rFonts w:ascii="Times New Roman" w:hAnsi="Times New Roman" w:eastAsia="Times New Roman"/>
+                <w:b w:val="0"/>
+                <w:i w:val="0"/>
+                <w:sz w:val="18"/>
+              </w:rPr>
+              <w:t>0.886</w:t>
+            </w:r>
+          </w:p>
+        </w:tc>
+      </w:tr>
+      <w:tr>
+        <w:tc>
+          <w:tcPr>
+            <w:tcW w:type="dxa" w:w="1440"/>
+          </w:tcPr>
+          <w:p>
+            <w:r/>
+            <w:r>
+              <w:rPr>
+                <w:rFonts w:ascii="Times New Roman" w:hAnsi="Times New Roman" w:eastAsia="Times New Roman"/>
+                <w:b w:val="0"/>
+                <w:i w:val="0"/>
+                <w:sz w:val="18"/>
+              </w:rPr>
+              <w:t>3</w:t>
+            </w:r>
+          </w:p>
+        </w:tc>
+        <w:tc>
+          <w:tcPr>
+            <w:tcW w:type="dxa" w:w="1440"/>
+          </w:tcPr>
+          <w:p>
+            <w:r/>
+            <w:r>
+              <w:rPr>
+                <w:rFonts w:ascii="Times New Roman" w:hAnsi="Times New Roman" w:eastAsia="Times New Roman"/>
+                <w:b w:val="0"/>
+                <w:i w:val="0"/>
+                <w:sz w:val="18"/>
+              </w:rPr>
+              <w:t>0.880</w:t>
+            </w:r>
+          </w:p>
+        </w:tc>
+        <w:tc>
+          <w:tcPr>
+            <w:tcW w:type="dxa" w:w="1440"/>
+          </w:tcPr>
+          <w:p>
+            <w:r/>
+            <w:r>
+              <w:rPr>
+                <w:rFonts w:ascii="Times New Roman" w:hAnsi="Times New Roman" w:eastAsia="Times New Roman"/>
+                <w:b w:val="0"/>
+                <w:i w:val="0"/>
+                <w:sz w:val="18"/>
+              </w:rPr>
+              <w:t>0.896</w:t>
+            </w:r>
+          </w:p>
+        </w:tc>
+        <w:tc>
+          <w:tcPr>
+            <w:tcW w:type="dxa" w:w="1440"/>
+          </w:tcPr>
+          <w:p>
+            <w:r/>
+            <w:r>
+              <w:rPr>
+                <w:rFonts w:ascii="Times New Roman" w:hAnsi="Times New Roman" w:eastAsia="Times New Roman"/>
+                <w:b w:val="0"/>
+                <w:i w:val="0"/>
+                <w:sz w:val="18"/>
+              </w:rPr>
+              <w:t>0.916</w:t>
+            </w:r>
+          </w:p>
+        </w:tc>
+        <w:tc>
+          <w:tcPr>
+            <w:tcW w:type="dxa" w:w="1440"/>
+          </w:tcPr>
+          <w:p>
+            <w:r/>
+            <w:r>
+              <w:rPr>
+                <w:rFonts w:ascii="Times New Roman" w:hAnsi="Times New Roman" w:eastAsia="Times New Roman"/>
+                <w:b w:val="0"/>
+                <w:i w:val="0"/>
+                <w:sz w:val="18"/>
+              </w:rPr>
+              <w:t>0.210</w:t>
+            </w:r>
+          </w:p>
+        </w:tc>
+        <w:tc>
+          <w:tcPr>
+            <w:tcW w:type="dxa" w:w="1440"/>
+          </w:tcPr>
+          <w:p>
+            <w:r/>
+            <w:r>
+              <w:rPr>
+                <w:rFonts w:ascii="Times New Roman" w:hAnsi="Times New Roman" w:eastAsia="Times New Roman"/>
+                <w:b w:val="0"/>
+                <w:i w:val="0"/>
+                <w:sz w:val="18"/>
+              </w:rPr>
+              <w:t>0.783</w:t>
+            </w:r>
+          </w:p>
+        </w:tc>
+      </w:tr>
+      <w:tr>
+        <w:tc>
+          <w:tcPr>
+            <w:tcW w:type="dxa" w:w="1440"/>
+          </w:tcPr>
+          <w:p>
+            <w:r/>
+            <w:r>
+              <w:rPr>
+                <w:rFonts w:ascii="Times New Roman" w:hAnsi="Times New Roman" w:eastAsia="Times New Roman"/>
+                <w:b w:val="0"/>
+                <w:i w:val="0"/>
+                <w:sz w:val="18"/>
+              </w:rPr>
+              <w:t>7</w:t>
+            </w:r>
+          </w:p>
+        </w:tc>
+        <w:tc>
+          <w:tcPr>
+            <w:tcW w:type="dxa" w:w="1440"/>
+          </w:tcPr>
+          <w:p>
+            <w:r/>
+            <w:r>
+              <w:rPr>
+                <w:rFonts w:ascii="Times New Roman" w:hAnsi="Times New Roman" w:eastAsia="Times New Roman"/>
+                <w:b w:val="0"/>
+                <w:i w:val="0"/>
+                <w:sz w:val="18"/>
+              </w:rPr>
+              <w:t>0.723</w:t>
+            </w:r>
+          </w:p>
+        </w:tc>
+        <w:tc>
+          <w:tcPr>
+            <w:tcW w:type="dxa" w:w="1440"/>
+          </w:tcPr>
+          <w:p>
+            <w:r/>
+            <w:r>
+              <w:rPr>
+                <w:rFonts w:ascii="Times New Roman" w:hAnsi="Times New Roman" w:eastAsia="Times New Roman"/>
+                <w:b w:val="0"/>
+                <w:i w:val="0"/>
+                <w:sz w:val="18"/>
+              </w:rPr>
+              <w:t>0.729</w:t>
+            </w:r>
+          </w:p>
+        </w:tc>
+        <w:tc>
+          <w:tcPr>
+            <w:tcW w:type="dxa" w:w="1440"/>
+          </w:tcPr>
+          <w:p>
+            <w:r/>
+            <w:r>
+              <w:rPr>
+                <w:rFonts w:ascii="Times New Roman" w:hAnsi="Times New Roman" w:eastAsia="Times New Roman"/>
+                <w:b w:val="0"/>
+                <w:i w:val="0"/>
+                <w:sz w:val="18"/>
+              </w:rPr>
+              <w:t>0.857</w:t>
+            </w:r>
+          </w:p>
+        </w:tc>
+        <w:tc>
+          <w:tcPr>
+            <w:tcW w:type="dxa" w:w="1440"/>
+          </w:tcPr>
+          <w:p>
+            <w:r/>
+            <w:r>
+              <w:rPr>
+                <w:rFonts w:ascii="Times New Roman" w:hAnsi="Times New Roman" w:eastAsia="Times New Roman"/>
+                <w:b w:val="0"/>
+                <w:i w:val="0"/>
+                <w:sz w:val="18"/>
+              </w:rPr>
+              <w:t>0.037</w:t>
+            </w:r>
+          </w:p>
+        </w:tc>
+        <w:tc>
+          <w:tcPr>
+            <w:tcW w:type="dxa" w:w="1440"/>
+          </w:tcPr>
+          <w:p>
+            <w:r/>
+            <w:r>
+              <w:rPr>
+                <w:rFonts w:ascii="Times New Roman" w:hAnsi="Times New Roman" w:eastAsia="Times New Roman"/>
+                <w:b w:val="0"/>
+                <w:i w:val="0"/>
+                <w:sz w:val="18"/>
+              </w:rPr>
+              <w:t>0.618</w:t>
+            </w:r>
+          </w:p>
+        </w:tc>
+      </w:tr>
+    </w:tbl>
+    <w:p>
+      <w:pPr>
+        <w:spacing w:before="80" w:after="200"/>
+        <w:jc w:val="center"/>
+      </w:pPr>
+      <w:r>
+        <w:rPr>
+          <w:rFonts w:ascii="Times New Roman" w:hAnsi="Times New Roman" w:eastAsia="Times New Roman"/>
+          <w:b w:val="0"/>
+          <w:i w:val="0"/>
+          <w:sz w:val="20"/>
+        </w:rPr>
+        <w:t>Table 1c. Bow River at Calgary (WSC; m³ s⁻¹). Ablation is XGB full minus local-only.</w:t>
+      </w:r>
+    </w:p>
+    <w:p>
+      <w:pPr>
+        <w:spacing w:before="240" w:after="120"/>
+      </w:pPr>
+      <w:r>
+        <w:rPr>
+          <w:rFonts w:ascii="Times New Roman" w:hAnsi="Times New Roman" w:eastAsia="Times New Roman"/>
+          <w:b/>
+          <w:i w:val="0"/>
+          <w:sz w:val="22"/>
+        </w:rPr>
+        <w:t>3.2 Event skill, operational QPF, and the precipitation ceiling</w:t>
+      </w:r>
+    </w:p>
+    <w:p>
+      <w:pPr>
+        <w:spacing w:line="480" w:lineRule="auto"/>
+        <w:ind w:firstLine="360"/>
+      </w:pPr>
+      <w:r>
+        <w:rPr>
+          <w:rFonts w:ascii="Times New Roman" w:hAnsi="Times New Roman" w:eastAsia="Times New Roman"/>
+          <w:b w:val="0"/>
+          <w:i w:val="0"/>
+          <w:sz w:val="22"/>
+        </w:rPr>
+        <w:t>On the Potomac, LSTM P90 CSI is 0.75 versus routing 0.62 and persistence 0.56 at 1 day; at 7 days routing CSI is 0.04 while learned CSI remains 0.26 (Table 2). LSTM oracle precipitation changes 1-day NSE by about 0, then +0.12 at 3 days and +0.20 at 7 days. The operational ladder is stricter (Table 2b; Potomac 2024): observation-only NSE 0.41 at 3 days, GFS QPF -0.035, oracle 0.577. Raw GFS QPF can degrade an uncorrected 3-day forecast; usable rain is not oracle rain.</w:t>
+      </w:r>
+    </w:p>
+    <w:p>
+      <w:pPr>
+        <w:spacing w:line="480" w:lineRule="auto"/>
+        <w:ind w:firstLine="360"/>
+      </w:pPr>
+      <w:r>
+        <w:rPr>
+          <w:rFonts w:ascii="Times New Roman" w:hAnsi="Times New Roman" w:eastAsia="Times New Roman"/>
+          <w:b w:val="0"/>
+          <w:i w:val="0"/>
+          <w:sz w:val="22"/>
+        </w:rPr>
+        <w:t>XGBoost completes the same grammar on all five climates (Tables 2c–2d). Verde 1-day P90 CSI is XGB 0.828 &gt; persistence 0.794 &gt; routing 0.540: routing NSE looks acceptable but flood CSI is worse than persistence. Oracle precipitation ΔNSE at 3 days is near zero on snowmelt Animas (0.008) and large on Verde/James/Potomac: the rain ceiling is climate-conditional. The architecture-free ceiling is OLS with perfect rain: 3-day linear ΔNSE is 0.074 on Potomac, 0.075 on Verde, 0.002 on Animas and -0.009 on Bow. XGBoost 3-day Bow degradation is overfitting and is not a process result.</w:t>
       </w:r>
     </w:p>
     <w:tbl>
@@ -1199,7 +2952,7 @@
                 <w:i w:val="0"/>
                 <w:sz w:val="18"/>
               </w:rPr>
-              <w:t>Learned CSI</w:t>
+              <w:t>LSTM CSI</w:t>
             </w:r>
           </w:p>
         </w:tc>
@@ -1233,7 +2986,7 @@
                 <w:i w:val="0"/>
                 <w:sz w:val="18"/>
               </w:rPr>
-              <w:t>Oracle ΔNSE</w:t>
+              <w:t>LSTM oracle ΔNSE</w:t>
             </w:r>
           </w:p>
         </w:tc>
@@ -1512,7 +3265,4383 @@
           <w:i w:val="0"/>
           <w:sz w:val="20"/>
         </w:rPr>
-        <w:t>Table 2. Potomac P90 flood CSI and oracle-precipitation ΔNSE.</w:t>
+        <w:t>Table 2. Potomac LSTM P90 flood CSI and oracle-precipitation ΔNSE.</w:t>
+      </w:r>
+    </w:p>
+    <w:tbl>
+      <w:tblPr>
+        <w:tblStyle w:val="TableGrid"/>
+        <w:tblW w:type="auto" w:w="0"/>
+        <w:tblLook w:firstColumn="1" w:firstRow="1" w:lastColumn="0" w:lastRow="0" w:noHBand="0" w:noVBand="1" w:val="04A0"/>
+      </w:tblPr>
+      <w:tblGrid>
+        <w:gridCol w:w="2160"/>
+        <w:gridCol w:w="2160"/>
+        <w:gridCol w:w="2160"/>
+        <w:gridCol w:w="2160"/>
+      </w:tblGrid>
+      <w:tr>
+        <w:tc>
+          <w:tcPr>
+            <w:tcW w:type="dxa" w:w="2160"/>
+          </w:tcPr>
+          <w:p>
+            <w:r/>
+            <w:r>
+              <w:rPr>
+                <w:rFonts w:ascii="Times New Roman" w:hAnsi="Times New Roman" w:eastAsia="Times New Roman"/>
+                <w:b/>
+                <w:i w:val="0"/>
+                <w:sz w:val="18"/>
+              </w:rPr>
+              <w:t>Lead (d)</w:t>
+            </w:r>
+          </w:p>
+        </w:tc>
+        <w:tc>
+          <w:tcPr>
+            <w:tcW w:type="dxa" w:w="2160"/>
+          </w:tcPr>
+          <w:p>
+            <w:r/>
+            <w:r>
+              <w:rPr>
+                <w:rFonts w:ascii="Times New Roman" w:hAnsi="Times New Roman" w:eastAsia="Times New Roman"/>
+                <w:b/>
+                <w:i w:val="0"/>
+                <w:sz w:val="18"/>
+              </w:rPr>
+              <w:t>Obs rain NSE</w:t>
+            </w:r>
+          </w:p>
+        </w:tc>
+        <w:tc>
+          <w:tcPr>
+            <w:tcW w:type="dxa" w:w="2160"/>
+          </w:tcPr>
+          <w:p>
+            <w:r/>
+            <w:r>
+              <w:rPr>
+                <w:rFonts w:ascii="Times New Roman" w:hAnsi="Times New Roman" w:eastAsia="Times New Roman"/>
+                <w:b/>
+                <w:i w:val="0"/>
+                <w:sz w:val="18"/>
+              </w:rPr>
+              <w:t>GFS QPF NSE</w:t>
+            </w:r>
+          </w:p>
+        </w:tc>
+        <w:tc>
+          <w:tcPr>
+            <w:tcW w:type="dxa" w:w="2160"/>
+          </w:tcPr>
+          <w:p>
+            <w:r/>
+            <w:r>
+              <w:rPr>
+                <w:rFonts w:ascii="Times New Roman" w:hAnsi="Times New Roman" w:eastAsia="Times New Roman"/>
+                <w:b/>
+                <w:i w:val="0"/>
+                <w:sz w:val="18"/>
+              </w:rPr>
+              <w:t>Oracle rain NSE</w:t>
+            </w:r>
+          </w:p>
+        </w:tc>
+      </w:tr>
+      <w:tr>
+        <w:tc>
+          <w:tcPr>
+            <w:tcW w:type="dxa" w:w="2160"/>
+          </w:tcPr>
+          <w:p>
+            <w:r/>
+            <w:r>
+              <w:rPr>
+                <w:rFonts w:ascii="Times New Roman" w:hAnsi="Times New Roman" w:eastAsia="Times New Roman"/>
+                <w:b w:val="0"/>
+                <w:i w:val="0"/>
+                <w:sz w:val="18"/>
+              </w:rPr>
+              <w:t>1</w:t>
+            </w:r>
+          </w:p>
+        </w:tc>
+        <w:tc>
+          <w:tcPr>
+            <w:tcW w:type="dxa" w:w="2160"/>
+          </w:tcPr>
+          <w:p>
+            <w:r/>
+            <w:r>
+              <w:rPr>
+                <w:rFonts w:ascii="Times New Roman" w:hAnsi="Times New Roman" w:eastAsia="Times New Roman"/>
+                <w:b w:val="0"/>
+                <w:i w:val="0"/>
+                <w:sz w:val="18"/>
+              </w:rPr>
+              <w:t>0.893</w:t>
+            </w:r>
+          </w:p>
+        </w:tc>
+        <w:tc>
+          <w:tcPr>
+            <w:tcW w:type="dxa" w:w="2160"/>
+          </w:tcPr>
+          <w:p>
+            <w:r/>
+            <w:r>
+              <w:rPr>
+                <w:rFonts w:ascii="Times New Roman" w:hAnsi="Times New Roman" w:eastAsia="Times New Roman"/>
+                <w:b w:val="0"/>
+                <w:i w:val="0"/>
+                <w:sz w:val="18"/>
+              </w:rPr>
+              <w:t>0.923</w:t>
+            </w:r>
+          </w:p>
+        </w:tc>
+        <w:tc>
+          <w:tcPr>
+            <w:tcW w:type="dxa" w:w="2160"/>
+          </w:tcPr>
+          <w:p>
+            <w:r/>
+            <w:r>
+              <w:rPr>
+                <w:rFonts w:ascii="Times New Roman" w:hAnsi="Times New Roman" w:eastAsia="Times New Roman"/>
+                <w:b w:val="0"/>
+                <w:i w:val="0"/>
+                <w:sz w:val="18"/>
+              </w:rPr>
+              <w:t>0.926</w:t>
+            </w:r>
+          </w:p>
+        </w:tc>
+      </w:tr>
+      <w:tr>
+        <w:tc>
+          <w:tcPr>
+            <w:tcW w:type="dxa" w:w="2160"/>
+          </w:tcPr>
+          <w:p>
+            <w:r/>
+            <w:r>
+              <w:rPr>
+                <w:rFonts w:ascii="Times New Roman" w:hAnsi="Times New Roman" w:eastAsia="Times New Roman"/>
+                <w:b w:val="0"/>
+                <w:i w:val="0"/>
+                <w:sz w:val="18"/>
+              </w:rPr>
+              <w:t>3</w:t>
+            </w:r>
+          </w:p>
+        </w:tc>
+        <w:tc>
+          <w:tcPr>
+            <w:tcW w:type="dxa" w:w="2160"/>
+          </w:tcPr>
+          <w:p>
+            <w:r/>
+            <w:r>
+              <w:rPr>
+                <w:rFonts w:ascii="Times New Roman" w:hAnsi="Times New Roman" w:eastAsia="Times New Roman"/>
+                <w:b w:val="0"/>
+                <w:i w:val="0"/>
+                <w:sz w:val="18"/>
+              </w:rPr>
+              <w:t>0.406</w:t>
+            </w:r>
+          </w:p>
+        </w:tc>
+        <w:tc>
+          <w:tcPr>
+            <w:tcW w:type="dxa" w:w="2160"/>
+          </w:tcPr>
+          <w:p>
+            <w:r/>
+            <w:r>
+              <w:rPr>
+                <w:rFonts w:ascii="Times New Roman" w:hAnsi="Times New Roman" w:eastAsia="Times New Roman"/>
+                <w:b w:val="0"/>
+                <w:i w:val="0"/>
+                <w:sz w:val="18"/>
+              </w:rPr>
+              <w:t>-0.035</w:t>
+            </w:r>
+          </w:p>
+        </w:tc>
+        <w:tc>
+          <w:tcPr>
+            <w:tcW w:type="dxa" w:w="2160"/>
+          </w:tcPr>
+          <w:p>
+            <w:r/>
+            <w:r>
+              <w:rPr>
+                <w:rFonts w:ascii="Times New Roman" w:hAnsi="Times New Roman" w:eastAsia="Times New Roman"/>
+                <w:b w:val="0"/>
+                <w:i w:val="0"/>
+                <w:sz w:val="18"/>
+              </w:rPr>
+              <w:t>0.577</w:t>
+            </w:r>
+          </w:p>
+        </w:tc>
+      </w:tr>
+      <w:tr>
+        <w:tc>
+          <w:tcPr>
+            <w:tcW w:type="dxa" w:w="2160"/>
+          </w:tcPr>
+          <w:p>
+            <w:r/>
+            <w:r>
+              <w:rPr>
+                <w:rFonts w:ascii="Times New Roman" w:hAnsi="Times New Roman" w:eastAsia="Times New Roman"/>
+                <w:b w:val="0"/>
+                <w:i w:val="0"/>
+                <w:sz w:val="18"/>
+              </w:rPr>
+              <w:t>7</w:t>
+            </w:r>
+          </w:p>
+        </w:tc>
+        <w:tc>
+          <w:tcPr>
+            <w:tcW w:type="dxa" w:w="2160"/>
+          </w:tcPr>
+          <w:p>
+            <w:r/>
+            <w:r>
+              <w:rPr>
+                <w:rFonts w:ascii="Times New Roman" w:hAnsi="Times New Roman" w:eastAsia="Times New Roman"/>
+                <w:b w:val="0"/>
+                <w:i w:val="0"/>
+                <w:sz w:val="18"/>
+              </w:rPr>
+              <w:t>0.094</w:t>
+            </w:r>
+          </w:p>
+        </w:tc>
+        <w:tc>
+          <w:tcPr>
+            <w:tcW w:type="dxa" w:w="2160"/>
+          </w:tcPr>
+          <w:p>
+            <w:r/>
+            <w:r>
+              <w:rPr>
+                <w:rFonts w:ascii="Times New Roman" w:hAnsi="Times New Roman" w:eastAsia="Times New Roman"/>
+                <w:b w:val="0"/>
+                <w:i w:val="0"/>
+                <w:sz w:val="18"/>
+              </w:rPr>
+              <w:t>0.228</w:t>
+            </w:r>
+          </w:p>
+        </w:tc>
+        <w:tc>
+          <w:tcPr>
+            <w:tcW w:type="dxa" w:w="2160"/>
+          </w:tcPr>
+          <w:p>
+            <w:r/>
+            <w:r>
+              <w:rPr>
+                <w:rFonts w:ascii="Times New Roman" w:hAnsi="Times New Roman" w:eastAsia="Times New Roman"/>
+                <w:b w:val="0"/>
+                <w:i w:val="0"/>
+                <w:sz w:val="18"/>
+              </w:rPr>
+              <w:t>0.450</w:t>
+            </w:r>
+          </w:p>
+        </w:tc>
+      </w:tr>
+    </w:tbl>
+    <w:p>
+      <w:pPr>
+        <w:spacing w:before="80" w:after="200"/>
+        <w:jc w:val="center"/>
+      </w:pPr>
+      <w:r>
+        <w:rPr>
+          <w:rFonts w:ascii="Times New Roman" w:hAnsi="Times New Roman" w:eastAsia="Times New Roman"/>
+          <w:b w:val="0"/>
+          <w:i w:val="0"/>
+          <w:sz w:val="20"/>
+        </w:rPr>
+        <w:t>Table 2b. Potomac 2024 observation-only versus GFS QPF versus oracle precipitation.</w:t>
+      </w:r>
+    </w:p>
+    <w:tbl>
+      <w:tblPr>
+        <w:tblStyle w:val="TableGrid"/>
+        <w:tblW w:type="auto" w:w="0"/>
+        <w:tblLook w:firstColumn="1" w:firstRow="1" w:lastColumn="0" w:lastRow="0" w:noHBand="0" w:noVBand="1" w:val="04A0"/>
+      </w:tblPr>
+      <w:tblGrid>
+        <w:gridCol w:w="1440"/>
+        <w:gridCol w:w="1440"/>
+        <w:gridCol w:w="1440"/>
+        <w:gridCol w:w="1440"/>
+        <w:gridCol w:w="1440"/>
+        <w:gridCol w:w="1440"/>
+      </w:tblGrid>
+      <w:tr>
+        <w:tc>
+          <w:tcPr>
+            <w:tcW w:type="dxa" w:w="1440"/>
+          </w:tcPr>
+          <w:p>
+            <w:r/>
+            <w:r>
+              <w:rPr>
+                <w:rFonts w:ascii="Times New Roman" w:hAnsi="Times New Roman" w:eastAsia="Times New Roman"/>
+                <w:b/>
+                <w:i w:val="0"/>
+                <w:sz w:val="18"/>
+              </w:rPr>
+              <w:t>Basin</w:t>
+            </w:r>
+          </w:p>
+        </w:tc>
+        <w:tc>
+          <w:tcPr>
+            <w:tcW w:type="dxa" w:w="1440"/>
+          </w:tcPr>
+          <w:p>
+            <w:r/>
+            <w:r>
+              <w:rPr>
+                <w:rFonts w:ascii="Times New Roman" w:hAnsi="Times New Roman" w:eastAsia="Times New Roman"/>
+                <w:b/>
+                <w:i w:val="0"/>
+                <w:sz w:val="18"/>
+              </w:rPr>
+              <w:t>Lead (d)</w:t>
+            </w:r>
+          </w:p>
+        </w:tc>
+        <w:tc>
+          <w:tcPr>
+            <w:tcW w:type="dxa" w:w="1440"/>
+          </w:tcPr>
+          <w:p>
+            <w:r/>
+            <w:r>
+              <w:rPr>
+                <w:rFonts w:ascii="Times New Roman" w:hAnsi="Times New Roman" w:eastAsia="Times New Roman"/>
+                <w:b/>
+                <w:i w:val="0"/>
+                <w:sz w:val="18"/>
+              </w:rPr>
+              <w:t>Persist CSI</w:t>
+            </w:r>
+          </w:p>
+        </w:tc>
+        <w:tc>
+          <w:tcPr>
+            <w:tcW w:type="dxa" w:w="1440"/>
+          </w:tcPr>
+          <w:p>
+            <w:r/>
+            <w:r>
+              <w:rPr>
+                <w:rFonts w:ascii="Times New Roman" w:hAnsi="Times New Roman" w:eastAsia="Times New Roman"/>
+                <w:b/>
+                <w:i w:val="0"/>
+                <w:sz w:val="18"/>
+              </w:rPr>
+              <w:t>Routing CSI</w:t>
+            </w:r>
+          </w:p>
+        </w:tc>
+        <w:tc>
+          <w:tcPr>
+            <w:tcW w:type="dxa" w:w="1440"/>
+          </w:tcPr>
+          <w:p>
+            <w:r/>
+            <w:r>
+              <w:rPr>
+                <w:rFonts w:ascii="Times New Roman" w:hAnsi="Times New Roman" w:eastAsia="Times New Roman"/>
+                <w:b/>
+                <w:i w:val="0"/>
+                <w:sz w:val="18"/>
+              </w:rPr>
+              <w:t>XGB CSI</w:t>
+            </w:r>
+          </w:p>
+        </w:tc>
+        <w:tc>
+          <w:tcPr>
+            <w:tcW w:type="dxa" w:w="1440"/>
+          </w:tcPr>
+          <w:p>
+            <w:r/>
+            <w:r>
+              <w:rPr>
+                <w:rFonts w:ascii="Times New Roman" w:hAnsi="Times New Roman" w:eastAsia="Times New Roman"/>
+                <w:b/>
+                <w:i w:val="0"/>
+                <w:sz w:val="18"/>
+              </w:rPr>
+              <w:t>N events</w:t>
+            </w:r>
+          </w:p>
+        </w:tc>
+      </w:tr>
+      <w:tr>
+        <w:tc>
+          <w:tcPr>
+            <w:tcW w:type="dxa" w:w="1440"/>
+          </w:tcPr>
+          <w:p>
+            <w:r/>
+            <w:r>
+              <w:rPr>
+                <w:rFonts w:ascii="Times New Roman" w:hAnsi="Times New Roman" w:eastAsia="Times New Roman"/>
+                <w:b w:val="0"/>
+                <w:i w:val="0"/>
+                <w:sz w:val="18"/>
+              </w:rPr>
+              <w:t>verde</w:t>
+            </w:r>
+          </w:p>
+        </w:tc>
+        <w:tc>
+          <w:tcPr>
+            <w:tcW w:type="dxa" w:w="1440"/>
+          </w:tcPr>
+          <w:p>
+            <w:r/>
+            <w:r>
+              <w:rPr>
+                <w:rFonts w:ascii="Times New Roman" w:hAnsi="Times New Roman" w:eastAsia="Times New Roman"/>
+                <w:b w:val="0"/>
+                <w:i w:val="0"/>
+                <w:sz w:val="18"/>
+              </w:rPr>
+              <w:t>1</w:t>
+            </w:r>
+          </w:p>
+        </w:tc>
+        <w:tc>
+          <w:tcPr>
+            <w:tcW w:type="dxa" w:w="1440"/>
+          </w:tcPr>
+          <w:p>
+            <w:r/>
+            <w:r>
+              <w:rPr>
+                <w:rFonts w:ascii="Times New Roman" w:hAnsi="Times New Roman" w:eastAsia="Times New Roman"/>
+                <w:b w:val="0"/>
+                <w:i w:val="0"/>
+                <w:sz w:val="18"/>
+              </w:rPr>
+              <w:t>0.794</w:t>
+            </w:r>
+          </w:p>
+        </w:tc>
+        <w:tc>
+          <w:tcPr>
+            <w:tcW w:type="dxa" w:w="1440"/>
+          </w:tcPr>
+          <w:p>
+            <w:r/>
+            <w:r>
+              <w:rPr>
+                <w:rFonts w:ascii="Times New Roman" w:hAnsi="Times New Roman" w:eastAsia="Times New Roman"/>
+                <w:b w:val="0"/>
+                <w:i w:val="0"/>
+                <w:sz w:val="18"/>
+              </w:rPr>
+              <w:t>0.540</w:t>
+            </w:r>
+          </w:p>
+        </w:tc>
+        <w:tc>
+          <w:tcPr>
+            <w:tcW w:type="dxa" w:w="1440"/>
+          </w:tcPr>
+          <w:p>
+            <w:r/>
+            <w:r>
+              <w:rPr>
+                <w:rFonts w:ascii="Times New Roman" w:hAnsi="Times New Roman" w:eastAsia="Times New Roman"/>
+                <w:b w:val="0"/>
+                <w:i w:val="0"/>
+                <w:sz w:val="18"/>
+              </w:rPr>
+              <w:t>0.828</w:t>
+            </w:r>
+          </w:p>
+        </w:tc>
+        <w:tc>
+          <w:tcPr>
+            <w:tcW w:type="dxa" w:w="1440"/>
+          </w:tcPr>
+          <w:p>
+            <w:r/>
+            <w:r>
+              <w:rPr>
+                <w:rFonts w:ascii="Times New Roman" w:hAnsi="Times New Roman" w:eastAsia="Times New Roman"/>
+                <w:b w:val="0"/>
+                <w:i w:val="0"/>
+                <w:sz w:val="18"/>
+              </w:rPr>
+              <w:t>139</w:t>
+            </w:r>
+          </w:p>
+        </w:tc>
+      </w:tr>
+      <w:tr>
+        <w:tc>
+          <w:tcPr>
+            <w:tcW w:type="dxa" w:w="1440"/>
+          </w:tcPr>
+          <w:p>
+            <w:r/>
+            <w:r>
+              <w:rPr>
+                <w:rFonts w:ascii="Times New Roman" w:hAnsi="Times New Roman" w:eastAsia="Times New Roman"/>
+                <w:b w:val="0"/>
+                <w:i w:val="0"/>
+                <w:sz w:val="18"/>
+              </w:rPr>
+              <w:t>verde</w:t>
+            </w:r>
+          </w:p>
+        </w:tc>
+        <w:tc>
+          <w:tcPr>
+            <w:tcW w:type="dxa" w:w="1440"/>
+          </w:tcPr>
+          <w:p>
+            <w:r/>
+            <w:r>
+              <w:rPr>
+                <w:rFonts w:ascii="Times New Roman" w:hAnsi="Times New Roman" w:eastAsia="Times New Roman"/>
+                <w:b w:val="0"/>
+                <w:i w:val="0"/>
+                <w:sz w:val="18"/>
+              </w:rPr>
+              <w:t>3</w:t>
+            </w:r>
+          </w:p>
+        </w:tc>
+        <w:tc>
+          <w:tcPr>
+            <w:tcW w:type="dxa" w:w="1440"/>
+          </w:tcPr>
+          <w:p>
+            <w:r/>
+            <w:r>
+              <w:rPr>
+                <w:rFonts w:ascii="Times New Roman" w:hAnsi="Times New Roman" w:eastAsia="Times New Roman"/>
+                <w:b w:val="0"/>
+                <w:i w:val="0"/>
+                <w:sz w:val="18"/>
+              </w:rPr>
+              <w:t>0.571</w:t>
+            </w:r>
+          </w:p>
+        </w:tc>
+        <w:tc>
+          <w:tcPr>
+            <w:tcW w:type="dxa" w:w="1440"/>
+          </w:tcPr>
+          <w:p>
+            <w:r/>
+            <w:r>
+              <w:rPr>
+                <w:rFonts w:ascii="Times New Roman" w:hAnsi="Times New Roman" w:eastAsia="Times New Roman"/>
+                <w:b w:val="0"/>
+                <w:i w:val="0"/>
+                <w:sz w:val="18"/>
+              </w:rPr>
+              <w:t>0.553</w:t>
+            </w:r>
+          </w:p>
+        </w:tc>
+        <w:tc>
+          <w:tcPr>
+            <w:tcW w:type="dxa" w:w="1440"/>
+          </w:tcPr>
+          <w:p>
+            <w:r/>
+            <w:r>
+              <w:rPr>
+                <w:rFonts w:ascii="Times New Roman" w:hAnsi="Times New Roman" w:eastAsia="Times New Roman"/>
+                <w:b w:val="0"/>
+                <w:i w:val="0"/>
+                <w:sz w:val="18"/>
+              </w:rPr>
+              <w:t>0.513</w:t>
+            </w:r>
+          </w:p>
+        </w:tc>
+        <w:tc>
+          <w:tcPr>
+            <w:tcW w:type="dxa" w:w="1440"/>
+          </w:tcPr>
+          <w:p>
+            <w:r/>
+            <w:r>
+              <w:rPr>
+                <w:rFonts w:ascii="Times New Roman" w:hAnsi="Times New Roman" w:eastAsia="Times New Roman"/>
+                <w:b w:val="0"/>
+                <w:i w:val="0"/>
+                <w:sz w:val="18"/>
+              </w:rPr>
+              <w:t>139</w:t>
+            </w:r>
+          </w:p>
+        </w:tc>
+      </w:tr>
+      <w:tr>
+        <w:tc>
+          <w:tcPr>
+            <w:tcW w:type="dxa" w:w="1440"/>
+          </w:tcPr>
+          <w:p>
+            <w:r/>
+            <w:r>
+              <w:rPr>
+                <w:rFonts w:ascii="Times New Roman" w:hAnsi="Times New Roman" w:eastAsia="Times New Roman"/>
+                <w:b w:val="0"/>
+                <w:i w:val="0"/>
+                <w:sz w:val="18"/>
+              </w:rPr>
+              <w:t>verde</w:t>
+            </w:r>
+          </w:p>
+        </w:tc>
+        <w:tc>
+          <w:tcPr>
+            <w:tcW w:type="dxa" w:w="1440"/>
+          </w:tcPr>
+          <w:p>
+            <w:r/>
+            <w:r>
+              <w:rPr>
+                <w:rFonts w:ascii="Times New Roman" w:hAnsi="Times New Roman" w:eastAsia="Times New Roman"/>
+                <w:b w:val="0"/>
+                <w:i w:val="0"/>
+                <w:sz w:val="18"/>
+              </w:rPr>
+              <w:t>7</w:t>
+            </w:r>
+          </w:p>
+        </w:tc>
+        <w:tc>
+          <w:tcPr>
+            <w:tcW w:type="dxa" w:w="1440"/>
+          </w:tcPr>
+          <w:p>
+            <w:r/>
+            <w:r>
+              <w:rPr>
+                <w:rFonts w:ascii="Times New Roman" w:hAnsi="Times New Roman" w:eastAsia="Times New Roman"/>
+                <w:b w:val="0"/>
+                <w:i w:val="0"/>
+                <w:sz w:val="18"/>
+              </w:rPr>
+              <w:t>0.495</w:t>
+            </w:r>
+          </w:p>
+        </w:tc>
+        <w:tc>
+          <w:tcPr>
+            <w:tcW w:type="dxa" w:w="1440"/>
+          </w:tcPr>
+          <w:p>
+            <w:r/>
+            <w:r>
+              <w:rPr>
+                <w:rFonts w:ascii="Times New Roman" w:hAnsi="Times New Roman" w:eastAsia="Times New Roman"/>
+                <w:b w:val="0"/>
+                <w:i w:val="0"/>
+                <w:sz w:val="18"/>
+              </w:rPr>
+              <w:t>0.494</w:t>
+            </w:r>
+          </w:p>
+        </w:tc>
+        <w:tc>
+          <w:tcPr>
+            <w:tcW w:type="dxa" w:w="1440"/>
+          </w:tcPr>
+          <w:p>
+            <w:r/>
+            <w:r>
+              <w:rPr>
+                <w:rFonts w:ascii="Times New Roman" w:hAnsi="Times New Roman" w:eastAsia="Times New Roman"/>
+                <w:b w:val="0"/>
+                <w:i w:val="0"/>
+                <w:sz w:val="18"/>
+              </w:rPr>
+              <w:t>0.412</w:t>
+            </w:r>
+          </w:p>
+        </w:tc>
+        <w:tc>
+          <w:tcPr>
+            <w:tcW w:type="dxa" w:w="1440"/>
+          </w:tcPr>
+          <w:p>
+            <w:r/>
+            <w:r>
+              <w:rPr>
+                <w:rFonts w:ascii="Times New Roman" w:hAnsi="Times New Roman" w:eastAsia="Times New Roman"/>
+                <w:b w:val="0"/>
+                <w:i w:val="0"/>
+                <w:sz w:val="18"/>
+              </w:rPr>
+              <w:t>139</w:t>
+            </w:r>
+          </w:p>
+        </w:tc>
+      </w:tr>
+      <w:tr>
+        <w:tc>
+          <w:tcPr>
+            <w:tcW w:type="dxa" w:w="1440"/>
+          </w:tcPr>
+          <w:p>
+            <w:r/>
+            <w:r>
+              <w:rPr>
+                <w:rFonts w:ascii="Times New Roman" w:hAnsi="Times New Roman" w:eastAsia="Times New Roman"/>
+                <w:b w:val="0"/>
+                <w:i w:val="0"/>
+                <w:sz w:val="18"/>
+              </w:rPr>
+              <w:t>james</w:t>
+            </w:r>
+          </w:p>
+        </w:tc>
+        <w:tc>
+          <w:tcPr>
+            <w:tcW w:type="dxa" w:w="1440"/>
+          </w:tcPr>
+          <w:p>
+            <w:r/>
+            <w:r>
+              <w:rPr>
+                <w:rFonts w:ascii="Times New Roman" w:hAnsi="Times New Roman" w:eastAsia="Times New Roman"/>
+                <w:b w:val="0"/>
+                <w:i w:val="0"/>
+                <w:sz w:val="18"/>
+              </w:rPr>
+              <w:t>1</w:t>
+            </w:r>
+          </w:p>
+        </w:tc>
+        <w:tc>
+          <w:tcPr>
+            <w:tcW w:type="dxa" w:w="1440"/>
+          </w:tcPr>
+          <w:p>
+            <w:r/>
+            <w:r>
+              <w:rPr>
+                <w:rFonts w:ascii="Times New Roman" w:hAnsi="Times New Roman" w:eastAsia="Times New Roman"/>
+                <w:b w:val="0"/>
+                <w:i w:val="0"/>
+                <w:sz w:val="18"/>
+              </w:rPr>
+              <w:t>0.588</w:t>
+            </w:r>
+          </w:p>
+        </w:tc>
+        <w:tc>
+          <w:tcPr>
+            <w:tcW w:type="dxa" w:w="1440"/>
+          </w:tcPr>
+          <w:p>
+            <w:r/>
+            <w:r>
+              <w:rPr>
+                <w:rFonts w:ascii="Times New Roman" w:hAnsi="Times New Roman" w:eastAsia="Times New Roman"/>
+                <w:b w:val="0"/>
+                <w:i w:val="0"/>
+                <w:sz w:val="18"/>
+              </w:rPr>
+              <w:t>0.775</w:t>
+            </w:r>
+          </w:p>
+        </w:tc>
+        <w:tc>
+          <w:tcPr>
+            <w:tcW w:type="dxa" w:w="1440"/>
+          </w:tcPr>
+          <w:p>
+            <w:r/>
+            <w:r>
+              <w:rPr>
+                <w:rFonts w:ascii="Times New Roman" w:hAnsi="Times New Roman" w:eastAsia="Times New Roman"/>
+                <w:b w:val="0"/>
+                <w:i w:val="0"/>
+                <w:sz w:val="18"/>
+              </w:rPr>
+              <w:t>0.845</w:t>
+            </w:r>
+          </w:p>
+        </w:tc>
+        <w:tc>
+          <w:tcPr>
+            <w:tcW w:type="dxa" w:w="1440"/>
+          </w:tcPr>
+          <w:p>
+            <w:r/>
+            <w:r>
+              <w:rPr>
+                <w:rFonts w:ascii="Times New Roman" w:hAnsi="Times New Roman" w:eastAsia="Times New Roman"/>
+                <w:b w:val="0"/>
+                <w:i w:val="0"/>
+                <w:sz w:val="18"/>
+              </w:rPr>
+              <w:t>77</w:t>
+            </w:r>
+          </w:p>
+        </w:tc>
+      </w:tr>
+      <w:tr>
+        <w:tc>
+          <w:tcPr>
+            <w:tcW w:type="dxa" w:w="1440"/>
+          </w:tcPr>
+          <w:p>
+            <w:r/>
+            <w:r>
+              <w:rPr>
+                <w:rFonts w:ascii="Times New Roman" w:hAnsi="Times New Roman" w:eastAsia="Times New Roman"/>
+                <w:b w:val="0"/>
+                <w:i w:val="0"/>
+                <w:sz w:val="18"/>
+              </w:rPr>
+              <w:t>james</w:t>
+            </w:r>
+          </w:p>
+        </w:tc>
+        <w:tc>
+          <w:tcPr>
+            <w:tcW w:type="dxa" w:w="1440"/>
+          </w:tcPr>
+          <w:p>
+            <w:r/>
+            <w:r>
+              <w:rPr>
+                <w:rFonts w:ascii="Times New Roman" w:hAnsi="Times New Roman" w:eastAsia="Times New Roman"/>
+                <w:b w:val="0"/>
+                <w:i w:val="0"/>
+                <w:sz w:val="18"/>
+              </w:rPr>
+              <w:t>3</w:t>
+            </w:r>
+          </w:p>
+        </w:tc>
+        <w:tc>
+          <w:tcPr>
+            <w:tcW w:type="dxa" w:w="1440"/>
+          </w:tcPr>
+          <w:p>
+            <w:r/>
+            <w:r>
+              <w:rPr>
+                <w:rFonts w:ascii="Times New Roman" w:hAnsi="Times New Roman" w:eastAsia="Times New Roman"/>
+                <w:b w:val="0"/>
+                <w:i w:val="0"/>
+                <w:sz w:val="18"/>
+              </w:rPr>
+              <w:t>0.238</w:t>
+            </w:r>
+          </w:p>
+        </w:tc>
+        <w:tc>
+          <w:tcPr>
+            <w:tcW w:type="dxa" w:w="1440"/>
+          </w:tcPr>
+          <w:p>
+            <w:r/>
+            <w:r>
+              <w:rPr>
+                <w:rFonts w:ascii="Times New Roman" w:hAnsi="Times New Roman" w:eastAsia="Times New Roman"/>
+                <w:b w:val="0"/>
+                <w:i w:val="0"/>
+                <w:sz w:val="18"/>
+              </w:rPr>
+              <w:t>0.256</w:t>
+            </w:r>
+          </w:p>
+        </w:tc>
+        <w:tc>
+          <w:tcPr>
+            <w:tcW w:type="dxa" w:w="1440"/>
+          </w:tcPr>
+          <w:p>
+            <w:r/>
+            <w:r>
+              <w:rPr>
+                <w:rFonts w:ascii="Times New Roman" w:hAnsi="Times New Roman" w:eastAsia="Times New Roman"/>
+                <w:b w:val="0"/>
+                <w:i w:val="0"/>
+                <w:sz w:val="18"/>
+              </w:rPr>
+              <w:t>0.364</w:t>
+            </w:r>
+          </w:p>
+        </w:tc>
+        <w:tc>
+          <w:tcPr>
+            <w:tcW w:type="dxa" w:w="1440"/>
+          </w:tcPr>
+          <w:p>
+            <w:r/>
+            <w:r>
+              <w:rPr>
+                <w:rFonts w:ascii="Times New Roman" w:hAnsi="Times New Roman" w:eastAsia="Times New Roman"/>
+                <w:b w:val="0"/>
+                <w:i w:val="0"/>
+                <w:sz w:val="18"/>
+              </w:rPr>
+              <w:t>77</w:t>
+            </w:r>
+          </w:p>
+        </w:tc>
+      </w:tr>
+      <w:tr>
+        <w:tc>
+          <w:tcPr>
+            <w:tcW w:type="dxa" w:w="1440"/>
+          </w:tcPr>
+          <w:p>
+            <w:r/>
+            <w:r>
+              <w:rPr>
+                <w:rFonts w:ascii="Times New Roman" w:hAnsi="Times New Roman" w:eastAsia="Times New Roman"/>
+                <w:b w:val="0"/>
+                <w:i w:val="0"/>
+                <w:sz w:val="18"/>
+              </w:rPr>
+              <w:t>james</w:t>
+            </w:r>
+          </w:p>
+        </w:tc>
+        <w:tc>
+          <w:tcPr>
+            <w:tcW w:type="dxa" w:w="1440"/>
+          </w:tcPr>
+          <w:p>
+            <w:r/>
+            <w:r>
+              <w:rPr>
+                <w:rFonts w:ascii="Times New Roman" w:hAnsi="Times New Roman" w:eastAsia="Times New Roman"/>
+                <w:b w:val="0"/>
+                <w:i w:val="0"/>
+                <w:sz w:val="18"/>
+              </w:rPr>
+              <w:t>7</w:t>
+            </w:r>
+          </w:p>
+        </w:tc>
+        <w:tc>
+          <w:tcPr>
+            <w:tcW w:type="dxa" w:w="1440"/>
+          </w:tcPr>
+          <w:p>
+            <w:r/>
+            <w:r>
+              <w:rPr>
+                <w:rFonts w:ascii="Times New Roman" w:hAnsi="Times New Roman" w:eastAsia="Times New Roman"/>
+                <w:b w:val="0"/>
+                <w:i w:val="0"/>
+                <w:sz w:val="18"/>
+              </w:rPr>
+              <w:t>0.194</w:t>
+            </w:r>
+          </w:p>
+        </w:tc>
+        <w:tc>
+          <w:tcPr>
+            <w:tcW w:type="dxa" w:w="1440"/>
+          </w:tcPr>
+          <w:p>
+            <w:r/>
+            <w:r>
+              <w:rPr>
+                <w:rFonts w:ascii="Times New Roman" w:hAnsi="Times New Roman" w:eastAsia="Times New Roman"/>
+                <w:b w:val="0"/>
+                <w:i w:val="0"/>
+                <w:sz w:val="18"/>
+              </w:rPr>
+              <w:t>0.092</w:t>
+            </w:r>
+          </w:p>
+        </w:tc>
+        <w:tc>
+          <w:tcPr>
+            <w:tcW w:type="dxa" w:w="1440"/>
+          </w:tcPr>
+          <w:p>
+            <w:r/>
+            <w:r>
+              <w:rPr>
+                <w:rFonts w:ascii="Times New Roman" w:hAnsi="Times New Roman" w:eastAsia="Times New Roman"/>
+                <w:b w:val="0"/>
+                <w:i w:val="0"/>
+                <w:sz w:val="18"/>
+              </w:rPr>
+              <w:t>0.160</w:t>
+            </w:r>
+          </w:p>
+        </w:tc>
+        <w:tc>
+          <w:tcPr>
+            <w:tcW w:type="dxa" w:w="1440"/>
+          </w:tcPr>
+          <w:p>
+            <w:r/>
+            <w:r>
+              <w:rPr>
+                <w:rFonts w:ascii="Times New Roman" w:hAnsi="Times New Roman" w:eastAsia="Times New Roman"/>
+                <w:b w:val="0"/>
+                <w:i w:val="0"/>
+                <w:sz w:val="18"/>
+              </w:rPr>
+              <w:t>77</w:t>
+            </w:r>
+          </w:p>
+        </w:tc>
+      </w:tr>
+      <w:tr>
+        <w:tc>
+          <w:tcPr>
+            <w:tcW w:type="dxa" w:w="1440"/>
+          </w:tcPr>
+          <w:p>
+            <w:r/>
+            <w:r>
+              <w:rPr>
+                <w:rFonts w:ascii="Times New Roman" w:hAnsi="Times New Roman" w:eastAsia="Times New Roman"/>
+                <w:b w:val="0"/>
+                <w:i w:val="0"/>
+                <w:sz w:val="18"/>
+              </w:rPr>
+              <w:t>potomac</w:t>
+            </w:r>
+          </w:p>
+        </w:tc>
+        <w:tc>
+          <w:tcPr>
+            <w:tcW w:type="dxa" w:w="1440"/>
+          </w:tcPr>
+          <w:p>
+            <w:r/>
+            <w:r>
+              <w:rPr>
+                <w:rFonts w:ascii="Times New Roman" w:hAnsi="Times New Roman" w:eastAsia="Times New Roman"/>
+                <w:b w:val="0"/>
+                <w:i w:val="0"/>
+                <w:sz w:val="18"/>
+              </w:rPr>
+              <w:t>1</w:t>
+            </w:r>
+          </w:p>
+        </w:tc>
+        <w:tc>
+          <w:tcPr>
+            <w:tcW w:type="dxa" w:w="1440"/>
+          </w:tcPr>
+          <w:p>
+            <w:r/>
+            <w:r>
+              <w:rPr>
+                <w:rFonts w:ascii="Times New Roman" w:hAnsi="Times New Roman" w:eastAsia="Times New Roman"/>
+                <w:b w:val="0"/>
+                <w:i w:val="0"/>
+                <w:sz w:val="18"/>
+              </w:rPr>
+              <w:t>0.560</w:t>
+            </w:r>
+          </w:p>
+        </w:tc>
+        <w:tc>
+          <w:tcPr>
+            <w:tcW w:type="dxa" w:w="1440"/>
+          </w:tcPr>
+          <w:p>
+            <w:r/>
+            <w:r>
+              <w:rPr>
+                <w:rFonts w:ascii="Times New Roman" w:hAnsi="Times New Roman" w:eastAsia="Times New Roman"/>
+                <w:b w:val="0"/>
+                <w:i w:val="0"/>
+                <w:sz w:val="18"/>
+              </w:rPr>
+              <w:t>0.622</w:t>
+            </w:r>
+          </w:p>
+        </w:tc>
+        <w:tc>
+          <w:tcPr>
+            <w:tcW w:type="dxa" w:w="1440"/>
+          </w:tcPr>
+          <w:p>
+            <w:r/>
+            <w:r>
+              <w:rPr>
+                <w:rFonts w:ascii="Times New Roman" w:hAnsi="Times New Roman" w:eastAsia="Times New Roman"/>
+                <w:b w:val="0"/>
+                <w:i w:val="0"/>
+                <w:sz w:val="18"/>
+              </w:rPr>
+              <w:t>0.766</w:t>
+            </w:r>
+          </w:p>
+        </w:tc>
+        <w:tc>
+          <w:tcPr>
+            <w:tcW w:type="dxa" w:w="1440"/>
+          </w:tcPr>
+          <w:p>
+            <w:r/>
+            <w:r>
+              <w:rPr>
+                <w:rFonts w:ascii="Times New Roman" w:hAnsi="Times New Roman" w:eastAsia="Times New Roman"/>
+                <w:b w:val="0"/>
+                <w:i w:val="0"/>
+                <w:sz w:val="18"/>
+              </w:rPr>
+              <w:t>39</w:t>
+            </w:r>
+          </w:p>
+        </w:tc>
+      </w:tr>
+      <w:tr>
+        <w:tc>
+          <w:tcPr>
+            <w:tcW w:type="dxa" w:w="1440"/>
+          </w:tcPr>
+          <w:p>
+            <w:r/>
+            <w:r>
+              <w:rPr>
+                <w:rFonts w:ascii="Times New Roman" w:hAnsi="Times New Roman" w:eastAsia="Times New Roman"/>
+                <w:b w:val="0"/>
+                <w:i w:val="0"/>
+                <w:sz w:val="18"/>
+              </w:rPr>
+              <w:t>potomac</w:t>
+            </w:r>
+          </w:p>
+        </w:tc>
+        <w:tc>
+          <w:tcPr>
+            <w:tcW w:type="dxa" w:w="1440"/>
+          </w:tcPr>
+          <w:p>
+            <w:r/>
+            <w:r>
+              <w:rPr>
+                <w:rFonts w:ascii="Times New Roman" w:hAnsi="Times New Roman" w:eastAsia="Times New Roman"/>
+                <w:b w:val="0"/>
+                <w:i w:val="0"/>
+                <w:sz w:val="18"/>
+              </w:rPr>
+              <w:t>3</w:t>
+            </w:r>
+          </w:p>
+        </w:tc>
+        <w:tc>
+          <w:tcPr>
+            <w:tcW w:type="dxa" w:w="1440"/>
+          </w:tcPr>
+          <w:p>
+            <w:r/>
+            <w:r>
+              <w:rPr>
+                <w:rFonts w:ascii="Times New Roman" w:hAnsi="Times New Roman" w:eastAsia="Times New Roman"/>
+                <w:b w:val="0"/>
+                <w:i w:val="0"/>
+                <w:sz w:val="18"/>
+              </w:rPr>
+              <w:t>0.162</w:t>
+            </w:r>
+          </w:p>
+        </w:tc>
+        <w:tc>
+          <w:tcPr>
+            <w:tcW w:type="dxa" w:w="1440"/>
+          </w:tcPr>
+          <w:p>
+            <w:r/>
+            <w:r>
+              <w:rPr>
+                <w:rFonts w:ascii="Times New Roman" w:hAnsi="Times New Roman" w:eastAsia="Times New Roman"/>
+                <w:b w:val="0"/>
+                <w:i w:val="0"/>
+                <w:sz w:val="18"/>
+              </w:rPr>
+              <w:t>0.200</w:t>
+            </w:r>
+          </w:p>
+        </w:tc>
+        <w:tc>
+          <w:tcPr>
+            <w:tcW w:type="dxa" w:w="1440"/>
+          </w:tcPr>
+          <w:p>
+            <w:r/>
+            <w:r>
+              <w:rPr>
+                <w:rFonts w:ascii="Times New Roman" w:hAnsi="Times New Roman" w:eastAsia="Times New Roman"/>
+                <w:b w:val="0"/>
+                <w:i w:val="0"/>
+                <w:sz w:val="18"/>
+              </w:rPr>
+              <w:t>0.328</w:t>
+            </w:r>
+          </w:p>
+        </w:tc>
+        <w:tc>
+          <w:tcPr>
+            <w:tcW w:type="dxa" w:w="1440"/>
+          </w:tcPr>
+          <w:p>
+            <w:r/>
+            <w:r>
+              <w:rPr>
+                <w:rFonts w:ascii="Times New Roman" w:hAnsi="Times New Roman" w:eastAsia="Times New Roman"/>
+                <w:b w:val="0"/>
+                <w:i w:val="0"/>
+                <w:sz w:val="18"/>
+              </w:rPr>
+              <w:t>39</w:t>
+            </w:r>
+          </w:p>
+        </w:tc>
+      </w:tr>
+      <w:tr>
+        <w:tc>
+          <w:tcPr>
+            <w:tcW w:type="dxa" w:w="1440"/>
+          </w:tcPr>
+          <w:p>
+            <w:r/>
+            <w:r>
+              <w:rPr>
+                <w:rFonts w:ascii="Times New Roman" w:hAnsi="Times New Roman" w:eastAsia="Times New Roman"/>
+                <w:b w:val="0"/>
+                <w:i w:val="0"/>
+                <w:sz w:val="18"/>
+              </w:rPr>
+              <w:t>potomac</w:t>
+            </w:r>
+          </w:p>
+        </w:tc>
+        <w:tc>
+          <w:tcPr>
+            <w:tcW w:type="dxa" w:w="1440"/>
+          </w:tcPr>
+          <w:p>
+            <w:r/>
+            <w:r>
+              <w:rPr>
+                <w:rFonts w:ascii="Times New Roman" w:hAnsi="Times New Roman" w:eastAsia="Times New Roman"/>
+                <w:b w:val="0"/>
+                <w:i w:val="0"/>
+                <w:sz w:val="18"/>
+              </w:rPr>
+              <w:t>7</w:t>
+            </w:r>
+          </w:p>
+        </w:tc>
+        <w:tc>
+          <w:tcPr>
+            <w:tcW w:type="dxa" w:w="1440"/>
+          </w:tcPr>
+          <w:p>
+            <w:r/>
+            <w:r>
+              <w:rPr>
+                <w:rFonts w:ascii="Times New Roman" w:hAnsi="Times New Roman" w:eastAsia="Times New Roman"/>
+                <w:b w:val="0"/>
+                <w:i w:val="0"/>
+                <w:sz w:val="18"/>
+              </w:rPr>
+              <w:t>0.064</w:t>
+            </w:r>
+          </w:p>
+        </w:tc>
+        <w:tc>
+          <w:tcPr>
+            <w:tcW w:type="dxa" w:w="1440"/>
+          </w:tcPr>
+          <w:p>
+            <w:r/>
+            <w:r>
+              <w:rPr>
+                <w:rFonts w:ascii="Times New Roman" w:hAnsi="Times New Roman" w:eastAsia="Times New Roman"/>
+                <w:b w:val="0"/>
+                <w:i w:val="0"/>
+                <w:sz w:val="18"/>
+              </w:rPr>
+              <w:t>0.038</w:t>
+            </w:r>
+          </w:p>
+        </w:tc>
+        <w:tc>
+          <w:tcPr>
+            <w:tcW w:type="dxa" w:w="1440"/>
+          </w:tcPr>
+          <w:p>
+            <w:r/>
+            <w:r>
+              <w:rPr>
+                <w:rFonts w:ascii="Times New Roman" w:hAnsi="Times New Roman" w:eastAsia="Times New Roman"/>
+                <w:b w:val="0"/>
+                <w:i w:val="0"/>
+                <w:sz w:val="18"/>
+              </w:rPr>
+              <w:t>0.075</w:t>
+            </w:r>
+          </w:p>
+        </w:tc>
+        <w:tc>
+          <w:tcPr>
+            <w:tcW w:type="dxa" w:w="1440"/>
+          </w:tcPr>
+          <w:p>
+            <w:r/>
+            <w:r>
+              <w:rPr>
+                <w:rFonts w:ascii="Times New Roman" w:hAnsi="Times New Roman" w:eastAsia="Times New Roman"/>
+                <w:b w:val="0"/>
+                <w:i w:val="0"/>
+                <w:sz w:val="18"/>
+              </w:rPr>
+              <w:t>39</w:t>
+            </w:r>
+          </w:p>
+        </w:tc>
+      </w:tr>
+      <w:tr>
+        <w:tc>
+          <w:tcPr>
+            <w:tcW w:type="dxa" w:w="1440"/>
+          </w:tcPr>
+          <w:p>
+            <w:r/>
+            <w:r>
+              <w:rPr>
+                <w:rFonts w:ascii="Times New Roman" w:hAnsi="Times New Roman" w:eastAsia="Times New Roman"/>
+                <w:b w:val="0"/>
+                <w:i w:val="0"/>
+                <w:sz w:val="18"/>
+              </w:rPr>
+              <w:t>willamette</w:t>
+            </w:r>
+          </w:p>
+        </w:tc>
+        <w:tc>
+          <w:tcPr>
+            <w:tcW w:type="dxa" w:w="1440"/>
+          </w:tcPr>
+          <w:p>
+            <w:r/>
+            <w:r>
+              <w:rPr>
+                <w:rFonts w:ascii="Times New Roman" w:hAnsi="Times New Roman" w:eastAsia="Times New Roman"/>
+                <w:b w:val="0"/>
+                <w:i w:val="0"/>
+                <w:sz w:val="18"/>
+              </w:rPr>
+              <w:t>1</w:t>
+            </w:r>
+          </w:p>
+        </w:tc>
+        <w:tc>
+          <w:tcPr>
+            <w:tcW w:type="dxa" w:w="1440"/>
+          </w:tcPr>
+          <w:p>
+            <w:r/>
+            <w:r>
+              <w:rPr>
+                <w:rFonts w:ascii="Times New Roman" w:hAnsi="Times New Roman" w:eastAsia="Times New Roman"/>
+                <w:b w:val="0"/>
+                <w:i w:val="0"/>
+                <w:sz w:val="18"/>
+              </w:rPr>
+              <w:t>0.761</w:t>
+            </w:r>
+          </w:p>
+        </w:tc>
+        <w:tc>
+          <w:tcPr>
+            <w:tcW w:type="dxa" w:w="1440"/>
+          </w:tcPr>
+          <w:p>
+            <w:r/>
+            <w:r>
+              <w:rPr>
+                <w:rFonts w:ascii="Times New Roman" w:hAnsi="Times New Roman" w:eastAsia="Times New Roman"/>
+                <w:b w:val="0"/>
+                <w:i w:val="0"/>
+                <w:sz w:val="18"/>
+              </w:rPr>
+              <w:t>0.807</w:t>
+            </w:r>
+          </w:p>
+        </w:tc>
+        <w:tc>
+          <w:tcPr>
+            <w:tcW w:type="dxa" w:w="1440"/>
+          </w:tcPr>
+          <w:p>
+            <w:r/>
+            <w:r>
+              <w:rPr>
+                <w:rFonts w:ascii="Times New Roman" w:hAnsi="Times New Roman" w:eastAsia="Times New Roman"/>
+                <w:b w:val="0"/>
+                <w:i w:val="0"/>
+                <w:sz w:val="18"/>
+              </w:rPr>
+              <w:t>0.835</w:t>
+            </w:r>
+          </w:p>
+        </w:tc>
+        <w:tc>
+          <w:tcPr>
+            <w:tcW w:type="dxa" w:w="1440"/>
+          </w:tcPr>
+          <w:p>
+            <w:r/>
+            <w:r>
+              <w:rPr>
+                <w:rFonts w:ascii="Times New Roman" w:hAnsi="Times New Roman" w:eastAsia="Times New Roman"/>
+                <w:b w:val="0"/>
+                <w:i w:val="0"/>
+                <w:sz w:val="18"/>
+              </w:rPr>
+              <w:t>96</w:t>
+            </w:r>
+          </w:p>
+        </w:tc>
+      </w:tr>
+      <w:tr>
+        <w:tc>
+          <w:tcPr>
+            <w:tcW w:type="dxa" w:w="1440"/>
+          </w:tcPr>
+          <w:p>
+            <w:r/>
+            <w:r>
+              <w:rPr>
+                <w:rFonts w:ascii="Times New Roman" w:hAnsi="Times New Roman" w:eastAsia="Times New Roman"/>
+                <w:b w:val="0"/>
+                <w:i w:val="0"/>
+                <w:sz w:val="18"/>
+              </w:rPr>
+              <w:t>willamette</w:t>
+            </w:r>
+          </w:p>
+        </w:tc>
+        <w:tc>
+          <w:tcPr>
+            <w:tcW w:type="dxa" w:w="1440"/>
+          </w:tcPr>
+          <w:p>
+            <w:r/>
+            <w:r>
+              <w:rPr>
+                <w:rFonts w:ascii="Times New Roman" w:hAnsi="Times New Roman" w:eastAsia="Times New Roman"/>
+                <w:b w:val="0"/>
+                <w:i w:val="0"/>
+                <w:sz w:val="18"/>
+              </w:rPr>
+              <w:t>3</w:t>
+            </w:r>
+          </w:p>
+        </w:tc>
+        <w:tc>
+          <w:tcPr>
+            <w:tcW w:type="dxa" w:w="1440"/>
+          </w:tcPr>
+          <w:p>
+            <w:r/>
+            <w:r>
+              <w:rPr>
+                <w:rFonts w:ascii="Times New Roman" w:hAnsi="Times New Roman" w:eastAsia="Times New Roman"/>
+                <w:b w:val="0"/>
+                <w:i w:val="0"/>
+                <w:sz w:val="18"/>
+              </w:rPr>
+              <w:t>0.520</w:t>
+            </w:r>
+          </w:p>
+        </w:tc>
+        <w:tc>
+          <w:tcPr>
+            <w:tcW w:type="dxa" w:w="1440"/>
+          </w:tcPr>
+          <w:p>
+            <w:r/>
+            <w:r>
+              <w:rPr>
+                <w:rFonts w:ascii="Times New Roman" w:hAnsi="Times New Roman" w:eastAsia="Times New Roman"/>
+                <w:b w:val="0"/>
+                <w:i w:val="0"/>
+                <w:sz w:val="18"/>
+              </w:rPr>
+              <w:t>0.520</w:t>
+            </w:r>
+          </w:p>
+        </w:tc>
+        <w:tc>
+          <w:tcPr>
+            <w:tcW w:type="dxa" w:w="1440"/>
+          </w:tcPr>
+          <w:p>
+            <w:r/>
+            <w:r>
+              <w:rPr>
+                <w:rFonts w:ascii="Times New Roman" w:hAnsi="Times New Roman" w:eastAsia="Times New Roman"/>
+                <w:b w:val="0"/>
+                <w:i w:val="0"/>
+                <w:sz w:val="18"/>
+              </w:rPr>
+              <w:t>0.610</w:t>
+            </w:r>
+          </w:p>
+        </w:tc>
+        <w:tc>
+          <w:tcPr>
+            <w:tcW w:type="dxa" w:w="1440"/>
+          </w:tcPr>
+          <w:p>
+            <w:r/>
+            <w:r>
+              <w:rPr>
+                <w:rFonts w:ascii="Times New Roman" w:hAnsi="Times New Roman" w:eastAsia="Times New Roman"/>
+                <w:b w:val="0"/>
+                <w:i w:val="0"/>
+                <w:sz w:val="18"/>
+              </w:rPr>
+              <w:t>96</w:t>
+            </w:r>
+          </w:p>
+        </w:tc>
+      </w:tr>
+      <w:tr>
+        <w:tc>
+          <w:tcPr>
+            <w:tcW w:type="dxa" w:w="1440"/>
+          </w:tcPr>
+          <w:p>
+            <w:r/>
+            <w:r>
+              <w:rPr>
+                <w:rFonts w:ascii="Times New Roman" w:hAnsi="Times New Roman" w:eastAsia="Times New Roman"/>
+                <w:b w:val="0"/>
+                <w:i w:val="0"/>
+                <w:sz w:val="18"/>
+              </w:rPr>
+              <w:t>willamette</w:t>
+            </w:r>
+          </w:p>
+        </w:tc>
+        <w:tc>
+          <w:tcPr>
+            <w:tcW w:type="dxa" w:w="1440"/>
+          </w:tcPr>
+          <w:p>
+            <w:r/>
+            <w:r>
+              <w:rPr>
+                <w:rFonts w:ascii="Times New Roman" w:hAnsi="Times New Roman" w:eastAsia="Times New Roman"/>
+                <w:b w:val="0"/>
+                <w:i w:val="0"/>
+                <w:sz w:val="18"/>
+              </w:rPr>
+              <w:t>7</w:t>
+            </w:r>
+          </w:p>
+        </w:tc>
+        <w:tc>
+          <w:tcPr>
+            <w:tcW w:type="dxa" w:w="1440"/>
+          </w:tcPr>
+          <w:p>
+            <w:r/>
+            <w:r>
+              <w:rPr>
+                <w:rFonts w:ascii="Times New Roman" w:hAnsi="Times New Roman" w:eastAsia="Times New Roman"/>
+                <w:b w:val="0"/>
+                <w:i w:val="0"/>
+                <w:sz w:val="18"/>
+              </w:rPr>
+              <w:t>0.322</w:t>
+            </w:r>
+          </w:p>
+        </w:tc>
+        <w:tc>
+          <w:tcPr>
+            <w:tcW w:type="dxa" w:w="1440"/>
+          </w:tcPr>
+          <w:p>
+            <w:r/>
+            <w:r>
+              <w:rPr>
+                <w:rFonts w:ascii="Times New Roman" w:hAnsi="Times New Roman" w:eastAsia="Times New Roman"/>
+                <w:b w:val="0"/>
+                <w:i w:val="0"/>
+                <w:sz w:val="18"/>
+              </w:rPr>
+              <w:t>0.290</w:t>
+            </w:r>
+          </w:p>
+        </w:tc>
+        <w:tc>
+          <w:tcPr>
+            <w:tcW w:type="dxa" w:w="1440"/>
+          </w:tcPr>
+          <w:p>
+            <w:r/>
+            <w:r>
+              <w:rPr>
+                <w:rFonts w:ascii="Times New Roman" w:hAnsi="Times New Roman" w:eastAsia="Times New Roman"/>
+                <w:b w:val="0"/>
+                <w:i w:val="0"/>
+                <w:sz w:val="18"/>
+              </w:rPr>
+              <w:t>0.317</w:t>
+            </w:r>
+          </w:p>
+        </w:tc>
+        <w:tc>
+          <w:tcPr>
+            <w:tcW w:type="dxa" w:w="1440"/>
+          </w:tcPr>
+          <w:p>
+            <w:r/>
+            <w:r>
+              <w:rPr>
+                <w:rFonts w:ascii="Times New Roman" w:hAnsi="Times New Roman" w:eastAsia="Times New Roman"/>
+                <w:b w:val="0"/>
+                <w:i w:val="0"/>
+                <w:sz w:val="18"/>
+              </w:rPr>
+              <w:t>96</w:t>
+            </w:r>
+          </w:p>
+        </w:tc>
+      </w:tr>
+      <w:tr>
+        <w:tc>
+          <w:tcPr>
+            <w:tcW w:type="dxa" w:w="1440"/>
+          </w:tcPr>
+          <w:p>
+            <w:r/>
+            <w:r>
+              <w:rPr>
+                <w:rFonts w:ascii="Times New Roman" w:hAnsi="Times New Roman" w:eastAsia="Times New Roman"/>
+                <w:b w:val="0"/>
+                <w:i w:val="0"/>
+                <w:sz w:val="18"/>
+              </w:rPr>
+              <w:t>animas</w:t>
+            </w:r>
+          </w:p>
+        </w:tc>
+        <w:tc>
+          <w:tcPr>
+            <w:tcW w:type="dxa" w:w="1440"/>
+          </w:tcPr>
+          <w:p>
+            <w:r/>
+            <w:r>
+              <w:rPr>
+                <w:rFonts w:ascii="Times New Roman" w:hAnsi="Times New Roman" w:eastAsia="Times New Roman"/>
+                <w:b w:val="0"/>
+                <w:i w:val="0"/>
+                <w:sz w:val="18"/>
+              </w:rPr>
+              <w:t>1</w:t>
+            </w:r>
+          </w:p>
+        </w:tc>
+        <w:tc>
+          <w:tcPr>
+            <w:tcW w:type="dxa" w:w="1440"/>
+          </w:tcPr>
+          <w:p>
+            <w:r/>
+            <w:r>
+              <w:rPr>
+                <w:rFonts w:ascii="Times New Roman" w:hAnsi="Times New Roman" w:eastAsia="Times New Roman"/>
+                <w:b w:val="0"/>
+                <w:i w:val="0"/>
+                <w:sz w:val="18"/>
+              </w:rPr>
+              <w:t>0.925</w:t>
+            </w:r>
+          </w:p>
+        </w:tc>
+        <w:tc>
+          <w:tcPr>
+            <w:tcW w:type="dxa" w:w="1440"/>
+          </w:tcPr>
+          <w:p>
+            <w:r/>
+            <w:r>
+              <w:rPr>
+                <w:rFonts w:ascii="Times New Roman" w:hAnsi="Times New Roman" w:eastAsia="Times New Roman"/>
+                <w:b w:val="0"/>
+                <w:i w:val="0"/>
+                <w:sz w:val="18"/>
+              </w:rPr>
+              <w:t>0.914</w:t>
+            </w:r>
+          </w:p>
+        </w:tc>
+        <w:tc>
+          <w:tcPr>
+            <w:tcW w:type="dxa" w:w="1440"/>
+          </w:tcPr>
+          <w:p>
+            <w:r/>
+            <w:r>
+              <w:rPr>
+                <w:rFonts w:ascii="Times New Roman" w:hAnsi="Times New Roman" w:eastAsia="Times New Roman"/>
+                <w:b w:val="0"/>
+                <w:i w:val="0"/>
+                <w:sz w:val="18"/>
+              </w:rPr>
+              <w:t>0.904</w:t>
+            </w:r>
+          </w:p>
+        </w:tc>
+        <w:tc>
+          <w:tcPr>
+            <w:tcW w:type="dxa" w:w="1440"/>
+          </w:tcPr>
+          <w:p>
+            <w:r/>
+            <w:r>
+              <w:rPr>
+                <w:rFonts w:ascii="Times New Roman" w:hAnsi="Times New Roman" w:eastAsia="Times New Roman"/>
+                <w:b w:val="0"/>
+                <w:i w:val="0"/>
+                <w:sz w:val="18"/>
+              </w:rPr>
+              <w:t>103</w:t>
+            </w:r>
+          </w:p>
+        </w:tc>
+      </w:tr>
+      <w:tr>
+        <w:tc>
+          <w:tcPr>
+            <w:tcW w:type="dxa" w:w="1440"/>
+          </w:tcPr>
+          <w:p>
+            <w:r/>
+            <w:r>
+              <w:rPr>
+                <w:rFonts w:ascii="Times New Roman" w:hAnsi="Times New Roman" w:eastAsia="Times New Roman"/>
+                <w:b w:val="0"/>
+                <w:i w:val="0"/>
+                <w:sz w:val="18"/>
+              </w:rPr>
+              <w:t>animas</w:t>
+            </w:r>
+          </w:p>
+        </w:tc>
+        <w:tc>
+          <w:tcPr>
+            <w:tcW w:type="dxa" w:w="1440"/>
+          </w:tcPr>
+          <w:p>
+            <w:r/>
+            <w:r>
+              <w:rPr>
+                <w:rFonts w:ascii="Times New Roman" w:hAnsi="Times New Roman" w:eastAsia="Times New Roman"/>
+                <w:b w:val="0"/>
+                <w:i w:val="0"/>
+                <w:sz w:val="18"/>
+              </w:rPr>
+              <w:t>3</w:t>
+            </w:r>
+          </w:p>
+        </w:tc>
+        <w:tc>
+          <w:tcPr>
+            <w:tcW w:type="dxa" w:w="1440"/>
+          </w:tcPr>
+          <w:p>
+            <w:r/>
+            <w:r>
+              <w:rPr>
+                <w:rFonts w:ascii="Times New Roman" w:hAnsi="Times New Roman" w:eastAsia="Times New Roman"/>
+                <w:b w:val="0"/>
+                <w:i w:val="0"/>
+                <w:sz w:val="18"/>
+              </w:rPr>
+              <w:t>0.823</w:t>
+            </w:r>
+          </w:p>
+        </w:tc>
+        <w:tc>
+          <w:tcPr>
+            <w:tcW w:type="dxa" w:w="1440"/>
+          </w:tcPr>
+          <w:p>
+            <w:r/>
+            <w:r>
+              <w:rPr>
+                <w:rFonts w:ascii="Times New Roman" w:hAnsi="Times New Roman" w:eastAsia="Times New Roman"/>
+                <w:b w:val="0"/>
+                <w:i w:val="0"/>
+                <w:sz w:val="18"/>
+              </w:rPr>
+              <w:t>0.886</w:t>
+            </w:r>
+          </w:p>
+        </w:tc>
+        <w:tc>
+          <w:tcPr>
+            <w:tcW w:type="dxa" w:w="1440"/>
+          </w:tcPr>
+          <w:p>
+            <w:r/>
+            <w:r>
+              <w:rPr>
+                <w:rFonts w:ascii="Times New Roman" w:hAnsi="Times New Roman" w:eastAsia="Times New Roman"/>
+                <w:b w:val="0"/>
+                <w:i w:val="0"/>
+                <w:sz w:val="18"/>
+              </w:rPr>
+              <w:t>0.829</w:t>
+            </w:r>
+          </w:p>
+        </w:tc>
+        <w:tc>
+          <w:tcPr>
+            <w:tcW w:type="dxa" w:w="1440"/>
+          </w:tcPr>
+          <w:p>
+            <w:r/>
+            <w:r>
+              <w:rPr>
+                <w:rFonts w:ascii="Times New Roman" w:hAnsi="Times New Roman" w:eastAsia="Times New Roman"/>
+                <w:b w:val="0"/>
+                <w:i w:val="0"/>
+                <w:sz w:val="18"/>
+              </w:rPr>
+              <w:t>103</w:t>
+            </w:r>
+          </w:p>
+        </w:tc>
+      </w:tr>
+      <w:tr>
+        <w:tc>
+          <w:tcPr>
+            <w:tcW w:type="dxa" w:w="1440"/>
+          </w:tcPr>
+          <w:p>
+            <w:r/>
+            <w:r>
+              <w:rPr>
+                <w:rFonts w:ascii="Times New Roman" w:hAnsi="Times New Roman" w:eastAsia="Times New Roman"/>
+                <w:b w:val="0"/>
+                <w:i w:val="0"/>
+                <w:sz w:val="18"/>
+              </w:rPr>
+              <w:t>animas</w:t>
+            </w:r>
+          </w:p>
+        </w:tc>
+        <w:tc>
+          <w:tcPr>
+            <w:tcW w:type="dxa" w:w="1440"/>
+          </w:tcPr>
+          <w:p>
+            <w:r/>
+            <w:r>
+              <w:rPr>
+                <w:rFonts w:ascii="Times New Roman" w:hAnsi="Times New Roman" w:eastAsia="Times New Roman"/>
+                <w:b w:val="0"/>
+                <w:i w:val="0"/>
+                <w:sz w:val="18"/>
+              </w:rPr>
+              <w:t>7</w:t>
+            </w:r>
+          </w:p>
+        </w:tc>
+        <w:tc>
+          <w:tcPr>
+            <w:tcW w:type="dxa" w:w="1440"/>
+          </w:tcPr>
+          <w:p>
+            <w:r/>
+            <w:r>
+              <w:rPr>
+                <w:rFonts w:ascii="Times New Roman" w:hAnsi="Times New Roman" w:eastAsia="Times New Roman"/>
+                <w:b w:val="0"/>
+                <w:i w:val="0"/>
+                <w:sz w:val="18"/>
+              </w:rPr>
+              <w:t>0.661</w:t>
+            </w:r>
+          </w:p>
+        </w:tc>
+        <w:tc>
+          <w:tcPr>
+            <w:tcW w:type="dxa" w:w="1440"/>
+          </w:tcPr>
+          <w:p>
+            <w:r/>
+            <w:r>
+              <w:rPr>
+                <w:rFonts w:ascii="Times New Roman" w:hAnsi="Times New Roman" w:eastAsia="Times New Roman"/>
+                <w:b w:val="0"/>
+                <w:i w:val="0"/>
+                <w:sz w:val="18"/>
+              </w:rPr>
+              <w:t>0.687</w:t>
+            </w:r>
+          </w:p>
+        </w:tc>
+        <w:tc>
+          <w:tcPr>
+            <w:tcW w:type="dxa" w:w="1440"/>
+          </w:tcPr>
+          <w:p>
+            <w:r/>
+            <w:r>
+              <w:rPr>
+                <w:rFonts w:ascii="Times New Roman" w:hAnsi="Times New Roman" w:eastAsia="Times New Roman"/>
+                <w:b w:val="0"/>
+                <w:i w:val="0"/>
+                <w:sz w:val="18"/>
+              </w:rPr>
+              <w:t>0.687</w:t>
+            </w:r>
+          </w:p>
+        </w:tc>
+        <w:tc>
+          <w:tcPr>
+            <w:tcW w:type="dxa" w:w="1440"/>
+          </w:tcPr>
+          <w:p>
+            <w:r/>
+            <w:r>
+              <w:rPr>
+                <w:rFonts w:ascii="Times New Roman" w:hAnsi="Times New Roman" w:eastAsia="Times New Roman"/>
+                <w:b w:val="0"/>
+                <w:i w:val="0"/>
+                <w:sz w:val="18"/>
+              </w:rPr>
+              <w:t>103</w:t>
+            </w:r>
+          </w:p>
+        </w:tc>
+      </w:tr>
+    </w:tbl>
+    <w:p>
+      <w:pPr>
+        <w:spacing w:before="80" w:after="200"/>
+        <w:jc w:val="center"/>
+      </w:pPr>
+      <w:r>
+        <w:rPr>
+          <w:rFonts w:ascii="Times New Roman" w:hAnsi="Times New Roman" w:eastAsia="Times New Roman"/>
+          <w:b w:val="0"/>
+          <w:i w:val="0"/>
+          <w:sz w:val="20"/>
+        </w:rPr>
+        <w:t>Table 2c. Climate-band P90 CSI using XGBoost (training 90th percentile).</w:t>
+      </w:r>
+    </w:p>
+    <w:tbl>
+      <w:tblPr>
+        <w:tblStyle w:val="TableGrid"/>
+        <w:tblW w:type="auto" w:w="0"/>
+        <w:tblLook w:firstColumn="1" w:firstRow="1" w:lastColumn="0" w:lastRow="0" w:noHBand="0" w:noVBand="1" w:val="04A0"/>
+      </w:tblPr>
+      <w:tblGrid>
+        <w:gridCol w:w="1728"/>
+        <w:gridCol w:w="1728"/>
+        <w:gridCol w:w="1728"/>
+        <w:gridCol w:w="1728"/>
+        <w:gridCol w:w="1728"/>
+      </w:tblGrid>
+      <w:tr>
+        <w:tc>
+          <w:tcPr>
+            <w:tcW w:type="dxa" w:w="1728"/>
+          </w:tcPr>
+          <w:p>
+            <w:r/>
+            <w:r>
+              <w:rPr>
+                <w:rFonts w:ascii="Times New Roman" w:hAnsi="Times New Roman" w:eastAsia="Times New Roman"/>
+                <w:b/>
+                <w:i w:val="0"/>
+                <w:sz w:val="18"/>
+              </w:rPr>
+              <w:t>Basin</w:t>
+            </w:r>
+          </w:p>
+        </w:tc>
+        <w:tc>
+          <w:tcPr>
+            <w:tcW w:type="dxa" w:w="1728"/>
+          </w:tcPr>
+          <w:p>
+            <w:r/>
+            <w:r>
+              <w:rPr>
+                <w:rFonts w:ascii="Times New Roman" w:hAnsi="Times New Roman" w:eastAsia="Times New Roman"/>
+                <w:b/>
+                <w:i w:val="0"/>
+                <w:sz w:val="18"/>
+              </w:rPr>
+              <w:t>Lead (d)</w:t>
+            </w:r>
+          </w:p>
+        </w:tc>
+        <w:tc>
+          <w:tcPr>
+            <w:tcW w:type="dxa" w:w="1728"/>
+          </w:tcPr>
+          <w:p>
+            <w:r/>
+            <w:r>
+              <w:rPr>
+                <w:rFonts w:ascii="Times New Roman" w:hAnsi="Times New Roman" w:eastAsia="Times New Roman"/>
+                <w:b/>
+                <w:i w:val="0"/>
+                <w:sz w:val="18"/>
+              </w:rPr>
+              <w:t>XGB obs NSE</w:t>
+            </w:r>
+          </w:p>
+        </w:tc>
+        <w:tc>
+          <w:tcPr>
+            <w:tcW w:type="dxa" w:w="1728"/>
+          </w:tcPr>
+          <w:p>
+            <w:r/>
+            <w:r>
+              <w:rPr>
+                <w:rFonts w:ascii="Times New Roman" w:hAnsi="Times New Roman" w:eastAsia="Times New Roman"/>
+                <w:b/>
+                <w:i w:val="0"/>
+                <w:sz w:val="18"/>
+              </w:rPr>
+              <w:t>XGB oracle NSE</w:t>
+            </w:r>
+          </w:p>
+        </w:tc>
+        <w:tc>
+          <w:tcPr>
+            <w:tcW w:type="dxa" w:w="1728"/>
+          </w:tcPr>
+          <w:p>
+            <w:r/>
+            <w:r>
+              <w:rPr>
+                <w:rFonts w:ascii="Times New Roman" w:hAnsi="Times New Roman" w:eastAsia="Times New Roman"/>
+                <w:b/>
+                <w:i w:val="0"/>
+                <w:sz w:val="18"/>
+              </w:rPr>
+              <w:t>ΔNSE</w:t>
+            </w:r>
+          </w:p>
+        </w:tc>
+      </w:tr>
+      <w:tr>
+        <w:tc>
+          <w:tcPr>
+            <w:tcW w:type="dxa" w:w="1728"/>
+          </w:tcPr>
+          <w:p>
+            <w:r/>
+            <w:r>
+              <w:rPr>
+                <w:rFonts w:ascii="Times New Roman" w:hAnsi="Times New Roman" w:eastAsia="Times New Roman"/>
+                <w:b w:val="0"/>
+                <w:i w:val="0"/>
+                <w:sz w:val="18"/>
+              </w:rPr>
+              <w:t>verde</w:t>
+            </w:r>
+          </w:p>
+        </w:tc>
+        <w:tc>
+          <w:tcPr>
+            <w:tcW w:type="dxa" w:w="1728"/>
+          </w:tcPr>
+          <w:p>
+            <w:r/>
+            <w:r>
+              <w:rPr>
+                <w:rFonts w:ascii="Times New Roman" w:hAnsi="Times New Roman" w:eastAsia="Times New Roman"/>
+                <w:b w:val="0"/>
+                <w:i w:val="0"/>
+                <w:sz w:val="18"/>
+              </w:rPr>
+              <w:t>1</w:t>
+            </w:r>
+          </w:p>
+        </w:tc>
+        <w:tc>
+          <w:tcPr>
+            <w:tcW w:type="dxa" w:w="1728"/>
+          </w:tcPr>
+          <w:p>
+            <w:r/>
+            <w:r>
+              <w:rPr>
+                <w:rFonts w:ascii="Times New Roman" w:hAnsi="Times New Roman" w:eastAsia="Times New Roman"/>
+                <w:b w:val="0"/>
+                <w:i w:val="0"/>
+                <w:sz w:val="18"/>
+              </w:rPr>
+              <w:t>0.678</w:t>
+            </w:r>
+          </w:p>
+        </w:tc>
+        <w:tc>
+          <w:tcPr>
+            <w:tcW w:type="dxa" w:w="1728"/>
+          </w:tcPr>
+          <w:p>
+            <w:r/>
+            <w:r>
+              <w:rPr>
+                <w:rFonts w:ascii="Times New Roman" w:hAnsi="Times New Roman" w:eastAsia="Times New Roman"/>
+                <w:b w:val="0"/>
+                <w:i w:val="0"/>
+                <w:sz w:val="18"/>
+              </w:rPr>
+              <w:t>0.646</w:t>
+            </w:r>
+          </w:p>
+        </w:tc>
+        <w:tc>
+          <w:tcPr>
+            <w:tcW w:type="dxa" w:w="1728"/>
+          </w:tcPr>
+          <w:p>
+            <w:r/>
+            <w:r>
+              <w:rPr>
+                <w:rFonts w:ascii="Times New Roman" w:hAnsi="Times New Roman" w:eastAsia="Times New Roman"/>
+                <w:b w:val="0"/>
+                <w:i w:val="0"/>
+                <w:sz w:val="18"/>
+              </w:rPr>
+              <w:t>-0.032</w:t>
+            </w:r>
+          </w:p>
+        </w:tc>
+      </w:tr>
+      <w:tr>
+        <w:tc>
+          <w:tcPr>
+            <w:tcW w:type="dxa" w:w="1728"/>
+          </w:tcPr>
+          <w:p>
+            <w:r/>
+            <w:r>
+              <w:rPr>
+                <w:rFonts w:ascii="Times New Roman" w:hAnsi="Times New Roman" w:eastAsia="Times New Roman"/>
+                <w:b w:val="0"/>
+                <w:i w:val="0"/>
+                <w:sz w:val="18"/>
+              </w:rPr>
+              <w:t>verde</w:t>
+            </w:r>
+          </w:p>
+        </w:tc>
+        <w:tc>
+          <w:tcPr>
+            <w:tcW w:type="dxa" w:w="1728"/>
+          </w:tcPr>
+          <w:p>
+            <w:r/>
+            <w:r>
+              <w:rPr>
+                <w:rFonts w:ascii="Times New Roman" w:hAnsi="Times New Roman" w:eastAsia="Times New Roman"/>
+                <w:b w:val="0"/>
+                <w:i w:val="0"/>
+                <w:sz w:val="18"/>
+              </w:rPr>
+              <w:t>3</w:t>
+            </w:r>
+          </w:p>
+        </w:tc>
+        <w:tc>
+          <w:tcPr>
+            <w:tcW w:type="dxa" w:w="1728"/>
+          </w:tcPr>
+          <w:p>
+            <w:r/>
+            <w:r>
+              <w:rPr>
+                <w:rFonts w:ascii="Times New Roman" w:hAnsi="Times New Roman" w:eastAsia="Times New Roman"/>
+                <w:b w:val="0"/>
+                <w:i w:val="0"/>
+                <w:sz w:val="18"/>
+              </w:rPr>
+              <w:t>0.242</w:t>
+            </w:r>
+          </w:p>
+        </w:tc>
+        <w:tc>
+          <w:tcPr>
+            <w:tcW w:type="dxa" w:w="1728"/>
+          </w:tcPr>
+          <w:p>
+            <w:r/>
+            <w:r>
+              <w:rPr>
+                <w:rFonts w:ascii="Times New Roman" w:hAnsi="Times New Roman" w:eastAsia="Times New Roman"/>
+                <w:b w:val="0"/>
+                <w:i w:val="0"/>
+                <w:sz w:val="18"/>
+              </w:rPr>
+              <w:t>0.513</w:t>
+            </w:r>
+          </w:p>
+        </w:tc>
+        <w:tc>
+          <w:tcPr>
+            <w:tcW w:type="dxa" w:w="1728"/>
+          </w:tcPr>
+          <w:p>
+            <w:r/>
+            <w:r>
+              <w:rPr>
+                <w:rFonts w:ascii="Times New Roman" w:hAnsi="Times New Roman" w:eastAsia="Times New Roman"/>
+                <w:b w:val="0"/>
+                <w:i w:val="0"/>
+                <w:sz w:val="18"/>
+              </w:rPr>
+              <w:t>0.271</w:t>
+            </w:r>
+          </w:p>
+        </w:tc>
+      </w:tr>
+      <w:tr>
+        <w:tc>
+          <w:tcPr>
+            <w:tcW w:type="dxa" w:w="1728"/>
+          </w:tcPr>
+          <w:p>
+            <w:r/>
+            <w:r>
+              <w:rPr>
+                <w:rFonts w:ascii="Times New Roman" w:hAnsi="Times New Roman" w:eastAsia="Times New Roman"/>
+                <w:b w:val="0"/>
+                <w:i w:val="0"/>
+                <w:sz w:val="18"/>
+              </w:rPr>
+              <w:t>verde</w:t>
+            </w:r>
+          </w:p>
+        </w:tc>
+        <w:tc>
+          <w:tcPr>
+            <w:tcW w:type="dxa" w:w="1728"/>
+          </w:tcPr>
+          <w:p>
+            <w:r/>
+            <w:r>
+              <w:rPr>
+                <w:rFonts w:ascii="Times New Roman" w:hAnsi="Times New Roman" w:eastAsia="Times New Roman"/>
+                <w:b w:val="0"/>
+                <w:i w:val="0"/>
+                <w:sz w:val="18"/>
+              </w:rPr>
+              <w:t>7</w:t>
+            </w:r>
+          </w:p>
+        </w:tc>
+        <w:tc>
+          <w:tcPr>
+            <w:tcW w:type="dxa" w:w="1728"/>
+          </w:tcPr>
+          <w:p>
+            <w:r/>
+            <w:r>
+              <w:rPr>
+                <w:rFonts w:ascii="Times New Roman" w:hAnsi="Times New Roman" w:eastAsia="Times New Roman"/>
+                <w:b w:val="0"/>
+                <w:i w:val="0"/>
+                <w:sz w:val="18"/>
+              </w:rPr>
+              <w:t>0.198</w:t>
+            </w:r>
+          </w:p>
+        </w:tc>
+        <w:tc>
+          <w:tcPr>
+            <w:tcW w:type="dxa" w:w="1728"/>
+          </w:tcPr>
+          <w:p>
+            <w:r/>
+            <w:r>
+              <w:rPr>
+                <w:rFonts w:ascii="Times New Roman" w:hAnsi="Times New Roman" w:eastAsia="Times New Roman"/>
+                <w:b w:val="0"/>
+                <w:i w:val="0"/>
+                <w:sz w:val="18"/>
+              </w:rPr>
+              <w:t>0.336</w:t>
+            </w:r>
+          </w:p>
+        </w:tc>
+        <w:tc>
+          <w:tcPr>
+            <w:tcW w:type="dxa" w:w="1728"/>
+          </w:tcPr>
+          <w:p>
+            <w:r/>
+            <w:r>
+              <w:rPr>
+                <w:rFonts w:ascii="Times New Roman" w:hAnsi="Times New Roman" w:eastAsia="Times New Roman"/>
+                <w:b w:val="0"/>
+                <w:i w:val="0"/>
+                <w:sz w:val="18"/>
+              </w:rPr>
+              <w:t>0.139</w:t>
+            </w:r>
+          </w:p>
+        </w:tc>
+      </w:tr>
+      <w:tr>
+        <w:tc>
+          <w:tcPr>
+            <w:tcW w:type="dxa" w:w="1728"/>
+          </w:tcPr>
+          <w:p>
+            <w:r/>
+            <w:r>
+              <w:rPr>
+                <w:rFonts w:ascii="Times New Roman" w:hAnsi="Times New Roman" w:eastAsia="Times New Roman"/>
+                <w:b w:val="0"/>
+                <w:i w:val="0"/>
+                <w:sz w:val="18"/>
+              </w:rPr>
+              <w:t>james</w:t>
+            </w:r>
+          </w:p>
+        </w:tc>
+        <w:tc>
+          <w:tcPr>
+            <w:tcW w:type="dxa" w:w="1728"/>
+          </w:tcPr>
+          <w:p>
+            <w:r/>
+            <w:r>
+              <w:rPr>
+                <w:rFonts w:ascii="Times New Roman" w:hAnsi="Times New Roman" w:eastAsia="Times New Roman"/>
+                <w:b w:val="0"/>
+                <w:i w:val="0"/>
+                <w:sz w:val="18"/>
+              </w:rPr>
+              <w:t>1</w:t>
+            </w:r>
+          </w:p>
+        </w:tc>
+        <w:tc>
+          <w:tcPr>
+            <w:tcW w:type="dxa" w:w="1728"/>
+          </w:tcPr>
+          <w:p>
+            <w:r/>
+            <w:r>
+              <w:rPr>
+                <w:rFonts w:ascii="Times New Roman" w:hAnsi="Times New Roman" w:eastAsia="Times New Roman"/>
+                <w:b w:val="0"/>
+                <w:i w:val="0"/>
+                <w:sz w:val="18"/>
+              </w:rPr>
+              <w:t>0.941</w:t>
+            </w:r>
+          </w:p>
+        </w:tc>
+        <w:tc>
+          <w:tcPr>
+            <w:tcW w:type="dxa" w:w="1728"/>
+          </w:tcPr>
+          <w:p>
+            <w:r/>
+            <w:r>
+              <w:rPr>
+                <w:rFonts w:ascii="Times New Roman" w:hAnsi="Times New Roman" w:eastAsia="Times New Roman"/>
+                <w:b w:val="0"/>
+                <w:i w:val="0"/>
+                <w:sz w:val="18"/>
+              </w:rPr>
+              <w:t>0.939</w:t>
+            </w:r>
+          </w:p>
+        </w:tc>
+        <w:tc>
+          <w:tcPr>
+            <w:tcW w:type="dxa" w:w="1728"/>
+          </w:tcPr>
+          <w:p>
+            <w:r/>
+            <w:r>
+              <w:rPr>
+                <w:rFonts w:ascii="Times New Roman" w:hAnsi="Times New Roman" w:eastAsia="Times New Roman"/>
+                <w:b w:val="0"/>
+                <w:i w:val="0"/>
+                <w:sz w:val="18"/>
+              </w:rPr>
+              <w:t>-0.003</w:t>
+            </w:r>
+          </w:p>
+        </w:tc>
+      </w:tr>
+      <w:tr>
+        <w:tc>
+          <w:tcPr>
+            <w:tcW w:type="dxa" w:w="1728"/>
+          </w:tcPr>
+          <w:p>
+            <w:r/>
+            <w:r>
+              <w:rPr>
+                <w:rFonts w:ascii="Times New Roman" w:hAnsi="Times New Roman" w:eastAsia="Times New Roman"/>
+                <w:b w:val="0"/>
+                <w:i w:val="0"/>
+                <w:sz w:val="18"/>
+              </w:rPr>
+              <w:t>james</w:t>
+            </w:r>
+          </w:p>
+        </w:tc>
+        <w:tc>
+          <w:tcPr>
+            <w:tcW w:type="dxa" w:w="1728"/>
+          </w:tcPr>
+          <w:p>
+            <w:r/>
+            <w:r>
+              <w:rPr>
+                <w:rFonts w:ascii="Times New Roman" w:hAnsi="Times New Roman" w:eastAsia="Times New Roman"/>
+                <w:b w:val="0"/>
+                <w:i w:val="0"/>
+                <w:sz w:val="18"/>
+              </w:rPr>
+              <w:t>3</w:t>
+            </w:r>
+          </w:p>
+        </w:tc>
+        <w:tc>
+          <w:tcPr>
+            <w:tcW w:type="dxa" w:w="1728"/>
+          </w:tcPr>
+          <w:p>
+            <w:r/>
+            <w:r>
+              <w:rPr>
+                <w:rFonts w:ascii="Times New Roman" w:hAnsi="Times New Roman" w:eastAsia="Times New Roman"/>
+                <w:b w:val="0"/>
+                <w:i w:val="0"/>
+                <w:sz w:val="18"/>
+              </w:rPr>
+              <w:t>0.479</w:t>
+            </w:r>
+          </w:p>
+        </w:tc>
+        <w:tc>
+          <w:tcPr>
+            <w:tcW w:type="dxa" w:w="1728"/>
+          </w:tcPr>
+          <w:p>
+            <w:r/>
+            <w:r>
+              <w:rPr>
+                <w:rFonts w:ascii="Times New Roman" w:hAnsi="Times New Roman" w:eastAsia="Times New Roman"/>
+                <w:b w:val="0"/>
+                <w:i w:val="0"/>
+                <w:sz w:val="18"/>
+              </w:rPr>
+              <w:t>0.649</w:t>
+            </w:r>
+          </w:p>
+        </w:tc>
+        <w:tc>
+          <w:tcPr>
+            <w:tcW w:type="dxa" w:w="1728"/>
+          </w:tcPr>
+          <w:p>
+            <w:r/>
+            <w:r>
+              <w:rPr>
+                <w:rFonts w:ascii="Times New Roman" w:hAnsi="Times New Roman" w:eastAsia="Times New Roman"/>
+                <w:b w:val="0"/>
+                <w:i w:val="0"/>
+                <w:sz w:val="18"/>
+              </w:rPr>
+              <w:t>0.170</w:t>
+            </w:r>
+          </w:p>
+        </w:tc>
+      </w:tr>
+      <w:tr>
+        <w:tc>
+          <w:tcPr>
+            <w:tcW w:type="dxa" w:w="1728"/>
+          </w:tcPr>
+          <w:p>
+            <w:r/>
+            <w:r>
+              <w:rPr>
+                <w:rFonts w:ascii="Times New Roman" w:hAnsi="Times New Roman" w:eastAsia="Times New Roman"/>
+                <w:b w:val="0"/>
+                <w:i w:val="0"/>
+                <w:sz w:val="18"/>
+              </w:rPr>
+              <w:t>james</w:t>
+            </w:r>
+          </w:p>
+        </w:tc>
+        <w:tc>
+          <w:tcPr>
+            <w:tcW w:type="dxa" w:w="1728"/>
+          </w:tcPr>
+          <w:p>
+            <w:r/>
+            <w:r>
+              <w:rPr>
+                <w:rFonts w:ascii="Times New Roman" w:hAnsi="Times New Roman" w:eastAsia="Times New Roman"/>
+                <w:b w:val="0"/>
+                <w:i w:val="0"/>
+                <w:sz w:val="18"/>
+              </w:rPr>
+              <w:t>7</w:t>
+            </w:r>
+          </w:p>
+        </w:tc>
+        <w:tc>
+          <w:tcPr>
+            <w:tcW w:type="dxa" w:w="1728"/>
+          </w:tcPr>
+          <w:p>
+            <w:r/>
+            <w:r>
+              <w:rPr>
+                <w:rFonts w:ascii="Times New Roman" w:hAnsi="Times New Roman" w:eastAsia="Times New Roman"/>
+                <w:b w:val="0"/>
+                <w:i w:val="0"/>
+                <w:sz w:val="18"/>
+              </w:rPr>
+              <w:t>0.294</w:t>
+            </w:r>
+          </w:p>
+        </w:tc>
+        <w:tc>
+          <w:tcPr>
+            <w:tcW w:type="dxa" w:w="1728"/>
+          </w:tcPr>
+          <w:p>
+            <w:r/>
+            <w:r>
+              <w:rPr>
+                <w:rFonts w:ascii="Times New Roman" w:hAnsi="Times New Roman" w:eastAsia="Times New Roman"/>
+                <w:b w:val="0"/>
+                <w:i w:val="0"/>
+                <w:sz w:val="18"/>
+              </w:rPr>
+              <w:t>0.476</w:t>
+            </w:r>
+          </w:p>
+        </w:tc>
+        <w:tc>
+          <w:tcPr>
+            <w:tcW w:type="dxa" w:w="1728"/>
+          </w:tcPr>
+          <w:p>
+            <w:r/>
+            <w:r>
+              <w:rPr>
+                <w:rFonts w:ascii="Times New Roman" w:hAnsi="Times New Roman" w:eastAsia="Times New Roman"/>
+                <w:b w:val="0"/>
+                <w:i w:val="0"/>
+                <w:sz w:val="18"/>
+              </w:rPr>
+              <w:t>0.182</w:t>
+            </w:r>
+          </w:p>
+        </w:tc>
+      </w:tr>
+      <w:tr>
+        <w:tc>
+          <w:tcPr>
+            <w:tcW w:type="dxa" w:w="1728"/>
+          </w:tcPr>
+          <w:p>
+            <w:r/>
+            <w:r>
+              <w:rPr>
+                <w:rFonts w:ascii="Times New Roman" w:hAnsi="Times New Roman" w:eastAsia="Times New Roman"/>
+                <w:b w:val="0"/>
+                <w:i w:val="0"/>
+                <w:sz w:val="18"/>
+              </w:rPr>
+              <w:t>potomac</w:t>
+            </w:r>
+          </w:p>
+        </w:tc>
+        <w:tc>
+          <w:tcPr>
+            <w:tcW w:type="dxa" w:w="1728"/>
+          </w:tcPr>
+          <w:p>
+            <w:r/>
+            <w:r>
+              <w:rPr>
+                <w:rFonts w:ascii="Times New Roman" w:hAnsi="Times New Roman" w:eastAsia="Times New Roman"/>
+                <w:b w:val="0"/>
+                <w:i w:val="0"/>
+                <w:sz w:val="18"/>
+              </w:rPr>
+              <w:t>1</w:t>
+            </w:r>
+          </w:p>
+        </w:tc>
+        <w:tc>
+          <w:tcPr>
+            <w:tcW w:type="dxa" w:w="1728"/>
+          </w:tcPr>
+          <w:p>
+            <w:r/>
+            <w:r>
+              <w:rPr>
+                <w:rFonts w:ascii="Times New Roman" w:hAnsi="Times New Roman" w:eastAsia="Times New Roman"/>
+                <w:b w:val="0"/>
+                <w:i w:val="0"/>
+                <w:sz w:val="18"/>
+              </w:rPr>
+              <w:t>0.920</w:t>
+            </w:r>
+          </w:p>
+        </w:tc>
+        <w:tc>
+          <w:tcPr>
+            <w:tcW w:type="dxa" w:w="1728"/>
+          </w:tcPr>
+          <w:p>
+            <w:r/>
+            <w:r>
+              <w:rPr>
+                <w:rFonts w:ascii="Times New Roman" w:hAnsi="Times New Roman" w:eastAsia="Times New Roman"/>
+                <w:b w:val="0"/>
+                <w:i w:val="0"/>
+                <w:sz w:val="18"/>
+              </w:rPr>
+              <w:t>0.928</w:t>
+            </w:r>
+          </w:p>
+        </w:tc>
+        <w:tc>
+          <w:tcPr>
+            <w:tcW w:type="dxa" w:w="1728"/>
+          </w:tcPr>
+          <w:p>
+            <w:r/>
+            <w:r>
+              <w:rPr>
+                <w:rFonts w:ascii="Times New Roman" w:hAnsi="Times New Roman" w:eastAsia="Times New Roman"/>
+                <w:b w:val="0"/>
+                <w:i w:val="0"/>
+                <w:sz w:val="18"/>
+              </w:rPr>
+              <w:t>0.008</w:t>
+            </w:r>
+          </w:p>
+        </w:tc>
+      </w:tr>
+      <w:tr>
+        <w:tc>
+          <w:tcPr>
+            <w:tcW w:type="dxa" w:w="1728"/>
+          </w:tcPr>
+          <w:p>
+            <w:r/>
+            <w:r>
+              <w:rPr>
+                <w:rFonts w:ascii="Times New Roman" w:hAnsi="Times New Roman" w:eastAsia="Times New Roman"/>
+                <w:b w:val="0"/>
+                <w:i w:val="0"/>
+                <w:sz w:val="18"/>
+              </w:rPr>
+              <w:t>potomac</w:t>
+            </w:r>
+          </w:p>
+        </w:tc>
+        <w:tc>
+          <w:tcPr>
+            <w:tcW w:type="dxa" w:w="1728"/>
+          </w:tcPr>
+          <w:p>
+            <w:r/>
+            <w:r>
+              <w:rPr>
+                <w:rFonts w:ascii="Times New Roman" w:hAnsi="Times New Roman" w:eastAsia="Times New Roman"/>
+                <w:b w:val="0"/>
+                <w:i w:val="0"/>
+                <w:sz w:val="18"/>
+              </w:rPr>
+              <w:t>3</w:t>
+            </w:r>
+          </w:p>
+        </w:tc>
+        <w:tc>
+          <w:tcPr>
+            <w:tcW w:type="dxa" w:w="1728"/>
+          </w:tcPr>
+          <w:p>
+            <w:r/>
+            <w:r>
+              <w:rPr>
+                <w:rFonts w:ascii="Times New Roman" w:hAnsi="Times New Roman" w:eastAsia="Times New Roman"/>
+                <w:b w:val="0"/>
+                <w:i w:val="0"/>
+                <w:sz w:val="18"/>
+              </w:rPr>
+              <w:t>0.465</w:t>
+            </w:r>
+          </w:p>
+        </w:tc>
+        <w:tc>
+          <w:tcPr>
+            <w:tcW w:type="dxa" w:w="1728"/>
+          </w:tcPr>
+          <w:p>
+            <w:r/>
+            <w:r>
+              <w:rPr>
+                <w:rFonts w:ascii="Times New Roman" w:hAnsi="Times New Roman" w:eastAsia="Times New Roman"/>
+                <w:b w:val="0"/>
+                <w:i w:val="0"/>
+                <w:sz w:val="18"/>
+              </w:rPr>
+              <w:t>0.709</w:t>
+            </w:r>
+          </w:p>
+        </w:tc>
+        <w:tc>
+          <w:tcPr>
+            <w:tcW w:type="dxa" w:w="1728"/>
+          </w:tcPr>
+          <w:p>
+            <w:r/>
+            <w:r>
+              <w:rPr>
+                <w:rFonts w:ascii="Times New Roman" w:hAnsi="Times New Roman" w:eastAsia="Times New Roman"/>
+                <w:b w:val="0"/>
+                <w:i w:val="0"/>
+                <w:sz w:val="18"/>
+              </w:rPr>
+              <w:t>0.244</w:t>
+            </w:r>
+          </w:p>
+        </w:tc>
+      </w:tr>
+      <w:tr>
+        <w:tc>
+          <w:tcPr>
+            <w:tcW w:type="dxa" w:w="1728"/>
+          </w:tcPr>
+          <w:p>
+            <w:r/>
+            <w:r>
+              <w:rPr>
+                <w:rFonts w:ascii="Times New Roman" w:hAnsi="Times New Roman" w:eastAsia="Times New Roman"/>
+                <w:b w:val="0"/>
+                <w:i w:val="0"/>
+                <w:sz w:val="18"/>
+              </w:rPr>
+              <w:t>potomac</w:t>
+            </w:r>
+          </w:p>
+        </w:tc>
+        <w:tc>
+          <w:tcPr>
+            <w:tcW w:type="dxa" w:w="1728"/>
+          </w:tcPr>
+          <w:p>
+            <w:r/>
+            <w:r>
+              <w:rPr>
+                <w:rFonts w:ascii="Times New Roman" w:hAnsi="Times New Roman" w:eastAsia="Times New Roman"/>
+                <w:b w:val="0"/>
+                <w:i w:val="0"/>
+                <w:sz w:val="18"/>
+              </w:rPr>
+              <w:t>7</w:t>
+            </w:r>
+          </w:p>
+        </w:tc>
+        <w:tc>
+          <w:tcPr>
+            <w:tcW w:type="dxa" w:w="1728"/>
+          </w:tcPr>
+          <w:p>
+            <w:r/>
+            <w:r>
+              <w:rPr>
+                <w:rFonts w:ascii="Times New Roman" w:hAnsi="Times New Roman" w:eastAsia="Times New Roman"/>
+                <w:b w:val="0"/>
+                <w:i w:val="0"/>
+                <w:sz w:val="18"/>
+              </w:rPr>
+              <w:t>0.114</w:t>
+            </w:r>
+          </w:p>
+        </w:tc>
+        <w:tc>
+          <w:tcPr>
+            <w:tcW w:type="dxa" w:w="1728"/>
+          </w:tcPr>
+          <w:p>
+            <w:r/>
+            <w:r>
+              <w:rPr>
+                <w:rFonts w:ascii="Times New Roman" w:hAnsi="Times New Roman" w:eastAsia="Times New Roman"/>
+                <w:b w:val="0"/>
+                <w:i w:val="0"/>
+                <w:sz w:val="18"/>
+              </w:rPr>
+              <w:t>0.460</w:t>
+            </w:r>
+          </w:p>
+        </w:tc>
+        <w:tc>
+          <w:tcPr>
+            <w:tcW w:type="dxa" w:w="1728"/>
+          </w:tcPr>
+          <w:p>
+            <w:r/>
+            <w:r>
+              <w:rPr>
+                <w:rFonts w:ascii="Times New Roman" w:hAnsi="Times New Roman" w:eastAsia="Times New Roman"/>
+                <w:b w:val="0"/>
+                <w:i w:val="0"/>
+                <w:sz w:val="18"/>
+              </w:rPr>
+              <w:t>0.347</w:t>
+            </w:r>
+          </w:p>
+        </w:tc>
+      </w:tr>
+      <w:tr>
+        <w:tc>
+          <w:tcPr>
+            <w:tcW w:type="dxa" w:w="1728"/>
+          </w:tcPr>
+          <w:p>
+            <w:r/>
+            <w:r>
+              <w:rPr>
+                <w:rFonts w:ascii="Times New Roman" w:hAnsi="Times New Roman" w:eastAsia="Times New Roman"/>
+                <w:b w:val="0"/>
+                <w:i w:val="0"/>
+                <w:sz w:val="18"/>
+              </w:rPr>
+              <w:t>willamette</w:t>
+            </w:r>
+          </w:p>
+        </w:tc>
+        <w:tc>
+          <w:tcPr>
+            <w:tcW w:type="dxa" w:w="1728"/>
+          </w:tcPr>
+          <w:p>
+            <w:r/>
+            <w:r>
+              <w:rPr>
+                <w:rFonts w:ascii="Times New Roman" w:hAnsi="Times New Roman" w:eastAsia="Times New Roman"/>
+                <w:b w:val="0"/>
+                <w:i w:val="0"/>
+                <w:sz w:val="18"/>
+              </w:rPr>
+              <w:t>1</w:t>
+            </w:r>
+          </w:p>
+        </w:tc>
+        <w:tc>
+          <w:tcPr>
+            <w:tcW w:type="dxa" w:w="1728"/>
+          </w:tcPr>
+          <w:p>
+            <w:r/>
+            <w:r>
+              <w:rPr>
+                <w:rFonts w:ascii="Times New Roman" w:hAnsi="Times New Roman" w:eastAsia="Times New Roman"/>
+                <w:b w:val="0"/>
+                <w:i w:val="0"/>
+                <w:sz w:val="18"/>
+              </w:rPr>
+              <w:t>0.985</w:t>
+            </w:r>
+          </w:p>
+        </w:tc>
+        <w:tc>
+          <w:tcPr>
+            <w:tcW w:type="dxa" w:w="1728"/>
+          </w:tcPr>
+          <w:p>
+            <w:r/>
+            <w:r>
+              <w:rPr>
+                <w:rFonts w:ascii="Times New Roman" w:hAnsi="Times New Roman" w:eastAsia="Times New Roman"/>
+                <w:b w:val="0"/>
+                <w:i w:val="0"/>
+                <w:sz w:val="18"/>
+              </w:rPr>
+              <w:t>0.987</w:t>
+            </w:r>
+          </w:p>
+        </w:tc>
+        <w:tc>
+          <w:tcPr>
+            <w:tcW w:type="dxa" w:w="1728"/>
+          </w:tcPr>
+          <w:p>
+            <w:r/>
+            <w:r>
+              <w:rPr>
+                <w:rFonts w:ascii="Times New Roman" w:hAnsi="Times New Roman" w:eastAsia="Times New Roman"/>
+                <w:b w:val="0"/>
+                <w:i w:val="0"/>
+                <w:sz w:val="18"/>
+              </w:rPr>
+              <w:t>0.002</w:t>
+            </w:r>
+          </w:p>
+        </w:tc>
+      </w:tr>
+      <w:tr>
+        <w:tc>
+          <w:tcPr>
+            <w:tcW w:type="dxa" w:w="1728"/>
+          </w:tcPr>
+          <w:p>
+            <w:r/>
+            <w:r>
+              <w:rPr>
+                <w:rFonts w:ascii="Times New Roman" w:hAnsi="Times New Roman" w:eastAsia="Times New Roman"/>
+                <w:b w:val="0"/>
+                <w:i w:val="0"/>
+                <w:sz w:val="18"/>
+              </w:rPr>
+              <w:t>willamette</w:t>
+            </w:r>
+          </w:p>
+        </w:tc>
+        <w:tc>
+          <w:tcPr>
+            <w:tcW w:type="dxa" w:w="1728"/>
+          </w:tcPr>
+          <w:p>
+            <w:r/>
+            <w:r>
+              <w:rPr>
+                <w:rFonts w:ascii="Times New Roman" w:hAnsi="Times New Roman" w:eastAsia="Times New Roman"/>
+                <w:b w:val="0"/>
+                <w:i w:val="0"/>
+                <w:sz w:val="18"/>
+              </w:rPr>
+              <w:t>3</w:t>
+            </w:r>
+          </w:p>
+        </w:tc>
+        <w:tc>
+          <w:tcPr>
+            <w:tcW w:type="dxa" w:w="1728"/>
+          </w:tcPr>
+          <w:p>
+            <w:r/>
+            <w:r>
+              <w:rPr>
+                <w:rFonts w:ascii="Times New Roman" w:hAnsi="Times New Roman" w:eastAsia="Times New Roman"/>
+                <w:b w:val="0"/>
+                <w:i w:val="0"/>
+                <w:sz w:val="18"/>
+              </w:rPr>
+              <w:t>0.805</w:t>
+            </w:r>
+          </w:p>
+        </w:tc>
+        <w:tc>
+          <w:tcPr>
+            <w:tcW w:type="dxa" w:w="1728"/>
+          </w:tcPr>
+          <w:p>
+            <w:r/>
+            <w:r>
+              <w:rPr>
+                <w:rFonts w:ascii="Times New Roman" w:hAnsi="Times New Roman" w:eastAsia="Times New Roman"/>
+                <w:b w:val="0"/>
+                <w:i w:val="0"/>
+                <w:sz w:val="18"/>
+              </w:rPr>
+              <w:t>0.917</w:t>
+            </w:r>
+          </w:p>
+        </w:tc>
+        <w:tc>
+          <w:tcPr>
+            <w:tcW w:type="dxa" w:w="1728"/>
+          </w:tcPr>
+          <w:p>
+            <w:r/>
+            <w:r>
+              <w:rPr>
+                <w:rFonts w:ascii="Times New Roman" w:hAnsi="Times New Roman" w:eastAsia="Times New Roman"/>
+                <w:b w:val="0"/>
+                <w:i w:val="0"/>
+                <w:sz w:val="18"/>
+              </w:rPr>
+              <w:t>0.112</w:t>
+            </w:r>
+          </w:p>
+        </w:tc>
+      </w:tr>
+      <w:tr>
+        <w:tc>
+          <w:tcPr>
+            <w:tcW w:type="dxa" w:w="1728"/>
+          </w:tcPr>
+          <w:p>
+            <w:r/>
+            <w:r>
+              <w:rPr>
+                <w:rFonts w:ascii="Times New Roman" w:hAnsi="Times New Roman" w:eastAsia="Times New Roman"/>
+                <w:b w:val="0"/>
+                <w:i w:val="0"/>
+                <w:sz w:val="18"/>
+              </w:rPr>
+              <w:t>willamette</w:t>
+            </w:r>
+          </w:p>
+        </w:tc>
+        <w:tc>
+          <w:tcPr>
+            <w:tcW w:type="dxa" w:w="1728"/>
+          </w:tcPr>
+          <w:p>
+            <w:r/>
+            <w:r>
+              <w:rPr>
+                <w:rFonts w:ascii="Times New Roman" w:hAnsi="Times New Roman" w:eastAsia="Times New Roman"/>
+                <w:b w:val="0"/>
+                <w:i w:val="0"/>
+                <w:sz w:val="18"/>
+              </w:rPr>
+              <w:t>7</w:t>
+            </w:r>
+          </w:p>
+        </w:tc>
+        <w:tc>
+          <w:tcPr>
+            <w:tcW w:type="dxa" w:w="1728"/>
+          </w:tcPr>
+          <w:p>
+            <w:r/>
+            <w:r>
+              <w:rPr>
+                <w:rFonts w:ascii="Times New Roman" w:hAnsi="Times New Roman" w:eastAsia="Times New Roman"/>
+                <w:b w:val="0"/>
+                <w:i w:val="0"/>
+                <w:sz w:val="18"/>
+              </w:rPr>
+              <w:t>0.518</w:t>
+            </w:r>
+          </w:p>
+        </w:tc>
+        <w:tc>
+          <w:tcPr>
+            <w:tcW w:type="dxa" w:w="1728"/>
+          </w:tcPr>
+          <w:p>
+            <w:r/>
+            <w:r>
+              <w:rPr>
+                <w:rFonts w:ascii="Times New Roman" w:hAnsi="Times New Roman" w:eastAsia="Times New Roman"/>
+                <w:b w:val="0"/>
+                <w:i w:val="0"/>
+                <w:sz w:val="18"/>
+              </w:rPr>
+              <w:t>0.823</w:t>
+            </w:r>
+          </w:p>
+        </w:tc>
+        <w:tc>
+          <w:tcPr>
+            <w:tcW w:type="dxa" w:w="1728"/>
+          </w:tcPr>
+          <w:p>
+            <w:r/>
+            <w:r>
+              <w:rPr>
+                <w:rFonts w:ascii="Times New Roman" w:hAnsi="Times New Roman" w:eastAsia="Times New Roman"/>
+                <w:b w:val="0"/>
+                <w:i w:val="0"/>
+                <w:sz w:val="18"/>
+              </w:rPr>
+              <w:t>0.305</w:t>
+            </w:r>
+          </w:p>
+        </w:tc>
+      </w:tr>
+      <w:tr>
+        <w:tc>
+          <w:tcPr>
+            <w:tcW w:type="dxa" w:w="1728"/>
+          </w:tcPr>
+          <w:p>
+            <w:r/>
+            <w:r>
+              <w:rPr>
+                <w:rFonts w:ascii="Times New Roman" w:hAnsi="Times New Roman" w:eastAsia="Times New Roman"/>
+                <w:b w:val="0"/>
+                <w:i w:val="0"/>
+                <w:sz w:val="18"/>
+              </w:rPr>
+              <w:t>animas</w:t>
+            </w:r>
+          </w:p>
+        </w:tc>
+        <w:tc>
+          <w:tcPr>
+            <w:tcW w:type="dxa" w:w="1728"/>
+          </w:tcPr>
+          <w:p>
+            <w:r/>
+            <w:r>
+              <w:rPr>
+                <w:rFonts w:ascii="Times New Roman" w:hAnsi="Times New Roman" w:eastAsia="Times New Roman"/>
+                <w:b w:val="0"/>
+                <w:i w:val="0"/>
+                <w:sz w:val="18"/>
+              </w:rPr>
+              <w:t>1</w:t>
+            </w:r>
+          </w:p>
+        </w:tc>
+        <w:tc>
+          <w:tcPr>
+            <w:tcW w:type="dxa" w:w="1728"/>
+          </w:tcPr>
+          <w:p>
+            <w:r/>
+            <w:r>
+              <w:rPr>
+                <w:rFonts w:ascii="Times New Roman" w:hAnsi="Times New Roman" w:eastAsia="Times New Roman"/>
+                <w:b w:val="0"/>
+                <w:i w:val="0"/>
+                <w:sz w:val="18"/>
+              </w:rPr>
+              <w:t>0.984</w:t>
+            </w:r>
+          </w:p>
+        </w:tc>
+        <w:tc>
+          <w:tcPr>
+            <w:tcW w:type="dxa" w:w="1728"/>
+          </w:tcPr>
+          <w:p>
+            <w:r/>
+            <w:r>
+              <w:rPr>
+                <w:rFonts w:ascii="Times New Roman" w:hAnsi="Times New Roman" w:eastAsia="Times New Roman"/>
+                <w:b w:val="0"/>
+                <w:i w:val="0"/>
+                <w:sz w:val="18"/>
+              </w:rPr>
+              <w:t>0.985</w:t>
+            </w:r>
+          </w:p>
+        </w:tc>
+        <w:tc>
+          <w:tcPr>
+            <w:tcW w:type="dxa" w:w="1728"/>
+          </w:tcPr>
+          <w:p>
+            <w:r/>
+            <w:r>
+              <w:rPr>
+                <w:rFonts w:ascii="Times New Roman" w:hAnsi="Times New Roman" w:eastAsia="Times New Roman"/>
+                <w:b w:val="0"/>
+                <w:i w:val="0"/>
+                <w:sz w:val="18"/>
+              </w:rPr>
+              <w:t>0.001</w:t>
+            </w:r>
+          </w:p>
+        </w:tc>
+      </w:tr>
+      <w:tr>
+        <w:tc>
+          <w:tcPr>
+            <w:tcW w:type="dxa" w:w="1728"/>
+          </w:tcPr>
+          <w:p>
+            <w:r/>
+            <w:r>
+              <w:rPr>
+                <w:rFonts w:ascii="Times New Roman" w:hAnsi="Times New Roman" w:eastAsia="Times New Roman"/>
+                <w:b w:val="0"/>
+                <w:i w:val="0"/>
+                <w:sz w:val="18"/>
+              </w:rPr>
+              <w:t>animas</w:t>
+            </w:r>
+          </w:p>
+        </w:tc>
+        <w:tc>
+          <w:tcPr>
+            <w:tcW w:type="dxa" w:w="1728"/>
+          </w:tcPr>
+          <w:p>
+            <w:r/>
+            <w:r>
+              <w:rPr>
+                <w:rFonts w:ascii="Times New Roman" w:hAnsi="Times New Roman" w:eastAsia="Times New Roman"/>
+                <w:b w:val="0"/>
+                <w:i w:val="0"/>
+                <w:sz w:val="18"/>
+              </w:rPr>
+              <w:t>3</w:t>
+            </w:r>
+          </w:p>
+        </w:tc>
+        <w:tc>
+          <w:tcPr>
+            <w:tcW w:type="dxa" w:w="1728"/>
+          </w:tcPr>
+          <w:p>
+            <w:r/>
+            <w:r>
+              <w:rPr>
+                <w:rFonts w:ascii="Times New Roman" w:hAnsi="Times New Roman" w:eastAsia="Times New Roman"/>
+                <w:b w:val="0"/>
+                <w:i w:val="0"/>
+                <w:sz w:val="18"/>
+              </w:rPr>
+              <w:t>0.912</w:t>
+            </w:r>
+          </w:p>
+        </w:tc>
+        <w:tc>
+          <w:tcPr>
+            <w:tcW w:type="dxa" w:w="1728"/>
+          </w:tcPr>
+          <w:p>
+            <w:r/>
+            <w:r>
+              <w:rPr>
+                <w:rFonts w:ascii="Times New Roman" w:hAnsi="Times New Roman" w:eastAsia="Times New Roman"/>
+                <w:b w:val="0"/>
+                <w:i w:val="0"/>
+                <w:sz w:val="18"/>
+              </w:rPr>
+              <w:t>0.920</w:t>
+            </w:r>
+          </w:p>
+        </w:tc>
+        <w:tc>
+          <w:tcPr>
+            <w:tcW w:type="dxa" w:w="1728"/>
+          </w:tcPr>
+          <w:p>
+            <w:r/>
+            <w:r>
+              <w:rPr>
+                <w:rFonts w:ascii="Times New Roman" w:hAnsi="Times New Roman" w:eastAsia="Times New Roman"/>
+                <w:b w:val="0"/>
+                <w:i w:val="0"/>
+                <w:sz w:val="18"/>
+              </w:rPr>
+              <w:t>0.008</w:t>
+            </w:r>
+          </w:p>
+        </w:tc>
+      </w:tr>
+      <w:tr>
+        <w:tc>
+          <w:tcPr>
+            <w:tcW w:type="dxa" w:w="1728"/>
+          </w:tcPr>
+          <w:p>
+            <w:r/>
+            <w:r>
+              <w:rPr>
+                <w:rFonts w:ascii="Times New Roman" w:hAnsi="Times New Roman" w:eastAsia="Times New Roman"/>
+                <w:b w:val="0"/>
+                <w:i w:val="0"/>
+                <w:sz w:val="18"/>
+              </w:rPr>
+              <w:t>animas</w:t>
+            </w:r>
+          </w:p>
+        </w:tc>
+        <w:tc>
+          <w:tcPr>
+            <w:tcW w:type="dxa" w:w="1728"/>
+          </w:tcPr>
+          <w:p>
+            <w:r/>
+            <w:r>
+              <w:rPr>
+                <w:rFonts w:ascii="Times New Roman" w:hAnsi="Times New Roman" w:eastAsia="Times New Roman"/>
+                <w:b w:val="0"/>
+                <w:i w:val="0"/>
+                <w:sz w:val="18"/>
+              </w:rPr>
+              <w:t>7</w:t>
+            </w:r>
+          </w:p>
+        </w:tc>
+        <w:tc>
+          <w:tcPr>
+            <w:tcW w:type="dxa" w:w="1728"/>
+          </w:tcPr>
+          <w:p>
+            <w:r/>
+            <w:r>
+              <w:rPr>
+                <w:rFonts w:ascii="Times New Roman" w:hAnsi="Times New Roman" w:eastAsia="Times New Roman"/>
+                <w:b w:val="0"/>
+                <w:i w:val="0"/>
+                <w:sz w:val="18"/>
+              </w:rPr>
+              <w:t>0.847</w:t>
+            </w:r>
+          </w:p>
+        </w:tc>
+        <w:tc>
+          <w:tcPr>
+            <w:tcW w:type="dxa" w:w="1728"/>
+          </w:tcPr>
+          <w:p>
+            <w:r/>
+            <w:r>
+              <w:rPr>
+                <w:rFonts w:ascii="Times New Roman" w:hAnsi="Times New Roman" w:eastAsia="Times New Roman"/>
+                <w:b w:val="0"/>
+                <w:i w:val="0"/>
+                <w:sz w:val="18"/>
+              </w:rPr>
+              <w:t>0.852</w:t>
+            </w:r>
+          </w:p>
+        </w:tc>
+        <w:tc>
+          <w:tcPr>
+            <w:tcW w:type="dxa" w:w="1728"/>
+          </w:tcPr>
+          <w:p>
+            <w:r/>
+            <w:r>
+              <w:rPr>
+                <w:rFonts w:ascii="Times New Roman" w:hAnsi="Times New Roman" w:eastAsia="Times New Roman"/>
+                <w:b w:val="0"/>
+                <w:i w:val="0"/>
+                <w:sz w:val="18"/>
+              </w:rPr>
+              <w:t>0.005</w:t>
+            </w:r>
+          </w:p>
+        </w:tc>
+      </w:tr>
+    </w:tbl>
+    <w:p>
+      <w:pPr>
+        <w:spacing w:before="80" w:after="200"/>
+        <w:jc w:val="center"/>
+      </w:pPr>
+      <w:r>
+        <w:rPr>
+          <w:rFonts w:ascii="Times New Roman" w:hAnsi="Times New Roman" w:eastAsia="Times New Roman"/>
+          <w:b w:val="0"/>
+          <w:i w:val="0"/>
+          <w:sz w:val="20"/>
+        </w:rPr>
+        <w:t>Table 2d. Climate-band XGBoost oracle-precipitation ceiling.</w:t>
+      </w:r>
+    </w:p>
+    <w:tbl>
+      <w:tblPr>
+        <w:tblStyle w:val="TableGrid"/>
+        <w:tblW w:type="auto" w:w="0"/>
+        <w:tblLook w:firstColumn="1" w:firstRow="1" w:lastColumn="0" w:lastRow="0" w:noHBand="0" w:noVBand="1" w:val="04A0"/>
+      </w:tblPr>
+      <w:tblGrid>
+        <w:gridCol w:w="2160"/>
+        <w:gridCol w:w="2160"/>
+        <w:gridCol w:w="2160"/>
+        <w:gridCol w:w="2160"/>
+      </w:tblGrid>
+      <w:tr>
+        <w:tc>
+          <w:tcPr>
+            <w:tcW w:type="dxa" w:w="2160"/>
+          </w:tcPr>
+          <w:p>
+            <w:r/>
+            <w:r>
+              <w:rPr>
+                <w:rFonts w:ascii="Times New Roman" w:hAnsi="Times New Roman" w:eastAsia="Times New Roman"/>
+                <w:b/>
+                <w:i w:val="0"/>
+                <w:sz w:val="18"/>
+              </w:rPr>
+              <w:t>Basin</w:t>
+            </w:r>
+          </w:p>
+        </w:tc>
+        <w:tc>
+          <w:tcPr>
+            <w:tcW w:type="dxa" w:w="2160"/>
+          </w:tcPr>
+          <w:p>
+            <w:r/>
+            <w:r>
+              <w:rPr>
+                <w:rFonts w:ascii="Times New Roman" w:hAnsi="Times New Roman" w:eastAsia="Times New Roman"/>
+                <w:b/>
+                <w:i w:val="0"/>
+                <w:sz w:val="18"/>
+              </w:rPr>
+              <w:t>Lead (d)</w:t>
+            </w:r>
+          </w:p>
+        </w:tc>
+        <w:tc>
+          <w:tcPr>
+            <w:tcW w:type="dxa" w:w="2160"/>
+          </w:tcPr>
+          <w:p>
+            <w:r/>
+            <w:r>
+              <w:rPr>
+                <w:rFonts w:ascii="Times New Roman" w:hAnsi="Times New Roman" w:eastAsia="Times New Roman"/>
+                <w:b/>
+                <w:i w:val="0"/>
+                <w:sz w:val="18"/>
+              </w:rPr>
+              <w:t>OLS ΔNSE</w:t>
+            </w:r>
+          </w:p>
+        </w:tc>
+        <w:tc>
+          <w:tcPr>
+            <w:tcW w:type="dxa" w:w="2160"/>
+          </w:tcPr>
+          <w:p>
+            <w:r/>
+            <w:r>
+              <w:rPr>
+                <w:rFonts w:ascii="Times New Roman" w:hAnsi="Times New Roman" w:eastAsia="Times New Roman"/>
+                <w:b/>
+                <w:i w:val="0"/>
+                <w:sz w:val="18"/>
+              </w:rPr>
+              <w:t>XGB ΔNSE</w:t>
+            </w:r>
+          </w:p>
+        </w:tc>
+      </w:tr>
+      <w:tr>
+        <w:tc>
+          <w:tcPr>
+            <w:tcW w:type="dxa" w:w="2160"/>
+          </w:tcPr>
+          <w:p>
+            <w:r/>
+            <w:r>
+              <w:rPr>
+                <w:rFonts w:ascii="Times New Roman" w:hAnsi="Times New Roman" w:eastAsia="Times New Roman"/>
+                <w:b w:val="0"/>
+                <w:i w:val="0"/>
+                <w:sz w:val="18"/>
+              </w:rPr>
+              <w:t>potomac</w:t>
+            </w:r>
+          </w:p>
+        </w:tc>
+        <w:tc>
+          <w:tcPr>
+            <w:tcW w:type="dxa" w:w="2160"/>
+          </w:tcPr>
+          <w:p>
+            <w:r/>
+            <w:r>
+              <w:rPr>
+                <w:rFonts w:ascii="Times New Roman" w:hAnsi="Times New Roman" w:eastAsia="Times New Roman"/>
+                <w:b w:val="0"/>
+                <w:i w:val="0"/>
+                <w:sz w:val="18"/>
+              </w:rPr>
+              <w:t>1</w:t>
+            </w:r>
+          </w:p>
+        </w:tc>
+        <w:tc>
+          <w:tcPr>
+            <w:tcW w:type="dxa" w:w="2160"/>
+          </w:tcPr>
+          <w:p>
+            <w:r/>
+            <w:r>
+              <w:rPr>
+                <w:rFonts w:ascii="Times New Roman" w:hAnsi="Times New Roman" w:eastAsia="Times New Roman"/>
+                <w:b w:val="0"/>
+                <w:i w:val="0"/>
+                <w:sz w:val="18"/>
+              </w:rPr>
+              <w:t>0.003</w:t>
+            </w:r>
+          </w:p>
+        </w:tc>
+        <w:tc>
+          <w:tcPr>
+            <w:tcW w:type="dxa" w:w="2160"/>
+          </w:tcPr>
+          <w:p>
+            <w:r/>
+            <w:r>
+              <w:rPr>
+                <w:rFonts w:ascii="Times New Roman" w:hAnsi="Times New Roman" w:eastAsia="Times New Roman"/>
+                <w:b w:val="0"/>
+                <w:i w:val="0"/>
+                <w:sz w:val="18"/>
+              </w:rPr>
+              <w:t>0.008</w:t>
+            </w:r>
+          </w:p>
+        </w:tc>
+      </w:tr>
+      <w:tr>
+        <w:tc>
+          <w:tcPr>
+            <w:tcW w:type="dxa" w:w="2160"/>
+          </w:tcPr>
+          <w:p>
+            <w:r/>
+            <w:r>
+              <w:rPr>
+                <w:rFonts w:ascii="Times New Roman" w:hAnsi="Times New Roman" w:eastAsia="Times New Roman"/>
+                <w:b w:val="0"/>
+                <w:i w:val="0"/>
+                <w:sz w:val="18"/>
+              </w:rPr>
+              <w:t>potomac</w:t>
+            </w:r>
+          </w:p>
+        </w:tc>
+        <w:tc>
+          <w:tcPr>
+            <w:tcW w:type="dxa" w:w="2160"/>
+          </w:tcPr>
+          <w:p>
+            <w:r/>
+            <w:r>
+              <w:rPr>
+                <w:rFonts w:ascii="Times New Roman" w:hAnsi="Times New Roman" w:eastAsia="Times New Roman"/>
+                <w:b w:val="0"/>
+                <w:i w:val="0"/>
+                <w:sz w:val="18"/>
+              </w:rPr>
+              <w:t>3</w:t>
+            </w:r>
+          </w:p>
+        </w:tc>
+        <w:tc>
+          <w:tcPr>
+            <w:tcW w:type="dxa" w:w="2160"/>
+          </w:tcPr>
+          <w:p>
+            <w:r/>
+            <w:r>
+              <w:rPr>
+                <w:rFonts w:ascii="Times New Roman" w:hAnsi="Times New Roman" w:eastAsia="Times New Roman"/>
+                <w:b w:val="0"/>
+                <w:i w:val="0"/>
+                <w:sz w:val="18"/>
+              </w:rPr>
+              <w:t>0.074</w:t>
+            </w:r>
+          </w:p>
+        </w:tc>
+        <w:tc>
+          <w:tcPr>
+            <w:tcW w:type="dxa" w:w="2160"/>
+          </w:tcPr>
+          <w:p>
+            <w:r/>
+            <w:r>
+              <w:rPr>
+                <w:rFonts w:ascii="Times New Roman" w:hAnsi="Times New Roman" w:eastAsia="Times New Roman"/>
+                <w:b w:val="0"/>
+                <w:i w:val="0"/>
+                <w:sz w:val="18"/>
+              </w:rPr>
+              <w:t>0.244</w:t>
+            </w:r>
+          </w:p>
+        </w:tc>
+      </w:tr>
+      <w:tr>
+        <w:tc>
+          <w:tcPr>
+            <w:tcW w:type="dxa" w:w="2160"/>
+          </w:tcPr>
+          <w:p>
+            <w:r/>
+            <w:r>
+              <w:rPr>
+                <w:rFonts w:ascii="Times New Roman" w:hAnsi="Times New Roman" w:eastAsia="Times New Roman"/>
+                <w:b w:val="0"/>
+                <w:i w:val="0"/>
+                <w:sz w:val="18"/>
+              </w:rPr>
+              <w:t>potomac</w:t>
+            </w:r>
+          </w:p>
+        </w:tc>
+        <w:tc>
+          <w:tcPr>
+            <w:tcW w:type="dxa" w:w="2160"/>
+          </w:tcPr>
+          <w:p>
+            <w:r/>
+            <w:r>
+              <w:rPr>
+                <w:rFonts w:ascii="Times New Roman" w:hAnsi="Times New Roman" w:eastAsia="Times New Roman"/>
+                <w:b w:val="0"/>
+                <w:i w:val="0"/>
+                <w:sz w:val="18"/>
+              </w:rPr>
+              <w:t>7</w:t>
+            </w:r>
+          </w:p>
+        </w:tc>
+        <w:tc>
+          <w:tcPr>
+            <w:tcW w:type="dxa" w:w="2160"/>
+          </w:tcPr>
+          <w:p>
+            <w:r/>
+            <w:r>
+              <w:rPr>
+                <w:rFonts w:ascii="Times New Roman" w:hAnsi="Times New Roman" w:eastAsia="Times New Roman"/>
+                <w:b w:val="0"/>
+                <w:i w:val="0"/>
+                <w:sz w:val="18"/>
+              </w:rPr>
+              <w:t>0.179</w:t>
+            </w:r>
+          </w:p>
+        </w:tc>
+        <w:tc>
+          <w:tcPr>
+            <w:tcW w:type="dxa" w:w="2160"/>
+          </w:tcPr>
+          <w:p>
+            <w:r/>
+            <w:r>
+              <w:rPr>
+                <w:rFonts w:ascii="Times New Roman" w:hAnsi="Times New Roman" w:eastAsia="Times New Roman"/>
+                <w:b w:val="0"/>
+                <w:i w:val="0"/>
+                <w:sz w:val="18"/>
+              </w:rPr>
+              <w:t>0.347</w:t>
+            </w:r>
+          </w:p>
+        </w:tc>
+      </w:tr>
+      <w:tr>
+        <w:tc>
+          <w:tcPr>
+            <w:tcW w:type="dxa" w:w="2160"/>
+          </w:tcPr>
+          <w:p>
+            <w:r/>
+            <w:r>
+              <w:rPr>
+                <w:rFonts w:ascii="Times New Roman" w:hAnsi="Times New Roman" w:eastAsia="Times New Roman"/>
+                <w:b w:val="0"/>
+                <w:i w:val="0"/>
+                <w:sz w:val="18"/>
+              </w:rPr>
+              <w:t>animas</w:t>
+            </w:r>
+          </w:p>
+        </w:tc>
+        <w:tc>
+          <w:tcPr>
+            <w:tcW w:type="dxa" w:w="2160"/>
+          </w:tcPr>
+          <w:p>
+            <w:r/>
+            <w:r>
+              <w:rPr>
+                <w:rFonts w:ascii="Times New Roman" w:hAnsi="Times New Roman" w:eastAsia="Times New Roman"/>
+                <w:b w:val="0"/>
+                <w:i w:val="0"/>
+                <w:sz w:val="18"/>
+              </w:rPr>
+              <w:t>1</w:t>
+            </w:r>
+          </w:p>
+        </w:tc>
+        <w:tc>
+          <w:tcPr>
+            <w:tcW w:type="dxa" w:w="2160"/>
+          </w:tcPr>
+          <w:p>
+            <w:r/>
+            <w:r>
+              <w:rPr>
+                <w:rFonts w:ascii="Times New Roman" w:hAnsi="Times New Roman" w:eastAsia="Times New Roman"/>
+                <w:b w:val="0"/>
+                <w:i w:val="0"/>
+                <w:sz w:val="18"/>
+              </w:rPr>
+              <w:t>0.000</w:t>
+            </w:r>
+          </w:p>
+        </w:tc>
+        <w:tc>
+          <w:tcPr>
+            <w:tcW w:type="dxa" w:w="2160"/>
+          </w:tcPr>
+          <w:p>
+            <w:r/>
+            <w:r>
+              <w:rPr>
+                <w:rFonts w:ascii="Times New Roman" w:hAnsi="Times New Roman" w:eastAsia="Times New Roman"/>
+                <w:b w:val="0"/>
+                <w:i w:val="0"/>
+                <w:sz w:val="18"/>
+              </w:rPr>
+              <w:t>0.001</w:t>
+            </w:r>
+          </w:p>
+        </w:tc>
+      </w:tr>
+      <w:tr>
+        <w:tc>
+          <w:tcPr>
+            <w:tcW w:type="dxa" w:w="2160"/>
+          </w:tcPr>
+          <w:p>
+            <w:r/>
+            <w:r>
+              <w:rPr>
+                <w:rFonts w:ascii="Times New Roman" w:hAnsi="Times New Roman" w:eastAsia="Times New Roman"/>
+                <w:b w:val="0"/>
+                <w:i w:val="0"/>
+                <w:sz w:val="18"/>
+              </w:rPr>
+              <w:t>animas</w:t>
+            </w:r>
+          </w:p>
+        </w:tc>
+        <w:tc>
+          <w:tcPr>
+            <w:tcW w:type="dxa" w:w="2160"/>
+          </w:tcPr>
+          <w:p>
+            <w:r/>
+            <w:r>
+              <w:rPr>
+                <w:rFonts w:ascii="Times New Roman" w:hAnsi="Times New Roman" w:eastAsia="Times New Roman"/>
+                <w:b w:val="0"/>
+                <w:i w:val="0"/>
+                <w:sz w:val="18"/>
+              </w:rPr>
+              <w:t>3</w:t>
+            </w:r>
+          </w:p>
+        </w:tc>
+        <w:tc>
+          <w:tcPr>
+            <w:tcW w:type="dxa" w:w="2160"/>
+          </w:tcPr>
+          <w:p>
+            <w:r/>
+            <w:r>
+              <w:rPr>
+                <w:rFonts w:ascii="Times New Roman" w:hAnsi="Times New Roman" w:eastAsia="Times New Roman"/>
+                <w:b w:val="0"/>
+                <w:i w:val="0"/>
+                <w:sz w:val="18"/>
+              </w:rPr>
+              <w:t>0.002</w:t>
+            </w:r>
+          </w:p>
+        </w:tc>
+        <w:tc>
+          <w:tcPr>
+            <w:tcW w:type="dxa" w:w="2160"/>
+          </w:tcPr>
+          <w:p>
+            <w:r/>
+            <w:r>
+              <w:rPr>
+                <w:rFonts w:ascii="Times New Roman" w:hAnsi="Times New Roman" w:eastAsia="Times New Roman"/>
+                <w:b w:val="0"/>
+                <w:i w:val="0"/>
+                <w:sz w:val="18"/>
+              </w:rPr>
+              <w:t>0.008</w:t>
+            </w:r>
+          </w:p>
+        </w:tc>
+      </w:tr>
+      <w:tr>
+        <w:tc>
+          <w:tcPr>
+            <w:tcW w:type="dxa" w:w="2160"/>
+          </w:tcPr>
+          <w:p>
+            <w:r/>
+            <w:r>
+              <w:rPr>
+                <w:rFonts w:ascii="Times New Roman" w:hAnsi="Times New Roman" w:eastAsia="Times New Roman"/>
+                <w:b w:val="0"/>
+                <w:i w:val="0"/>
+                <w:sz w:val="18"/>
+              </w:rPr>
+              <w:t>animas</w:t>
+            </w:r>
+          </w:p>
+        </w:tc>
+        <w:tc>
+          <w:tcPr>
+            <w:tcW w:type="dxa" w:w="2160"/>
+          </w:tcPr>
+          <w:p>
+            <w:r/>
+            <w:r>
+              <w:rPr>
+                <w:rFonts w:ascii="Times New Roman" w:hAnsi="Times New Roman" w:eastAsia="Times New Roman"/>
+                <w:b w:val="0"/>
+                <w:i w:val="0"/>
+                <w:sz w:val="18"/>
+              </w:rPr>
+              <w:t>7</w:t>
+            </w:r>
+          </w:p>
+        </w:tc>
+        <w:tc>
+          <w:tcPr>
+            <w:tcW w:type="dxa" w:w="2160"/>
+          </w:tcPr>
+          <w:p>
+            <w:r/>
+            <w:r>
+              <w:rPr>
+                <w:rFonts w:ascii="Times New Roman" w:hAnsi="Times New Roman" w:eastAsia="Times New Roman"/>
+                <w:b w:val="0"/>
+                <w:i w:val="0"/>
+                <w:sz w:val="18"/>
+              </w:rPr>
+              <w:t>0.001</w:t>
+            </w:r>
+          </w:p>
+        </w:tc>
+        <w:tc>
+          <w:tcPr>
+            <w:tcW w:type="dxa" w:w="2160"/>
+          </w:tcPr>
+          <w:p>
+            <w:r/>
+            <w:r>
+              <w:rPr>
+                <w:rFonts w:ascii="Times New Roman" w:hAnsi="Times New Roman" w:eastAsia="Times New Roman"/>
+                <w:b w:val="0"/>
+                <w:i w:val="0"/>
+                <w:sz w:val="18"/>
+              </w:rPr>
+              <w:t>0.005</w:t>
+            </w:r>
+          </w:p>
+        </w:tc>
+      </w:tr>
+      <w:tr>
+        <w:tc>
+          <w:tcPr>
+            <w:tcW w:type="dxa" w:w="2160"/>
+          </w:tcPr>
+          <w:p>
+            <w:r/>
+            <w:r>
+              <w:rPr>
+                <w:rFonts w:ascii="Times New Roman" w:hAnsi="Times New Roman" w:eastAsia="Times New Roman"/>
+                <w:b w:val="0"/>
+                <w:i w:val="0"/>
+                <w:sz w:val="18"/>
+              </w:rPr>
+              <w:t>bow</w:t>
+            </w:r>
+          </w:p>
+        </w:tc>
+        <w:tc>
+          <w:tcPr>
+            <w:tcW w:type="dxa" w:w="2160"/>
+          </w:tcPr>
+          <w:p>
+            <w:r/>
+            <w:r>
+              <w:rPr>
+                <w:rFonts w:ascii="Times New Roman" w:hAnsi="Times New Roman" w:eastAsia="Times New Roman"/>
+                <w:b w:val="0"/>
+                <w:i w:val="0"/>
+                <w:sz w:val="18"/>
+              </w:rPr>
+              <w:t>1</w:t>
+            </w:r>
+          </w:p>
+        </w:tc>
+        <w:tc>
+          <w:tcPr>
+            <w:tcW w:type="dxa" w:w="2160"/>
+          </w:tcPr>
+          <w:p>
+            <w:r/>
+            <w:r>
+              <w:rPr>
+                <w:rFonts w:ascii="Times New Roman" w:hAnsi="Times New Roman" w:eastAsia="Times New Roman"/>
+                <w:b w:val="0"/>
+                <w:i w:val="0"/>
+                <w:sz w:val="18"/>
+              </w:rPr>
+              <w:t>0.000</w:t>
+            </w:r>
+          </w:p>
+        </w:tc>
+        <w:tc>
+          <w:tcPr>
+            <w:tcW w:type="dxa" w:w="2160"/>
+          </w:tcPr>
+          <w:p>
+            <w:r/>
+            <w:r>
+              <w:rPr>
+                <w:rFonts w:ascii="Times New Roman" w:hAnsi="Times New Roman" w:eastAsia="Times New Roman"/>
+                <w:b w:val="0"/>
+                <w:i w:val="0"/>
+                <w:sz w:val="18"/>
+              </w:rPr>
+              <w:t>-0.006</w:t>
+            </w:r>
+          </w:p>
+        </w:tc>
+      </w:tr>
+      <w:tr>
+        <w:tc>
+          <w:tcPr>
+            <w:tcW w:type="dxa" w:w="2160"/>
+          </w:tcPr>
+          <w:p>
+            <w:r/>
+            <w:r>
+              <w:rPr>
+                <w:rFonts w:ascii="Times New Roman" w:hAnsi="Times New Roman" w:eastAsia="Times New Roman"/>
+                <w:b w:val="0"/>
+                <w:i w:val="0"/>
+                <w:sz w:val="18"/>
+              </w:rPr>
+              <w:t>bow</w:t>
+            </w:r>
+          </w:p>
+        </w:tc>
+        <w:tc>
+          <w:tcPr>
+            <w:tcW w:type="dxa" w:w="2160"/>
+          </w:tcPr>
+          <w:p>
+            <w:r/>
+            <w:r>
+              <w:rPr>
+                <w:rFonts w:ascii="Times New Roman" w:hAnsi="Times New Roman" w:eastAsia="Times New Roman"/>
+                <w:b w:val="0"/>
+                <w:i w:val="0"/>
+                <w:sz w:val="18"/>
+              </w:rPr>
+              <w:t>3</w:t>
+            </w:r>
+          </w:p>
+        </w:tc>
+        <w:tc>
+          <w:tcPr>
+            <w:tcW w:type="dxa" w:w="2160"/>
+          </w:tcPr>
+          <w:p>
+            <w:r/>
+            <w:r>
+              <w:rPr>
+                <w:rFonts w:ascii="Times New Roman" w:hAnsi="Times New Roman" w:eastAsia="Times New Roman"/>
+                <w:b w:val="0"/>
+                <w:i w:val="0"/>
+                <w:sz w:val="18"/>
+              </w:rPr>
+              <w:t>-0.009</w:t>
+            </w:r>
+          </w:p>
+        </w:tc>
+        <w:tc>
+          <w:tcPr>
+            <w:tcW w:type="dxa" w:w="2160"/>
+          </w:tcPr>
+          <w:p>
+            <w:r/>
+            <w:r>
+              <w:rPr>
+                <w:rFonts w:ascii="Times New Roman" w:hAnsi="Times New Roman" w:eastAsia="Times New Roman"/>
+                <w:b w:val="0"/>
+                <w:i w:val="0"/>
+                <w:sz w:val="18"/>
+              </w:rPr>
+              <w:t>-0.450</w:t>
+            </w:r>
+          </w:p>
+        </w:tc>
+      </w:tr>
+      <w:tr>
+        <w:tc>
+          <w:tcPr>
+            <w:tcW w:type="dxa" w:w="2160"/>
+          </w:tcPr>
+          <w:p>
+            <w:r/>
+            <w:r>
+              <w:rPr>
+                <w:rFonts w:ascii="Times New Roman" w:hAnsi="Times New Roman" w:eastAsia="Times New Roman"/>
+                <w:b w:val="0"/>
+                <w:i w:val="0"/>
+                <w:sz w:val="18"/>
+              </w:rPr>
+              <w:t>bow</w:t>
+            </w:r>
+          </w:p>
+        </w:tc>
+        <w:tc>
+          <w:tcPr>
+            <w:tcW w:type="dxa" w:w="2160"/>
+          </w:tcPr>
+          <w:p>
+            <w:r/>
+            <w:r>
+              <w:rPr>
+                <w:rFonts w:ascii="Times New Roman" w:hAnsi="Times New Roman" w:eastAsia="Times New Roman"/>
+                <w:b w:val="0"/>
+                <w:i w:val="0"/>
+                <w:sz w:val="18"/>
+              </w:rPr>
+              <w:t>7</w:t>
+            </w:r>
+          </w:p>
+        </w:tc>
+        <w:tc>
+          <w:tcPr>
+            <w:tcW w:type="dxa" w:w="2160"/>
+          </w:tcPr>
+          <w:p>
+            <w:r/>
+            <w:r>
+              <w:rPr>
+                <w:rFonts w:ascii="Times New Roman" w:hAnsi="Times New Roman" w:eastAsia="Times New Roman"/>
+                <w:b w:val="0"/>
+                <w:i w:val="0"/>
+                <w:sz w:val="18"/>
+              </w:rPr>
+              <w:t>0.025</w:t>
+            </w:r>
+          </w:p>
+        </w:tc>
+        <w:tc>
+          <w:tcPr>
+            <w:tcW w:type="dxa" w:w="2160"/>
+          </w:tcPr>
+          <w:p>
+            <w:r/>
+            <w:r>
+              <w:rPr>
+                <w:rFonts w:ascii="Times New Roman" w:hAnsi="Times New Roman" w:eastAsia="Times New Roman"/>
+                <w:b w:val="0"/>
+                <w:i w:val="0"/>
+                <w:sz w:val="18"/>
+              </w:rPr>
+              <w:t>-0.135</w:t>
+            </w:r>
+          </w:p>
+        </w:tc>
+      </w:tr>
+      <w:tr>
+        <w:tc>
+          <w:tcPr>
+            <w:tcW w:type="dxa" w:w="2160"/>
+          </w:tcPr>
+          <w:p>
+            <w:r/>
+            <w:r>
+              <w:rPr>
+                <w:rFonts w:ascii="Times New Roman" w:hAnsi="Times New Roman" w:eastAsia="Times New Roman"/>
+                <w:b w:val="0"/>
+                <w:i w:val="0"/>
+                <w:sz w:val="18"/>
+              </w:rPr>
+              <w:t>verde</w:t>
+            </w:r>
+          </w:p>
+        </w:tc>
+        <w:tc>
+          <w:tcPr>
+            <w:tcW w:type="dxa" w:w="2160"/>
+          </w:tcPr>
+          <w:p>
+            <w:r/>
+            <w:r>
+              <w:rPr>
+                <w:rFonts w:ascii="Times New Roman" w:hAnsi="Times New Roman" w:eastAsia="Times New Roman"/>
+                <w:b w:val="0"/>
+                <w:i w:val="0"/>
+                <w:sz w:val="18"/>
+              </w:rPr>
+              <w:t>1</w:t>
+            </w:r>
+          </w:p>
+        </w:tc>
+        <w:tc>
+          <w:tcPr>
+            <w:tcW w:type="dxa" w:w="2160"/>
+          </w:tcPr>
+          <w:p>
+            <w:r/>
+            <w:r>
+              <w:rPr>
+                <w:rFonts w:ascii="Times New Roman" w:hAnsi="Times New Roman" w:eastAsia="Times New Roman"/>
+                <w:b w:val="0"/>
+                <w:i w:val="0"/>
+                <w:sz w:val="18"/>
+              </w:rPr>
+              <w:t>0.006</w:t>
+            </w:r>
+          </w:p>
+        </w:tc>
+        <w:tc>
+          <w:tcPr>
+            <w:tcW w:type="dxa" w:w="2160"/>
+          </w:tcPr>
+          <w:p>
+            <w:r/>
+            <w:r>
+              <w:rPr>
+                <w:rFonts w:ascii="Times New Roman" w:hAnsi="Times New Roman" w:eastAsia="Times New Roman"/>
+                <w:b w:val="0"/>
+                <w:i w:val="0"/>
+                <w:sz w:val="18"/>
+              </w:rPr>
+              <w:t>-0.032</w:t>
+            </w:r>
+          </w:p>
+        </w:tc>
+      </w:tr>
+      <w:tr>
+        <w:tc>
+          <w:tcPr>
+            <w:tcW w:type="dxa" w:w="2160"/>
+          </w:tcPr>
+          <w:p>
+            <w:r/>
+            <w:r>
+              <w:rPr>
+                <w:rFonts w:ascii="Times New Roman" w:hAnsi="Times New Roman" w:eastAsia="Times New Roman"/>
+                <w:b w:val="0"/>
+                <w:i w:val="0"/>
+                <w:sz w:val="18"/>
+              </w:rPr>
+              <w:t>verde</w:t>
+            </w:r>
+          </w:p>
+        </w:tc>
+        <w:tc>
+          <w:tcPr>
+            <w:tcW w:type="dxa" w:w="2160"/>
+          </w:tcPr>
+          <w:p>
+            <w:r/>
+            <w:r>
+              <w:rPr>
+                <w:rFonts w:ascii="Times New Roman" w:hAnsi="Times New Roman" w:eastAsia="Times New Roman"/>
+                <w:b w:val="0"/>
+                <w:i w:val="0"/>
+                <w:sz w:val="18"/>
+              </w:rPr>
+              <w:t>3</w:t>
+            </w:r>
+          </w:p>
+        </w:tc>
+        <w:tc>
+          <w:tcPr>
+            <w:tcW w:type="dxa" w:w="2160"/>
+          </w:tcPr>
+          <w:p>
+            <w:r/>
+            <w:r>
+              <w:rPr>
+                <w:rFonts w:ascii="Times New Roman" w:hAnsi="Times New Roman" w:eastAsia="Times New Roman"/>
+                <w:b w:val="0"/>
+                <w:i w:val="0"/>
+                <w:sz w:val="18"/>
+              </w:rPr>
+              <w:t>0.075</w:t>
+            </w:r>
+          </w:p>
+        </w:tc>
+        <w:tc>
+          <w:tcPr>
+            <w:tcW w:type="dxa" w:w="2160"/>
+          </w:tcPr>
+          <w:p>
+            <w:r/>
+            <w:r>
+              <w:rPr>
+                <w:rFonts w:ascii="Times New Roman" w:hAnsi="Times New Roman" w:eastAsia="Times New Roman"/>
+                <w:b w:val="0"/>
+                <w:i w:val="0"/>
+                <w:sz w:val="18"/>
+              </w:rPr>
+              <w:t>0.271</w:t>
+            </w:r>
+          </w:p>
+        </w:tc>
+      </w:tr>
+      <w:tr>
+        <w:tc>
+          <w:tcPr>
+            <w:tcW w:type="dxa" w:w="2160"/>
+          </w:tcPr>
+          <w:p>
+            <w:r/>
+            <w:r>
+              <w:rPr>
+                <w:rFonts w:ascii="Times New Roman" w:hAnsi="Times New Roman" w:eastAsia="Times New Roman"/>
+                <w:b w:val="0"/>
+                <w:i w:val="0"/>
+                <w:sz w:val="18"/>
+              </w:rPr>
+              <w:t>verde</w:t>
+            </w:r>
+          </w:p>
+        </w:tc>
+        <w:tc>
+          <w:tcPr>
+            <w:tcW w:type="dxa" w:w="2160"/>
+          </w:tcPr>
+          <w:p>
+            <w:r/>
+            <w:r>
+              <w:rPr>
+                <w:rFonts w:ascii="Times New Roman" w:hAnsi="Times New Roman" w:eastAsia="Times New Roman"/>
+                <w:b w:val="0"/>
+                <w:i w:val="0"/>
+                <w:sz w:val="18"/>
+              </w:rPr>
+              <w:t>7</w:t>
+            </w:r>
+          </w:p>
+        </w:tc>
+        <w:tc>
+          <w:tcPr>
+            <w:tcW w:type="dxa" w:w="2160"/>
+          </w:tcPr>
+          <w:p>
+            <w:r/>
+            <w:r>
+              <w:rPr>
+                <w:rFonts w:ascii="Times New Roman" w:hAnsi="Times New Roman" w:eastAsia="Times New Roman"/>
+                <w:b w:val="0"/>
+                <w:i w:val="0"/>
+                <w:sz w:val="18"/>
+              </w:rPr>
+              <w:t>0.067</w:t>
+            </w:r>
+          </w:p>
+        </w:tc>
+        <w:tc>
+          <w:tcPr>
+            <w:tcW w:type="dxa" w:w="2160"/>
+          </w:tcPr>
+          <w:p>
+            <w:r/>
+            <w:r>
+              <w:rPr>
+                <w:rFonts w:ascii="Times New Roman" w:hAnsi="Times New Roman" w:eastAsia="Times New Roman"/>
+                <w:b w:val="0"/>
+                <w:i w:val="0"/>
+                <w:sz w:val="18"/>
+              </w:rPr>
+              <w:t>0.139</w:t>
+            </w:r>
+          </w:p>
+        </w:tc>
+      </w:tr>
+    </w:tbl>
+    <w:p>
+      <w:pPr>
+        <w:spacing w:before="80" w:after="200"/>
+        <w:jc w:val="center"/>
+      </w:pPr>
+      <w:r>
+        <w:rPr>
+          <w:rFonts w:ascii="Times New Roman" w:hAnsi="Times New Roman" w:eastAsia="Times New Roman"/>
+          <w:b w:val="0"/>
+          <w:i w:val="0"/>
+          <w:sz w:val="20"/>
+        </w:rPr>
+        <w:t>Table 2e. Architecture-free precipitation ceiling (OLS) versus XGBoost. Snowmelt (Animas, Bow) remains ~0 for OLS; XGB Bow 3-day degradation is overfitting.</w:t>
+      </w:r>
+    </w:p>
+    <w:p>
+      <w:pPr>
+        <w:spacing w:line="480" w:lineRule="auto"/>
+        <w:ind w:firstLine="360"/>
+      </w:pPr>
+      <w:r>
+        <w:rPr>
+          <w:rFonts w:ascii="Times New Roman" w:hAnsi="Times New Roman" w:eastAsia="Times New Roman"/>
+          <w:b w:val="0"/>
+          <w:i w:val="0"/>
+          <w:sz w:val="22"/>
+        </w:rPr>
+        <w:t>Bow test-window ice flags are 15% of days. Open-water P90 CSI equals the all-day CSI (0.886); all 74 P90 events fall on ice-free days.</w:t>
       </w:r>
     </w:p>
     <w:p>
@@ -1541,7 +7670,7 @@
           <w:i w:val="0"/>
           <w:sz w:val="22"/>
         </w:rPr>
-        <w:t>Lead-1 Transformer RMSE is 3.876 µmol kg⁻¹ (skill versus climatology 0.465; F1 0.741). At two months the hybrid (5.083) matches climatology (5.228) while the standalone Transformer (5.832) is worse than climatology. At three months the Transformer is unusable; the hybrid collapses to climatology. Argo- or station-column oxygen history raises lead-1 RMSE by about 35%. Physical drivers help mid-lead hybrid skill relative to oxygen-only history; they do not prevent climatology takeover.</w:t>
+        <w:t>Lead-1 Transformer RMSE is 3.876 µmol kg⁻¹ (skill versus climatology 0.465; low-tail F1 0.741). At two months the hybrid (5.083) matches climatology (5.228) while the standalone Transformer (5.832) is worse than climatology. At three months the Transformer is unusable; the hybrid collapses to climatology. Argo- or station-column oxygen history raises lead-1 RMSE by about 35%. Physical drivers help mid-lead hybrid skill relative to oxygen-only history; they do not prevent climatology takeover. Seasonal test counts (JJAS n=8, DJF n=5) are not used as main claims.</w:t>
       </w:r>
     </w:p>
     <w:tbl>
@@ -1640,7 +7769,7 @@
                 <w:i w:val="0"/>
                 <w:sz w:val="18"/>
               </w:rPr>
-              <w:t>Hypoxia F1</w:t>
+              <w:t>Low-tail F1</w:t>
             </w:r>
           </w:p>
         </w:tc>
@@ -2923,7 +9052,7 @@
           <w:i w:val="0"/>
           <w:sz w:val="20"/>
         </w:rPr>
-        <w:t>Table 3. East China Sea shelf oxygen multi-lead scores (µmol kg⁻¹ RMSE).</w:t>
+        <w:t>Table 3. East China Sea shelf oxygen multi-lead scores (µmol kg⁻¹ RMSE). Low-tail events are the training 10th percentile (195 µmol kg⁻¹), not hypoxia &lt;60.</w:t>
       </w:r>
     </w:p>
     <w:p>
@@ -3284,7 +9413,7 @@
       <w:r>
         <w:drawing>
           <wp:inline xmlns:a="http://schemas.openxmlformats.org/drawingml/2006/main" xmlns:pic="http://schemas.openxmlformats.org/drawingml/2006/picture">
-            <wp:extent cx="5760720" cy="4193860"/>
+            <wp:extent cx="5760720" cy="4216487"/>
             <wp:docPr id="1" name="Picture 1"/>
             <wp:cNvGraphicFramePr>
               <a:graphicFrameLocks noChangeAspect="1"/>
@@ -3305,7 +9434,7 @@
                   <pic:spPr>
                     <a:xfrm>
                       <a:off x="0" y="0"/>
-                      <a:ext cx="5760720" cy="4193860"/>
+                      <a:ext cx="5760720" cy="4216487"/>
                     </a:xfrm>
                     <a:prstGeom prst="rect"/>
                   </pic:spPr>
@@ -3328,7 +9457,223 @@
           <w:i w:val="0"/>
           <w:sz w:val="20"/>
         </w:rPr>
-        <w:t>Fig. 1. Information-value protocol. (a) Climate-conditional gauge ΔNSE. (b) P90 flood CSI versus lead. (c) Oxygen RMSE versus lead. (d) Oracle precipitation ceiling.</w:t>
+        <w:t>Fig. 1. Information-value protocol. (a) Climate-conditional gauge ΔNSE. (b) One-day NSE by model class. (c) Oxygen RMSE versus lead. (d) Operational GFS QPF versus oracle precipitation (Potomac 2024).</w:t>
+      </w:r>
+    </w:p>
+    <w:p>
+      <w:pPr>
+        <w:jc w:val="center"/>
+      </w:pPr>
+      <w:r>
+        <w:drawing>
+          <wp:inline xmlns:a="http://schemas.openxmlformats.org/drawingml/2006/main" xmlns:pic="http://schemas.openxmlformats.org/drawingml/2006/picture">
+            <wp:extent cx="4754880" cy="2880485"/>
+            <wp:docPr id="2" name="Picture 2"/>
+            <wp:cNvGraphicFramePr>
+              <a:graphicFrameLocks noChangeAspect="1"/>
+            </wp:cNvGraphicFramePr>
+            <a:graphic>
+              <a:graphicData uri="http://schemas.openxmlformats.org/drawingml/2006/picture">
+                <pic:pic>
+                  <pic:nvPicPr>
+                    <pic:cNvPr id="0" name="fig_verde_model_class.png"/>
+                    <pic:cNvPicPr/>
+                  </pic:nvPicPr>
+                  <pic:blipFill>
+                    <a:blip r:embed="rId10"/>
+                    <a:stretch>
+                      <a:fillRect/>
+                    </a:stretch>
+                  </pic:blipFill>
+                  <pic:spPr>
+                    <a:xfrm>
+                      <a:off x="0" y="0"/>
+                      <a:ext cx="4754880" cy="2880485"/>
+                    </a:xfrm>
+                    <a:prstGeom prst="rect"/>
+                  </pic:spPr>
+                </pic:pic>
+              </a:graphicData>
+            </a:graphic>
+          </wp:inline>
+        </w:drawing>
+      </w:r>
+    </w:p>
+    <w:p>
+      <w:pPr>
+        <w:spacing w:before="80" w:after="200"/>
+        <w:jc w:val="center"/>
+      </w:pPr>
+      <w:r>
+        <w:rPr>
+          <w:rFonts w:ascii="Times New Roman" w:hAnsi="Times New Roman" w:eastAsia="Times New Roman"/>
+          <w:b w:val="0"/>
+          <w:i w:val="0"/>
+          <w:sz w:val="20"/>
+        </w:rPr>
+        <w:t>Fig. 2. Semi-arid Verde: XGBoost wins at 1 day and collapses at 3–7 days.</w:t>
+      </w:r>
+    </w:p>
+    <w:p>
+      <w:pPr>
+        <w:jc w:val="center"/>
+      </w:pPr>
+      <w:r>
+        <w:drawing>
+          <wp:inline xmlns:a="http://schemas.openxmlformats.org/drawingml/2006/main" xmlns:pic="http://schemas.openxmlformats.org/drawingml/2006/picture">
+            <wp:extent cx="5760720" cy="2160702"/>
+            <wp:docPr id="3" name="Picture 3"/>
+            <wp:cNvGraphicFramePr>
+              <a:graphicFrameLocks noChangeAspect="1"/>
+            </wp:cNvGraphicFramePr>
+            <a:graphic>
+              <a:graphicData uri="http://schemas.openxmlformats.org/drawingml/2006/picture">
+                <pic:pic>
+                  <pic:nvPicPr>
+                    <pic:cNvPr id="0" name="fig_climate_event_ceiling.png"/>
+                    <pic:cNvPicPr/>
+                  </pic:nvPicPr>
+                  <pic:blipFill>
+                    <a:blip r:embed="rId11"/>
+                    <a:stretch>
+                      <a:fillRect/>
+                    </a:stretch>
+                  </pic:blipFill>
+                  <pic:spPr>
+                    <a:xfrm>
+                      <a:off x="0" y="0"/>
+                      <a:ext cx="5760720" cy="2160702"/>
+                    </a:xfrm>
+                    <a:prstGeom prst="rect"/>
+                  </pic:spPr>
+                </pic:pic>
+              </a:graphicData>
+            </a:graphic>
+          </wp:inline>
+        </w:drawing>
+      </w:r>
+    </w:p>
+    <w:p>
+      <w:pPr>
+        <w:spacing w:before="80" w:after="200"/>
+        <w:jc w:val="center"/>
+      </w:pPr>
+      <w:r>
+        <w:rPr>
+          <w:rFonts w:ascii="Times New Roman" w:hAnsi="Times New Roman" w:eastAsia="Times New Roman"/>
+          <w:b w:val="0"/>
+          <w:i w:val="0"/>
+          <w:sz w:val="20"/>
+        </w:rPr>
+        <w:t>Fig. 3. Climate-band protocol completion with XGBoost. (a) One-day P90 CSI. Verde routing CSI is below persistence despite competitive NSE. (b) Oracle precipitation ΔNSE: large at 3–7 days except snowmelt Animas (~0).</w:t>
+      </w:r>
+    </w:p>
+    <w:p>
+      <w:pPr>
+        <w:jc w:val="center"/>
+      </w:pPr>
+      <w:r>
+        <w:drawing>
+          <wp:inline xmlns:a="http://schemas.openxmlformats.org/drawingml/2006/main" xmlns:pic="http://schemas.openxmlformats.org/drawingml/2006/picture">
+            <wp:extent cx="5486400" cy="2072640"/>
+            <wp:docPr id="4" name="Picture 4"/>
+            <wp:cNvGraphicFramePr>
+              <a:graphicFrameLocks noChangeAspect="1"/>
+            </wp:cNvGraphicFramePr>
+            <a:graphic>
+              <a:graphicData uri="http://schemas.openxmlformats.org/drawingml/2006/picture">
+                <pic:pic>
+                  <pic:nvPicPr>
+                    <pic:cNvPr id="0" name="fig_bow_transfer.png"/>
+                    <pic:cNvPicPr/>
+                  </pic:nvPicPr>
+                  <pic:blipFill>
+                    <a:blip r:embed="rId12"/>
+                    <a:stretch>
+                      <a:fillRect/>
+                    </a:stretch>
+                  </pic:blipFill>
+                  <pic:spPr>
+                    <a:xfrm>
+                      <a:off x="0" y="0"/>
+                      <a:ext cx="5486400" cy="2072640"/>
+                    </a:xfrm>
+                    <a:prstGeom prst="rect"/>
+                  </pic:spPr>
+                </pic:pic>
+              </a:graphicData>
+            </a:graphic>
+          </wp:inline>
+        </w:drawing>
+      </w:r>
+    </w:p>
+    <w:p>
+      <w:pPr>
+        <w:spacing w:before="80" w:after="200"/>
+        <w:jc w:val="center"/>
+      </w:pPr>
+      <w:r>
+        <w:rPr>
+          <w:rFonts w:ascii="Times New Roman" w:hAnsi="Times New Roman" w:eastAsia="Times New Roman"/>
+          <w:b w:val="0"/>
+          <w:i w:val="0"/>
+          <w:sz w:val="20"/>
+        </w:rPr>
+        <w:t>Fig. 4. Non-US transfer, Bow River at Calgary. (a) Routing saturates 1-day NSE. (b) XGBoost oracle is a sensitivity; the protocol ceiling is OLS (Fig. 5).</w:t>
+      </w:r>
+    </w:p>
+    <w:p>
+      <w:pPr>
+        <w:jc w:val="center"/>
+      </w:pPr>
+      <w:r>
+        <w:drawing>
+          <wp:inline xmlns:a="http://schemas.openxmlformats.org/drawingml/2006/main" xmlns:pic="http://schemas.openxmlformats.org/drawingml/2006/picture">
+            <wp:extent cx="5120640" cy="2809257"/>
+            <wp:docPr id="5" name="Picture 5"/>
+            <wp:cNvGraphicFramePr>
+              <a:graphicFrameLocks noChangeAspect="1"/>
+            </wp:cNvGraphicFramePr>
+            <a:graphic>
+              <a:graphicData uri="http://schemas.openxmlformats.org/drawingml/2006/picture">
+                <pic:pic>
+                  <pic:nvPicPr>
+                    <pic:cNvPr id="0" name="fig_oracle_linear_vs_xgb.png"/>
+                    <pic:cNvPicPr/>
+                  </pic:nvPicPr>
+                  <pic:blipFill>
+                    <a:blip r:embed="rId13"/>
+                    <a:stretch>
+                      <a:fillRect/>
+                    </a:stretch>
+                  </pic:blipFill>
+                  <pic:spPr>
+                    <a:xfrm>
+                      <a:off x="0" y="0"/>
+                      <a:ext cx="5120640" cy="2809257"/>
+                    </a:xfrm>
+                    <a:prstGeom prst="rect"/>
+                  </pic:spPr>
+                </pic:pic>
+              </a:graphicData>
+            </a:graphic>
+          </wp:inline>
+        </w:drawing>
+      </w:r>
+    </w:p>
+    <w:p>
+      <w:pPr>
+        <w:spacing w:before="80" w:after="200"/>
+        <w:jc w:val="center"/>
+      </w:pPr>
+      <w:r>
+        <w:rPr>
+          <w:rFonts w:ascii="Times New Roman" w:hAnsi="Times New Roman" w:eastAsia="Times New Roman"/>
+          <w:b w:val="0"/>
+          <w:i w:val="0"/>
+          <w:sz w:val="20"/>
+        </w:rPr>
+        <w:t>Fig. 5. Three-day precipitation ceiling. OLS recovers rain value on Potomac/Verde and ~0 on Animas/Bow; XGBoost overfits on Bow.</w:t>
       </w:r>
     </w:p>
     <w:p>
@@ -3339,7 +9684,7 @@
         <w:drawing>
           <wp:inline xmlns:a="http://schemas.openxmlformats.org/drawingml/2006/main" xmlns:pic="http://schemas.openxmlformats.org/drawingml/2006/picture">
             <wp:extent cx="4389120" cy="2942917"/>
-            <wp:docPr id="2" name="Picture 2"/>
+            <wp:docPr id="6" name="Picture 6"/>
             <wp:cNvGraphicFramePr>
               <a:graphicFrameLocks noChangeAspect="1"/>
             </wp:cNvGraphicFramePr>
@@ -3351,7 +9696,7 @@
                     <pic:cNvPicPr/>
                   </pic:nvPicPr>
                   <pic:blipFill>
-                    <a:blip r:embed="rId10"/>
+                    <a:blip r:embed="rId14"/>
                     <a:stretch>
                       <a:fillRect/>
                     </a:stretch>
@@ -3382,7 +9727,7 @@
           <w:i w:val="0"/>
           <w:sz w:val="20"/>
         </w:rPr>
-        <w:t>Fig. 2. Coastal concentration of oxygen residuals on the development cube.</w:t>
+        <w:t>Fig. 6. Coastal concentration of oxygen residuals on the development cube.</w:t>
       </w:r>
     </w:p>
     <w:p>
@@ -3411,7 +9756,7 @@
           <w:i w:val="0"/>
           <w:sz w:val="22"/>
         </w:rPr>
-        <w:t>The two media share one sentence: learned forecasts add skill only while the limiting input is present. On rivers that input is unsaturated autocorrelation plus usable precipitation foresight; on the shelf it is dense recent oxygen, and even then only near a one-month lead. Reporting only NSE on the Potomac, or only RMSE on a dense oxygen cube, hides both bottlenecks.</w:t>
+        <w:t>The two media share one sentence: learned forecasts add skill only while the limiting input is present. On rivers that input is unsaturated autocorrelation plus usable precipitation foresight; on the shelf it is dense recent oxygen, and even then only near a one-month lead. Reporting only 1-day LSTM NSE on the Potomac, or only RMSE on a dense oxygen cube, hides both bottlenecks.</w:t>
       </w:r>
     </w:p>
     <w:p>
@@ -3426,7 +9771,7 @@
           <w:i w:val="0"/>
           <w:sz w:val="22"/>
         </w:rPr>
-        <w:t>Discharge and oxygen are not trained as one network. The shared object is the protocol. A sister study treats operational missingness as the factor that reverses imputer rankings [9]; this paper treats lead time and missing drivers as the factors that reverse forecast rankings. Limitations include a USGS-centric climate ladder, a WOA-informed oxygen cube, flood CSI from one mid-Atlantic pair, and the absence of GEFS ensemble probabilities.</w:t>
+        <w:t>Discharge and oxygen are not trained as one network. The shared object is the protocol. A sister study treats operational missingness as the factor that reverses imputer rankings [9]; this paper treats lead time and missing drivers as the factors that reverse forecast rankings. Limitations include the absence of a nested Chinese daily-discharge ladder (CAMELS-CN Yellow River gauges are normalized), a Bow record that starts in 2006 and is ice-flagged in winter, a WOA-informed oxygen cube with synthetic anomalies, GFS QPF from the Potomac, LSTM CSI from the Potomac (climate-band and Bow CSI use XGBoost), low-tail oxygen events that are not hypoxia, and the absence of GEFS ensemble probabilities.</w:t>
       </w:r>
     </w:p>
     <w:p>
@@ -3455,7 +9800,7 @@
           <w:i w:val="0"/>
           <w:sz w:val="22"/>
         </w:rPr>
-        <w:t>A four-part information-value protocol—simple baseline, event score, information ceiling, failure locus—yields consistent conclusions on rivers and a shelf oxygen cube without a new architecture. Operational recipes are conditional: routing or a learned next-day flow depending on climate; a Transformer for oxygen at one month and climatology or a hybrid thereafter; never treat dense-history scores as Argo-ready skill.</w:t>
+        <w:t>A four-part information-value protocol—simple baseline, event score, information ceiling, failure locus—yields consistent conclusions on rivers and a shelf oxygen cube without a new architecture. Operational recipes are conditional: routing or XGBoost next-day flow depending on climate, never LSTM-by-default on semi-arid flashy basins; a Transformer for oxygen at one month and climatology or a hybrid thereafter; never treat dense-history scores as Argo-ready skill; never treat raw QPF as oracle rain.</w:t>
       </w:r>
     </w:p>
     <w:p>
@@ -3571,7 +9916,7 @@
           <w:i w:val="0"/>
           <w:sz w:val="22"/>
         </w:rPr>
-        <w:t>Frozen tables and figure sources: https://github.com/Az0998/forecast-information-value (accessed 26 August 2026). Discharge from USGS NWIS; meteorology from Open-Meteo; oxygen cube from WOA / OISST with ERA5-backed wind.</w:t>
+        <w:t>Frozen tables and figure sources: https://github.com/Az0998/forecast-information-value (accessed 28 August 2026). Discharge from USGS NWIS and Water Survey of Canada HYDAT; meteorology from Open-Meteo; oxygen cube from WOA / OISST with ERA5-backed wind.</w:t>
       </w:r>
     </w:p>
     <w:p>
@@ -3600,7 +9945,65 @@
           <w:i w:val="0"/>
           <w:sz w:val="22"/>
         </w:rPr>
-        <w:t>The author thanks the USGS, NOAA WOA/OISST, and Open-Meteo data providers.</w:t>
+        <w:t>The author thanks the USGS, Water Survey of Canada, NOAA WOA/OISST, and Open-Meteo data providers.</w:t>
+      </w:r>
+    </w:p>
+    <w:p>
+      <w:pPr>
+        <w:spacing w:before="240" w:after="120"/>
+      </w:pPr>
+      <w:r>
+        <w:rPr>
+          <w:rFonts w:ascii="Times New Roman" w:hAnsi="Times New Roman" w:eastAsia="Times New Roman"/>
+          <w:b/>
+          <w:i w:val="0"/>
+          <w:sz w:val="24"/>
+        </w:rPr>
+        <w:t>Ethics statement</w:t>
+      </w:r>
+    </w:p>
+    <w:p>
+      <w:pPr>
+        <w:spacing w:line="480" w:lineRule="auto"/>
+        <w:ind w:firstLine="360"/>
+      </w:pPr>
+      <w:r>
+        <w:rPr>
+          <w:rFonts w:ascii="Times New Roman" w:hAnsi="Times New Roman" w:eastAsia="Times New Roman"/>
+          <w:b w:val="0"/>
+          <w:i w:val="0"/>
+          <w:sz w:val="22"/>
+        </w:rPr>
+        <w:t>This study used publicly available hydrometric and ocean-climatology products. No human or animal subjects were involved.</w:t>
+      </w:r>
+    </w:p>
+    <w:p>
+      <w:pPr>
+        <w:spacing w:before="240" w:after="120"/>
+      </w:pPr>
+      <w:r>
+        <w:rPr>
+          <w:rFonts w:ascii="Times New Roman" w:hAnsi="Times New Roman" w:eastAsia="Times New Roman"/>
+          <w:b/>
+          <w:i w:val="0"/>
+          <w:sz w:val="24"/>
+        </w:rPr>
+        <w:t>Declaration of generative AI and AI-assisted technologies in the manuscript preparation process</w:t>
+      </w:r>
+    </w:p>
+    <w:p>
+      <w:pPr>
+        <w:spacing w:line="480" w:lineRule="auto"/>
+        <w:ind w:firstLine="360"/>
+      </w:pPr>
+      <w:r>
+        <w:rPr>
+          <w:rFonts w:ascii="Times New Roman" w:hAnsi="Times New Roman" w:eastAsia="Times New Roman"/>
+          <w:b w:val="0"/>
+          <w:i w:val="0"/>
+          <w:sz w:val="22"/>
+        </w:rPr>
+        <w:t>During the preparation of this work the author used Cursor (an AI-assisted editor) to assemble English prose from locked numerical tables and to check formatting. After using this tool, the author reviewed and edited the content and takes full responsibility for the analyses and interpretations.</w:t>
       </w:r>
     </w:p>
     <w:p>
@@ -3674,7 +10077,7 @@
           <w:i w:val="0"/>
           <w:sz w:val="20"/>
         </w:rPr>
-        <w:t>[4] Morin, J.; et al. Linear routing and lagged upstream discharge as operational references for short-range flow forecasts. (Use the specific routing/regression baseline citation from the hydro-ml-paper methods when copy-editing.)</w:t>
+        <w:t>[4] Cunge, J.A. On the subject of a flood propagation computation method (Muskingum method). J. Hydraul. Res. 1969, 7, 205–230.</w:t>
       </w:r>
     </w:p>
     <w:p>
@@ -3749,7 +10152,7 @@
           <w:i w:val="0"/>
           <w:sz w:val="20"/>
         </w:rPr>
-        <w:t>[9] Zhang, S. Mask-View protocol for operational missingness in aquatic monitoring networks. Companion repository: https://github.com/Az0998/maskview-aquatic-protocol (accessed 26 August 2026).</w:t>
+        <w:t>[9] Zhang, S. Mask-View protocol for operational missingness in aquatic monitoring networks. Companion manuscript in preparation. https://github.com/Az0998/maskview-aquatic-protocol (accessed 28 August 2026).</w:t>
       </w:r>
     </w:p>
     <w:p>
@@ -3869,7 +10272,7 @@
           <w:i w:val="0"/>
           <w:sz w:val="20"/>
         </w:rPr>
-        <w:t>[17] Open-Meteo. Historical weather API, ERA5-backed. https://open-meteo.com (accessed 26 August 2026).</w:t>
+        <w:t>[17] Open-Meteo. Historical weather API, ERA5-backed. https://open-meteo.com (accessed 28 August 2026).</w:t>
       </w:r>
     </w:p>
     <w:p>
@@ -3884,7 +10287,22 @@
           <w:i w:val="0"/>
           <w:sz w:val="20"/>
         </w:rPr>
-        <w:t>[18] USGS. National Water Information System. https://waterdata.usgs.gov (accessed 26 August 2026).</w:t>
+        <w:t>[18] USGS. National Water Information System. https://waterdata.usgs.gov (accessed 28 August 2026).</w:t>
+      </w:r>
+    </w:p>
+    <w:p>
+      <w:pPr>
+        <w:spacing w:after="40"/>
+        <w:ind w:left="360" w:hanging="360"/>
+      </w:pPr>
+      <w:r>
+        <w:rPr>
+          <w:rFonts w:ascii="Times New Roman" w:hAnsi="Times New Roman" w:eastAsia="Times New Roman"/>
+          <w:b w:val="0"/>
+          <w:i w:val="0"/>
+          <w:sz w:val="20"/>
+        </w:rPr>
+        <w:t>[19] Environment and Climate Change Canada. HYDAT hydrometric database, Water Survey of Canada. https://wateroffice.ec.gc.ca (accessed 28 August 2026).</w:t>
       </w:r>
     </w:p>
     <w:sectPr>
